--- a/Documentation/Netgram.docx
+++ b/Documentation/Netgram.docx
@@ -9,6 +9,7 @@
       </w:pPr>
       <w:r>
         <w:rPr>
+          <w:noProof/>
           <w:u w:val="single"/>
         </w:rPr>
         <w:drawing>
@@ -142,9 +143,17 @@
         <w:br w:type="page"/>
       </w:r>
     </w:p>
-    <w:bookmarkStart w:id="3" w:name="_Toc179228358" w:displacedByCustomXml="next"/>
+    <w:bookmarkStart w:id="3" w:name="_Toc181033974" w:displacedByCustomXml="next"/>
     <w:sdt>
       <w:sdtPr>
+        <w:rPr>
+          <w:rFonts w:asciiTheme="minorHAnsi" w:hAnsiTheme="minorHAnsi"/>
+          <w:b w:val="0"/>
+          <w:caps w:val="0"/>
+          <w:spacing w:val="0"/>
+          <w:sz w:val="20"/>
+          <w:szCs w:val="20"/>
+        </w:rPr>
         <w:id w:val="1444571584"/>
         <w:docPartObj>
           <w:docPartGallery w:val="Table of Contents"/>
@@ -154,10 +163,7 @@
       <w:sdtEndPr>
         <w:rPr>
           <w:rFonts w:cs="Arial"/>
-          <w:b w:val="0"/>
           <w:bCs/>
-          <w:caps w:val="0"/>
-          <w:spacing w:val="0"/>
           <w:sz w:val="24"/>
           <w:szCs w:val="24"/>
         </w:rPr>
@@ -212,7 +218,7 @@
             </w:rPr>
             <w:fldChar w:fldCharType="separate"/>
           </w:r>
-          <w:hyperlink w:anchor="_Toc179228358" w:history="1">
+          <w:hyperlink w:anchor="_Toc181033974" w:history="1">
             <w:r>
               <w:rPr>
                 <w:rStyle w:val="Hipervnculo"/>
@@ -239,7 +245,7 @@
                 <w:noProof/>
                 <w:webHidden/>
               </w:rPr>
-              <w:instrText xml:space="preserve"> PAGEREF _Toc179228358 \h </w:instrText>
+              <w:instrText xml:space="preserve"> PAGEREF _Toc181033974 \h </w:instrText>
             </w:r>
             <w:r>
               <w:rPr>
@@ -274,6 +280,7 @@
           <w:pPr>
             <w:pStyle w:val="TDC1"/>
             <w:tabs>
+              <w:tab w:val="left" w:pos="720"/>
               <w:tab w:val="right" w:leader="dot" w:pos="8494"/>
             </w:tabs>
             <w:rPr>
@@ -285,23 +292,55 @@
               <w14:ligatures w14:val="standardContextual"/>
             </w:rPr>
           </w:pPr>
-          <w:hyperlink w:anchor="_Toc179228359" w:history="1">
+          <w:hyperlink w:anchor="_Toc181033975" w:history="1">
             <w:r>
               <w:rPr>
                 <w:rStyle w:val="Hipervnculo"/>
                 <w:noProof/>
               </w:rPr>
-              <w:t>Introduccion</w:t>
-            </w:r>
-            <w:r>
-              <w:rPr>
-                <w:noProof/>
-                <w:webHidden/>
+              <w:t>1.</w:t>
+            </w:r>
+            <w:r>
+              <w:rPr>
+                <w:noProof/>
+                <w:kern w:val="2"/>
+                <w:sz w:val="24"/>
+                <w:szCs w:val="24"/>
+                <w:lang w:eastAsia="es-ES"/>
+                <w14:ligatures w14:val="standardContextual"/>
               </w:rPr>
               <w:tab/>
             </w:r>
             <w:r>
               <w:rPr>
+                <w:rStyle w:val="Hipervnculo"/>
+                <w:noProof/>
+              </w:rPr>
+              <w:t>Intro</w:t>
+            </w:r>
+            <w:r>
+              <w:rPr>
+                <w:rStyle w:val="Hipervnculo"/>
+                <w:noProof/>
+              </w:rPr>
+              <w:t>d</w:t>
+            </w:r>
+            <w:r>
+              <w:rPr>
+                <w:rStyle w:val="Hipervnculo"/>
+                <w:noProof/>
+              </w:rPr>
+              <w:t>uccion</w:t>
+            </w:r>
+            <w:r>
+              <w:rPr>
+                <w:noProof/>
+                <w:webHidden/>
+              </w:rPr>
+              <w:tab/>
+            </w:r>
+            <w:r>
+              <w:rPr>
                 <w:noProof/>
                 <w:webHidden/>
               </w:rPr>
@@ -312,7 +351,7 @@
                 <w:noProof/>
                 <w:webHidden/>
               </w:rPr>
-              <w:instrText xml:space="preserve"> PAGEREF _Toc179228359 \h </w:instrText>
+              <w:instrText xml:space="preserve"> PAGEREF _Toc181033975 \h </w:instrText>
             </w:r>
             <w:r>
               <w:rPr>
@@ -347,6 +386,7 @@
           <w:pPr>
             <w:pStyle w:val="TDC2"/>
             <w:tabs>
+              <w:tab w:val="left" w:pos="960"/>
               <w:tab w:val="right" w:leader="dot" w:pos="8494"/>
             </w:tabs>
             <w:rPr>
@@ -358,12 +398,30 @@
               <w14:ligatures w14:val="standardContextual"/>
             </w:rPr>
           </w:pPr>
-          <w:hyperlink w:anchor="_Toc179228360" w:history="1">
+          <w:hyperlink w:anchor="_Toc181033976" w:history="1">
             <w:r>
               <w:rPr>
                 <w:rStyle w:val="Hipervnculo"/>
                 <w:noProof/>
               </w:rPr>
+              <w:t>1.1.</w:t>
+            </w:r>
+            <w:r>
+              <w:rPr>
+                <w:noProof/>
+                <w:kern w:val="2"/>
+                <w:sz w:val="24"/>
+                <w:szCs w:val="24"/>
+                <w:lang w:eastAsia="es-ES"/>
+                <w14:ligatures w14:val="standardContextual"/>
+              </w:rPr>
+              <w:tab/>
+            </w:r>
+            <w:r>
+              <w:rPr>
+                <w:rStyle w:val="Hipervnculo"/>
+                <w:noProof/>
+              </w:rPr>
               <w:t>Descripcion</w:t>
             </w:r>
             <w:r>
@@ -385,7 +443,7 @@
                 <w:noProof/>
                 <w:webHidden/>
               </w:rPr>
-              <w:instrText xml:space="preserve"> PAGEREF _Toc179228360 \h </w:instrText>
+              <w:instrText xml:space="preserve"> PAGEREF _Toc181033976 \h </w:instrText>
             </w:r>
             <w:r>
               <w:rPr>
@@ -420,6 +478,7 @@
           <w:pPr>
             <w:pStyle w:val="TDC3"/>
             <w:tabs>
+              <w:tab w:val="left" w:pos="1200"/>
               <w:tab w:val="right" w:leader="dot" w:pos="8494"/>
             </w:tabs>
             <w:rPr>
@@ -431,10 +490,29 @@
               <w14:ligatures w14:val="standardContextual"/>
             </w:rPr>
           </w:pPr>
-          <w:hyperlink w:anchor="_Toc179228361" w:history="1">
+          <w:hyperlink w:anchor="_Toc181033977" w:history="1">
             <w:r>
               <w:rPr>
                 <w:rStyle w:val="Hipervnculo"/>
+                <w:i/>
+                <w:noProof/>
+              </w:rPr>
+              <w:t>1.1.1.</w:t>
+            </w:r>
+            <w:r>
+              <w:rPr>
+                <w:noProof/>
+                <w:kern w:val="2"/>
+                <w:sz w:val="24"/>
+                <w:szCs w:val="24"/>
+                <w:lang w:eastAsia="es-ES"/>
+                <w14:ligatures w14:val="standardContextual"/>
+              </w:rPr>
+              <w:tab/>
+            </w:r>
+            <w:r>
+              <w:rPr>
+                <w:rStyle w:val="Hipervnculo"/>
                 <w:noProof/>
               </w:rPr>
               <w:t>Objetivo del PFC</w:t>
@@ -458,7 +536,7 @@
                 <w:noProof/>
                 <w:webHidden/>
               </w:rPr>
-              <w:instrText xml:space="preserve"> PAGEREF _Toc179228361 \h </w:instrText>
+              <w:instrText xml:space="preserve"> PAGEREF _Toc181033977 \h </w:instrText>
             </w:r>
             <w:r>
               <w:rPr>
@@ -493,6 +571,7 @@
           <w:pPr>
             <w:pStyle w:val="TDC3"/>
             <w:tabs>
+              <w:tab w:val="left" w:pos="1200"/>
               <w:tab w:val="right" w:leader="dot" w:pos="8494"/>
             </w:tabs>
             <w:rPr>
@@ -504,10 +583,29 @@
               <w14:ligatures w14:val="standardContextual"/>
             </w:rPr>
           </w:pPr>
-          <w:hyperlink w:anchor="_Toc179228362" w:history="1">
+          <w:hyperlink w:anchor="_Toc181033978" w:history="1">
             <w:r>
               <w:rPr>
                 <w:rStyle w:val="Hipervnculo"/>
+                <w:i/>
+                <w:noProof/>
+              </w:rPr>
+              <w:t>1.1.2.</w:t>
+            </w:r>
+            <w:r>
+              <w:rPr>
+                <w:noProof/>
+                <w:kern w:val="2"/>
+                <w:sz w:val="24"/>
+                <w:szCs w:val="24"/>
+                <w:lang w:eastAsia="es-ES"/>
+                <w14:ligatures w14:val="standardContextual"/>
+              </w:rPr>
+              <w:tab/>
+            </w:r>
+            <w:r>
+              <w:rPr>
+                <w:rStyle w:val="Hipervnculo"/>
                 <w:noProof/>
               </w:rPr>
               <w:t>Funcionalidad</w:t>
@@ -531,7 +629,7 @@
                 <w:noProof/>
                 <w:webHidden/>
               </w:rPr>
-              <w:instrText xml:space="preserve"> PAGEREF _Toc179228362 \h </w:instrText>
+              <w:instrText xml:space="preserve"> PAGEREF _Toc181033978 \h </w:instrText>
             </w:r>
             <w:r>
               <w:rPr>
@@ -566,6 +664,7 @@
           <w:pPr>
             <w:pStyle w:val="TDC3"/>
             <w:tabs>
+              <w:tab w:val="left" w:pos="1200"/>
               <w:tab w:val="right" w:leader="dot" w:pos="8494"/>
             </w:tabs>
             <w:rPr>
@@ -577,11 +676,31 @@
               <w14:ligatures w14:val="standardContextual"/>
             </w:rPr>
           </w:pPr>
-          <w:hyperlink w:anchor="_Toc179228363" w:history="1">
+          <w:hyperlink w:anchor="_Toc181033979" w:history="1">
             <w:r>
               <w:rPr>
                 <w:rStyle w:val="Hipervnculo"/>
                 <w:rFonts w:cs="Arial"/>
+                <w:i/>
+                <w:noProof/>
+              </w:rPr>
+              <w:t>1.1.3.</w:t>
+            </w:r>
+            <w:r>
+              <w:rPr>
+                <w:noProof/>
+                <w:kern w:val="2"/>
+                <w:sz w:val="24"/>
+                <w:szCs w:val="24"/>
+                <w:lang w:eastAsia="es-ES"/>
+                <w14:ligatures w14:val="standardContextual"/>
+              </w:rPr>
+              <w:tab/>
+            </w:r>
+            <w:r>
+              <w:rPr>
+                <w:rStyle w:val="Hipervnculo"/>
+                <w:rFonts w:cs="Arial"/>
                 <w:noProof/>
               </w:rPr>
               <w:t>Tecnologías que se van a utilizar.</w:t>
@@ -605,7 +724,7 @@
                 <w:noProof/>
                 <w:webHidden/>
               </w:rPr>
-              <w:instrText xml:space="preserve"> PAGEREF _Toc179228363 \h </w:instrText>
+              <w:instrText xml:space="preserve"> PAGEREF _Toc181033979 \h </w:instrText>
             </w:r>
             <w:r>
               <w:rPr>
@@ -640,6 +759,7 @@
           <w:pPr>
             <w:pStyle w:val="TDC2"/>
             <w:tabs>
+              <w:tab w:val="left" w:pos="960"/>
               <w:tab w:val="right" w:leader="dot" w:pos="8494"/>
             </w:tabs>
             <w:rPr>
@@ -651,7 +771,7 @@
               <w14:ligatures w14:val="standardContextual"/>
             </w:rPr>
           </w:pPr>
-          <w:hyperlink w:anchor="_Toc179228364" w:history="1">
+          <w:hyperlink w:anchor="_Toc181033980" w:history="1">
             <w:r>
               <w:rPr>
                 <w:rStyle w:val="Hipervnculo"/>
@@ -659,6 +779,26 @@
                 <w:iCs/>
                 <w:noProof/>
               </w:rPr>
+              <w:t>1.2.</w:t>
+            </w:r>
+            <w:r>
+              <w:rPr>
+                <w:noProof/>
+                <w:kern w:val="2"/>
+                <w:sz w:val="24"/>
+                <w:szCs w:val="24"/>
+                <w:lang w:eastAsia="es-ES"/>
+                <w14:ligatures w14:val="standardContextual"/>
+              </w:rPr>
+              <w:tab/>
+            </w:r>
+            <w:r>
+              <w:rPr>
+                <w:rStyle w:val="Hipervnculo"/>
+                <w:rFonts w:cs="Arial"/>
+                <w:iCs/>
+                <w:noProof/>
+              </w:rPr>
               <w:t>Breve motivación del proyecto</w:t>
             </w:r>
             <w:r>
@@ -680,7 +820,7 @@
                 <w:noProof/>
                 <w:webHidden/>
               </w:rPr>
-              <w:instrText xml:space="preserve"> PAGEREF _Toc179228364 \h </w:instrText>
+              <w:instrText xml:space="preserve"> PAGEREF _Toc181033980 \h </w:instrText>
             </w:r>
             <w:r>
               <w:rPr>
@@ -715,6 +855,7 @@
           <w:pPr>
             <w:pStyle w:val="TDC1"/>
             <w:tabs>
+              <w:tab w:val="left" w:pos="720"/>
               <w:tab w:val="right" w:leader="dot" w:pos="8494"/>
             </w:tabs>
             <w:rPr>
@@ -726,12 +867,30 @@
               <w14:ligatures w14:val="standardContextual"/>
             </w:rPr>
           </w:pPr>
-          <w:hyperlink w:anchor="_Toc179228365" w:history="1">
+          <w:hyperlink w:anchor="_Toc181033981" w:history="1">
             <w:r>
               <w:rPr>
                 <w:rStyle w:val="Hipervnculo"/>
                 <w:noProof/>
               </w:rPr>
+              <w:t>2.</w:t>
+            </w:r>
+            <w:r>
+              <w:rPr>
+                <w:noProof/>
+                <w:kern w:val="2"/>
+                <w:sz w:val="24"/>
+                <w:szCs w:val="24"/>
+                <w:lang w:eastAsia="es-ES"/>
+                <w14:ligatures w14:val="standardContextual"/>
+              </w:rPr>
+              <w:tab/>
+            </w:r>
+            <w:r>
+              <w:rPr>
+                <w:rStyle w:val="Hipervnculo"/>
+                <w:noProof/>
+              </w:rPr>
               <w:t>Gestion y organización del proyecto</w:t>
             </w:r>
             <w:r>
@@ -753,7 +912,7 @@
                 <w:noProof/>
                 <w:webHidden/>
               </w:rPr>
-              <w:instrText xml:space="preserve"> PAGEREF _Toc179228365 \h </w:instrText>
+              <w:instrText xml:space="preserve"> PAGEREF _Toc181033981 \h </w:instrText>
             </w:r>
             <w:r>
               <w:rPr>
@@ -773,7 +932,7 @@
                 <w:noProof/>
                 <w:webHidden/>
               </w:rPr>
-              <w:t>3</w:t>
+              <w:t>2</w:t>
             </w:r>
             <w:r>
               <w:rPr>
@@ -788,6 +947,7 @@
           <w:pPr>
             <w:pStyle w:val="TDC2"/>
             <w:tabs>
+              <w:tab w:val="left" w:pos="960"/>
               <w:tab w:val="right" w:leader="dot" w:pos="8494"/>
             </w:tabs>
             <w:rPr>
@@ -799,23 +959,41 @@
               <w14:ligatures w14:val="standardContextual"/>
             </w:rPr>
           </w:pPr>
-          <w:hyperlink w:anchor="_Toc179228366" w:history="1">
+          <w:hyperlink w:anchor="_Toc181033982" w:history="1">
             <w:r>
               <w:rPr>
                 <w:rStyle w:val="Hipervnculo"/>
                 <w:noProof/>
               </w:rPr>
-              <w:t>Planificacion</w:t>
-            </w:r>
-            <w:r>
-              <w:rPr>
-                <w:noProof/>
-                <w:webHidden/>
+              <w:t>2.1.</w:t>
+            </w:r>
+            <w:r>
+              <w:rPr>
+                <w:noProof/>
+                <w:kern w:val="2"/>
+                <w:sz w:val="24"/>
+                <w:szCs w:val="24"/>
+                <w:lang w:eastAsia="es-ES"/>
+                <w14:ligatures w14:val="standardContextual"/>
               </w:rPr>
               <w:tab/>
             </w:r>
             <w:r>
               <w:rPr>
+                <w:rStyle w:val="Hipervnculo"/>
+                <w:noProof/>
+              </w:rPr>
+              <w:t>Metodología de desarrollo</w:t>
+            </w:r>
+            <w:r>
+              <w:rPr>
+                <w:noProof/>
+                <w:webHidden/>
+              </w:rPr>
+              <w:tab/>
+            </w:r>
+            <w:r>
+              <w:rPr>
                 <w:noProof/>
                 <w:webHidden/>
               </w:rPr>
@@ -826,7 +1004,7 @@
                 <w:noProof/>
                 <w:webHidden/>
               </w:rPr>
-              <w:instrText xml:space="preserve"> PAGEREF _Toc179228366 \h </w:instrText>
+              <w:instrText xml:space="preserve"> PAGEREF _Toc181033982 \h </w:instrText>
             </w:r>
             <w:r>
               <w:rPr>
@@ -846,7 +1024,7 @@
                 <w:noProof/>
                 <w:webHidden/>
               </w:rPr>
-              <w:t>3</w:t>
+              <w:t>2</w:t>
             </w:r>
             <w:r>
               <w:rPr>
@@ -859,8 +1037,9 @@
         </w:p>
         <w:p>
           <w:pPr>
-            <w:pStyle w:val="TDC1"/>
+            <w:pStyle w:val="TDC3"/>
             <w:tabs>
+              <w:tab w:val="left" w:pos="1200"/>
               <w:tab w:val="right" w:leader="dot" w:pos="8494"/>
             </w:tabs>
             <w:rPr>
@@ -872,23 +1051,41 @@
               <w14:ligatures w14:val="standardContextual"/>
             </w:rPr>
           </w:pPr>
-          <w:hyperlink w:anchor="_Toc179228367" w:history="1">
+          <w:hyperlink w:anchor="_Toc181033983" w:history="1">
             <w:r>
               <w:rPr>
                 <w:rStyle w:val="Hipervnculo"/>
                 <w:noProof/>
               </w:rPr>
-              <w:t>OBJETIVOS</w:t>
-            </w:r>
-            <w:r>
-              <w:rPr>
-                <w:noProof/>
-                <w:webHidden/>
+              <w:t>2.1.1.</w:t>
+            </w:r>
+            <w:r>
+              <w:rPr>
+                <w:noProof/>
+                <w:kern w:val="2"/>
+                <w:sz w:val="24"/>
+                <w:szCs w:val="24"/>
+                <w:lang w:eastAsia="es-ES"/>
+                <w14:ligatures w14:val="standardContextual"/>
               </w:rPr>
               <w:tab/>
             </w:r>
             <w:r>
               <w:rPr>
+                <w:rStyle w:val="Hipervnculo"/>
+                <w:noProof/>
+              </w:rPr>
+              <w:t>¿QUE ES DEVOPS?</w:t>
+            </w:r>
+            <w:r>
+              <w:rPr>
+                <w:noProof/>
+                <w:webHidden/>
+              </w:rPr>
+              <w:tab/>
+            </w:r>
+            <w:r>
+              <w:rPr>
                 <w:noProof/>
                 <w:webHidden/>
               </w:rPr>
@@ -899,7 +1096,7 @@
                 <w:noProof/>
                 <w:webHidden/>
               </w:rPr>
-              <w:instrText xml:space="preserve"> PAGEREF _Toc179228367 \h </w:instrText>
+              <w:instrText xml:space="preserve"> PAGEREF _Toc181033983 \h </w:instrText>
             </w:r>
             <w:r>
               <w:rPr>
@@ -919,7 +1116,7 @@
                 <w:noProof/>
                 <w:webHidden/>
               </w:rPr>
-              <w:t>5</w:t>
+              <w:t>2</w:t>
             </w:r>
             <w:r>
               <w:rPr>
@@ -932,8 +1129,9 @@
         </w:p>
         <w:p>
           <w:pPr>
-            <w:pStyle w:val="TDC1"/>
+            <w:pStyle w:val="TDC3"/>
             <w:tabs>
+              <w:tab w:val="left" w:pos="1200"/>
               <w:tab w:val="right" w:leader="dot" w:pos="8494"/>
             </w:tabs>
             <w:rPr>
@@ -945,23 +1143,41 @@
               <w14:ligatures w14:val="standardContextual"/>
             </w:rPr>
           </w:pPr>
-          <w:hyperlink w:anchor="_Toc179228368" w:history="1">
+          <w:hyperlink w:anchor="_Toc181033984" w:history="1">
             <w:r>
               <w:rPr>
                 <w:rStyle w:val="Hipervnculo"/>
                 <w:noProof/>
               </w:rPr>
-              <w:t>desarrollo de la aplicación</w:t>
-            </w:r>
-            <w:r>
-              <w:rPr>
-                <w:noProof/>
-                <w:webHidden/>
+              <w:t>2.1.2.</w:t>
+            </w:r>
+            <w:r>
+              <w:rPr>
+                <w:noProof/>
+                <w:kern w:val="2"/>
+                <w:sz w:val="24"/>
+                <w:szCs w:val="24"/>
+                <w:lang w:eastAsia="es-ES"/>
+                <w14:ligatures w14:val="standardContextual"/>
               </w:rPr>
               <w:tab/>
             </w:r>
             <w:r>
               <w:rPr>
+                <w:rStyle w:val="Hipervnculo"/>
+                <w:noProof/>
+              </w:rPr>
+              <w:t>Ventajas de la metodología DevOps</w:t>
+            </w:r>
+            <w:r>
+              <w:rPr>
+                <w:noProof/>
+                <w:webHidden/>
+              </w:rPr>
+              <w:tab/>
+            </w:r>
+            <w:r>
+              <w:rPr>
                 <w:noProof/>
                 <w:webHidden/>
               </w:rPr>
@@ -972,7 +1188,7 @@
                 <w:noProof/>
                 <w:webHidden/>
               </w:rPr>
-              <w:instrText xml:space="preserve"> PAGEREF _Toc179228368 \h </w:instrText>
+              <w:instrText xml:space="preserve"> PAGEREF _Toc181033984 \h </w:instrText>
             </w:r>
             <w:r>
               <w:rPr>
@@ -992,7 +1208,7 @@
                 <w:noProof/>
                 <w:webHidden/>
               </w:rPr>
-              <w:t>6</w:t>
+              <w:t>2</w:t>
             </w:r>
             <w:r>
               <w:rPr>
@@ -1005,8 +1221,9 @@
         </w:p>
         <w:p>
           <w:pPr>
-            <w:pStyle w:val="TDC2"/>
+            <w:pStyle w:val="TDC3"/>
             <w:tabs>
+              <w:tab w:val="left" w:pos="1200"/>
               <w:tab w:val="right" w:leader="dot" w:pos="8494"/>
             </w:tabs>
             <w:rPr>
@@ -1018,23 +1235,41 @@
               <w14:ligatures w14:val="standardContextual"/>
             </w:rPr>
           </w:pPr>
-          <w:hyperlink w:anchor="_Toc179228369" w:history="1">
+          <w:hyperlink w:anchor="_Toc181033985" w:history="1">
             <w:r>
               <w:rPr>
                 <w:rStyle w:val="Hipervnculo"/>
                 <w:noProof/>
               </w:rPr>
-              <w:t>Análisis: requisitos.</w:t>
-            </w:r>
-            <w:r>
-              <w:rPr>
-                <w:noProof/>
-                <w:webHidden/>
+              <w:t>2.1.3.</w:t>
+            </w:r>
+            <w:r>
+              <w:rPr>
+                <w:noProof/>
+                <w:kern w:val="2"/>
+                <w:sz w:val="24"/>
+                <w:szCs w:val="24"/>
+                <w:lang w:eastAsia="es-ES"/>
+                <w14:ligatures w14:val="standardContextual"/>
               </w:rPr>
               <w:tab/>
             </w:r>
             <w:r>
               <w:rPr>
+                <w:rStyle w:val="Hipervnculo"/>
+                <w:noProof/>
+              </w:rPr>
+              <w:t>la cultura de devops</w:t>
+            </w:r>
+            <w:r>
+              <w:rPr>
+                <w:noProof/>
+                <w:webHidden/>
+              </w:rPr>
+              <w:tab/>
+            </w:r>
+            <w:r>
+              <w:rPr>
                 <w:noProof/>
                 <w:webHidden/>
               </w:rPr>
@@ -1045,7 +1280,7 @@
                 <w:noProof/>
                 <w:webHidden/>
               </w:rPr>
-              <w:instrText xml:space="preserve"> PAGEREF _Toc179228369 \h </w:instrText>
+              <w:instrText xml:space="preserve"> PAGEREF _Toc181033985 \h </w:instrText>
             </w:r>
             <w:r>
               <w:rPr>
@@ -1065,7 +1300,7 @@
                 <w:noProof/>
                 <w:webHidden/>
               </w:rPr>
-              <w:t>6</w:t>
+              <w:t>2</w:t>
             </w:r>
             <w:r>
               <w:rPr>
@@ -1080,6 +1315,7 @@
           <w:pPr>
             <w:pStyle w:val="TDC2"/>
             <w:tabs>
+              <w:tab w:val="left" w:pos="960"/>
               <w:tab w:val="right" w:leader="dot" w:pos="8494"/>
             </w:tabs>
             <w:rPr>
@@ -1091,23 +1327,41 @@
               <w14:ligatures w14:val="standardContextual"/>
             </w:rPr>
           </w:pPr>
-          <w:hyperlink w:anchor="_Toc179228370" w:history="1">
+          <w:hyperlink w:anchor="_Toc181033986" w:history="1">
             <w:r>
               <w:rPr>
                 <w:rStyle w:val="Hipervnculo"/>
                 <w:noProof/>
               </w:rPr>
-              <w:t>Diseño: arquitectura</w:t>
-            </w:r>
-            <w:r>
-              <w:rPr>
-                <w:noProof/>
-                <w:webHidden/>
+              <w:t>2.2.</w:t>
+            </w:r>
+            <w:r>
+              <w:rPr>
+                <w:noProof/>
+                <w:kern w:val="2"/>
+                <w:sz w:val="24"/>
+                <w:szCs w:val="24"/>
+                <w:lang w:eastAsia="es-ES"/>
+                <w14:ligatures w14:val="standardContextual"/>
               </w:rPr>
               <w:tab/>
             </w:r>
             <w:r>
               <w:rPr>
+                <w:rStyle w:val="Hipervnculo"/>
+                <w:noProof/>
+              </w:rPr>
+              <w:t>Planificacion</w:t>
+            </w:r>
+            <w:r>
+              <w:rPr>
+                <w:noProof/>
+                <w:webHidden/>
+              </w:rPr>
+              <w:tab/>
+            </w:r>
+            <w:r>
+              <w:rPr>
                 <w:noProof/>
                 <w:webHidden/>
               </w:rPr>
@@ -1118,7 +1372,7 @@
                 <w:noProof/>
                 <w:webHidden/>
               </w:rPr>
-              <w:instrText xml:space="preserve"> PAGEREF _Toc179228370 \h </w:instrText>
+              <w:instrText xml:space="preserve"> PAGEREF _Toc181033986 \h </w:instrText>
             </w:r>
             <w:r>
               <w:rPr>
@@ -1138,7 +1392,7 @@
                 <w:noProof/>
                 <w:webHidden/>
               </w:rPr>
-              <w:t>7</w:t>
+              <w:t>3</w:t>
             </w:r>
             <w:r>
               <w:rPr>
@@ -1151,7 +1405,481 @@
         </w:p>
         <w:p>
           <w:pPr>
-            <w:spacing w:line="360" w:lineRule="auto"/>
+            <w:pStyle w:val="TDC2"/>
+            <w:tabs>
+              <w:tab w:val="left" w:pos="960"/>
+              <w:tab w:val="right" w:leader="dot" w:pos="8494"/>
+            </w:tabs>
+            <w:rPr>
+              <w:noProof/>
+              <w:kern w:val="2"/>
+              <w:sz w:val="24"/>
+              <w:szCs w:val="24"/>
+              <w:lang w:eastAsia="es-ES"/>
+              <w14:ligatures w14:val="standardContextual"/>
+            </w:rPr>
+          </w:pPr>
+          <w:hyperlink w:anchor="_Toc181033987" w:history="1">
+            <w:r>
+              <w:rPr>
+                <w:rStyle w:val="Hipervnculo"/>
+                <w:noProof/>
+              </w:rPr>
+              <w:t>2.3.</w:t>
+            </w:r>
+            <w:r>
+              <w:rPr>
+                <w:noProof/>
+                <w:kern w:val="2"/>
+                <w:sz w:val="24"/>
+                <w:szCs w:val="24"/>
+                <w:lang w:eastAsia="es-ES"/>
+                <w14:ligatures w14:val="standardContextual"/>
+              </w:rPr>
+              <w:tab/>
+            </w:r>
+            <w:r>
+              <w:rPr>
+                <w:rStyle w:val="Hipervnculo"/>
+                <w:noProof/>
+              </w:rPr>
+              <w:t>Ciclo de vida</w:t>
+            </w:r>
+            <w:r>
+              <w:rPr>
+                <w:noProof/>
+                <w:webHidden/>
+              </w:rPr>
+              <w:tab/>
+            </w:r>
+            <w:r>
+              <w:rPr>
+                <w:noProof/>
+                <w:webHidden/>
+              </w:rPr>
+              <w:fldChar w:fldCharType="begin"/>
+            </w:r>
+            <w:r>
+              <w:rPr>
+                <w:noProof/>
+                <w:webHidden/>
+              </w:rPr>
+              <w:instrText xml:space="preserve"> PAGEREF _Toc181033987 \h </w:instrText>
+            </w:r>
+            <w:r>
+              <w:rPr>
+                <w:noProof/>
+                <w:webHidden/>
+              </w:rPr>
+            </w:r>
+            <w:r>
+              <w:rPr>
+                <w:noProof/>
+                <w:webHidden/>
+              </w:rPr>
+              <w:fldChar w:fldCharType="separate"/>
+            </w:r>
+            <w:r>
+              <w:rPr>
+                <w:noProof/>
+                <w:webHidden/>
+              </w:rPr>
+              <w:t>5</w:t>
+            </w:r>
+            <w:r>
+              <w:rPr>
+                <w:noProof/>
+                <w:webHidden/>
+              </w:rPr>
+              <w:fldChar w:fldCharType="end"/>
+            </w:r>
+          </w:hyperlink>
+        </w:p>
+        <w:p>
+          <w:pPr>
+            <w:pStyle w:val="TDC1"/>
+            <w:tabs>
+              <w:tab w:val="left" w:pos="720"/>
+              <w:tab w:val="right" w:leader="dot" w:pos="8494"/>
+            </w:tabs>
+            <w:rPr>
+              <w:noProof/>
+              <w:kern w:val="2"/>
+              <w:sz w:val="24"/>
+              <w:szCs w:val="24"/>
+              <w:lang w:eastAsia="es-ES"/>
+              <w14:ligatures w14:val="standardContextual"/>
+            </w:rPr>
+          </w:pPr>
+          <w:hyperlink w:anchor="_Toc181033988" w:history="1">
+            <w:r>
+              <w:rPr>
+                <w:rStyle w:val="Hipervnculo"/>
+                <w:noProof/>
+              </w:rPr>
+              <w:t>3.</w:t>
+            </w:r>
+            <w:r>
+              <w:rPr>
+                <w:noProof/>
+                <w:kern w:val="2"/>
+                <w:sz w:val="24"/>
+                <w:szCs w:val="24"/>
+                <w:lang w:eastAsia="es-ES"/>
+                <w14:ligatures w14:val="standardContextual"/>
+              </w:rPr>
+              <w:tab/>
+            </w:r>
+            <w:r>
+              <w:rPr>
+                <w:rStyle w:val="Hipervnculo"/>
+                <w:noProof/>
+              </w:rPr>
+              <w:t>OBJETIVOS</w:t>
+            </w:r>
+            <w:r>
+              <w:rPr>
+                <w:noProof/>
+                <w:webHidden/>
+              </w:rPr>
+              <w:tab/>
+            </w:r>
+            <w:r>
+              <w:rPr>
+                <w:noProof/>
+                <w:webHidden/>
+              </w:rPr>
+              <w:fldChar w:fldCharType="begin"/>
+            </w:r>
+            <w:r>
+              <w:rPr>
+                <w:noProof/>
+                <w:webHidden/>
+              </w:rPr>
+              <w:instrText xml:space="preserve"> PAGEREF _Toc181033988 \h </w:instrText>
+            </w:r>
+            <w:r>
+              <w:rPr>
+                <w:noProof/>
+                <w:webHidden/>
+              </w:rPr>
+            </w:r>
+            <w:r>
+              <w:rPr>
+                <w:noProof/>
+                <w:webHidden/>
+              </w:rPr>
+              <w:fldChar w:fldCharType="separate"/>
+            </w:r>
+            <w:r>
+              <w:rPr>
+                <w:noProof/>
+                <w:webHidden/>
+              </w:rPr>
+              <w:t>7</w:t>
+            </w:r>
+            <w:r>
+              <w:rPr>
+                <w:noProof/>
+                <w:webHidden/>
+              </w:rPr>
+              <w:fldChar w:fldCharType="end"/>
+            </w:r>
+          </w:hyperlink>
+        </w:p>
+        <w:p>
+          <w:pPr>
+            <w:pStyle w:val="TDC1"/>
+            <w:tabs>
+              <w:tab w:val="left" w:pos="720"/>
+              <w:tab w:val="right" w:leader="dot" w:pos="8494"/>
+            </w:tabs>
+            <w:rPr>
+              <w:noProof/>
+              <w:kern w:val="2"/>
+              <w:sz w:val="24"/>
+              <w:szCs w:val="24"/>
+              <w:lang w:eastAsia="es-ES"/>
+              <w14:ligatures w14:val="standardContextual"/>
+            </w:rPr>
+          </w:pPr>
+          <w:hyperlink w:anchor="_Toc181033989" w:history="1">
+            <w:r>
+              <w:rPr>
+                <w:rStyle w:val="Hipervnculo"/>
+                <w:noProof/>
+              </w:rPr>
+              <w:t>4.</w:t>
+            </w:r>
+            <w:r>
+              <w:rPr>
+                <w:noProof/>
+                <w:kern w:val="2"/>
+                <w:sz w:val="24"/>
+                <w:szCs w:val="24"/>
+                <w:lang w:eastAsia="es-ES"/>
+                <w14:ligatures w14:val="standardContextual"/>
+              </w:rPr>
+              <w:tab/>
+            </w:r>
+            <w:r>
+              <w:rPr>
+                <w:rStyle w:val="Hipervnculo"/>
+                <w:noProof/>
+              </w:rPr>
+              <w:t>desarrollo de la aplicación</w:t>
+            </w:r>
+            <w:r>
+              <w:rPr>
+                <w:noProof/>
+                <w:webHidden/>
+              </w:rPr>
+              <w:tab/>
+            </w:r>
+            <w:r>
+              <w:rPr>
+                <w:noProof/>
+                <w:webHidden/>
+              </w:rPr>
+              <w:fldChar w:fldCharType="begin"/>
+            </w:r>
+            <w:r>
+              <w:rPr>
+                <w:noProof/>
+                <w:webHidden/>
+              </w:rPr>
+              <w:instrText xml:space="preserve"> PAGEREF _Toc181033989 \h </w:instrText>
+            </w:r>
+            <w:r>
+              <w:rPr>
+                <w:noProof/>
+                <w:webHidden/>
+              </w:rPr>
+            </w:r>
+            <w:r>
+              <w:rPr>
+                <w:noProof/>
+                <w:webHidden/>
+              </w:rPr>
+              <w:fldChar w:fldCharType="separate"/>
+            </w:r>
+            <w:r>
+              <w:rPr>
+                <w:noProof/>
+                <w:webHidden/>
+              </w:rPr>
+              <w:t>8</w:t>
+            </w:r>
+            <w:r>
+              <w:rPr>
+                <w:noProof/>
+                <w:webHidden/>
+              </w:rPr>
+              <w:fldChar w:fldCharType="end"/>
+            </w:r>
+          </w:hyperlink>
+        </w:p>
+        <w:p>
+          <w:pPr>
+            <w:pStyle w:val="TDC2"/>
+            <w:tabs>
+              <w:tab w:val="left" w:pos="960"/>
+              <w:tab w:val="right" w:leader="dot" w:pos="8494"/>
+            </w:tabs>
+            <w:rPr>
+              <w:noProof/>
+              <w:kern w:val="2"/>
+              <w:sz w:val="24"/>
+              <w:szCs w:val="24"/>
+              <w:lang w:eastAsia="es-ES"/>
+              <w14:ligatures w14:val="standardContextual"/>
+            </w:rPr>
+          </w:pPr>
+          <w:hyperlink w:anchor="_Toc181033990" w:history="1">
+            <w:r>
+              <w:rPr>
+                <w:rStyle w:val="Hipervnculo"/>
+                <w:noProof/>
+              </w:rPr>
+              <w:t>4.1.</w:t>
+            </w:r>
+            <w:r>
+              <w:rPr>
+                <w:noProof/>
+                <w:kern w:val="2"/>
+                <w:sz w:val="24"/>
+                <w:szCs w:val="24"/>
+                <w:lang w:eastAsia="es-ES"/>
+                <w14:ligatures w14:val="standardContextual"/>
+              </w:rPr>
+              <w:tab/>
+            </w:r>
+            <w:r>
+              <w:rPr>
+                <w:rStyle w:val="Hipervnculo"/>
+                <w:noProof/>
+              </w:rPr>
+              <w:t>Análisis: requisitos.</w:t>
+            </w:r>
+            <w:r>
+              <w:rPr>
+                <w:noProof/>
+                <w:webHidden/>
+              </w:rPr>
+              <w:tab/>
+            </w:r>
+            <w:r>
+              <w:rPr>
+                <w:noProof/>
+                <w:webHidden/>
+              </w:rPr>
+              <w:fldChar w:fldCharType="begin"/>
+            </w:r>
+            <w:r>
+              <w:rPr>
+                <w:noProof/>
+                <w:webHidden/>
+              </w:rPr>
+              <w:instrText xml:space="preserve"> PAGEREF _Toc181033990 \h </w:instrText>
+            </w:r>
+            <w:r>
+              <w:rPr>
+                <w:noProof/>
+                <w:webHidden/>
+              </w:rPr>
+            </w:r>
+            <w:r>
+              <w:rPr>
+                <w:noProof/>
+                <w:webHidden/>
+              </w:rPr>
+              <w:fldChar w:fldCharType="separate"/>
+            </w:r>
+            <w:r>
+              <w:rPr>
+                <w:noProof/>
+                <w:webHidden/>
+              </w:rPr>
+              <w:t>8</w:t>
+            </w:r>
+            <w:r>
+              <w:rPr>
+                <w:noProof/>
+                <w:webHidden/>
+              </w:rPr>
+              <w:fldChar w:fldCharType="end"/>
+            </w:r>
+          </w:hyperlink>
+        </w:p>
+        <w:p>
+          <w:pPr>
+            <w:pStyle w:val="TDC2"/>
+            <w:tabs>
+              <w:tab w:val="left" w:pos="960"/>
+              <w:tab w:val="right" w:leader="dot" w:pos="8494"/>
+            </w:tabs>
+            <w:rPr>
+              <w:noProof/>
+              <w:kern w:val="2"/>
+              <w:sz w:val="24"/>
+              <w:szCs w:val="24"/>
+              <w:lang w:eastAsia="es-ES"/>
+              <w14:ligatures w14:val="standardContextual"/>
+            </w:rPr>
+          </w:pPr>
+          <w:hyperlink w:anchor="_Toc181033991" w:history="1">
+            <w:r>
+              <w:rPr>
+                <w:rStyle w:val="Hipervnculo"/>
+                <w:noProof/>
+              </w:rPr>
+              <w:t>4.2.</w:t>
+            </w:r>
+            <w:r>
+              <w:rPr>
+                <w:noProof/>
+                <w:kern w:val="2"/>
+                <w:sz w:val="24"/>
+                <w:szCs w:val="24"/>
+                <w:lang w:eastAsia="es-ES"/>
+                <w14:ligatures w14:val="standardContextual"/>
+              </w:rPr>
+              <w:tab/>
+            </w:r>
+            <w:r>
+              <w:rPr>
+                <w:rStyle w:val="Hipervnculo"/>
+                <w:noProof/>
+              </w:rPr>
+              <w:t>Diseño</w:t>
+            </w:r>
+            <w:r>
+              <w:rPr>
+                <w:rStyle w:val="Hipervnculo"/>
+                <w:noProof/>
+              </w:rPr>
+              <w:t>:</w:t>
+            </w:r>
+            <w:r>
+              <w:rPr>
+                <w:rStyle w:val="Hipervnculo"/>
+                <w:noProof/>
+              </w:rPr>
+              <w:t xml:space="preserve"> arquitectura</w:t>
+            </w:r>
+            <w:r>
+              <w:rPr>
+                <w:noProof/>
+                <w:webHidden/>
+              </w:rPr>
+              <w:tab/>
+            </w:r>
+            <w:r>
+              <w:rPr>
+                <w:noProof/>
+                <w:webHidden/>
+              </w:rPr>
+              <w:fldChar w:fldCharType="begin"/>
+            </w:r>
+            <w:r>
+              <w:rPr>
+                <w:noProof/>
+                <w:webHidden/>
+              </w:rPr>
+              <w:instrText xml:space="preserve"> PAGEREF _Toc181033991 \h </w:instrText>
+            </w:r>
+            <w:r>
+              <w:rPr>
+                <w:noProof/>
+                <w:webHidden/>
+              </w:rPr>
+            </w:r>
+            <w:r>
+              <w:rPr>
+                <w:noProof/>
+                <w:webHidden/>
+              </w:rPr>
+              <w:fldChar w:fldCharType="separate"/>
+            </w:r>
+            <w:r>
+              <w:rPr>
+                <w:noProof/>
+                <w:webHidden/>
+              </w:rPr>
+              <w:t>9</w:t>
+            </w:r>
+            <w:r>
+              <w:rPr>
+                <w:noProof/>
+                <w:webHidden/>
+              </w:rPr>
+              <w:fldChar w:fldCharType="end"/>
+            </w:r>
+          </w:hyperlink>
+        </w:p>
+        <w:p>
+          <w:pPr>
+            <w:spacing w:before="0" w:line="240" w:lineRule="auto"/>
             <w:rPr>
               <w:rFonts w:ascii="Arial" w:hAnsi="Arial" w:cs="Arial"/>
               <w:sz w:val="24"/>
@@ -1183,11 +1911,15 @@
     <w:p>
       <w:pPr>
         <w:pStyle w:val="Ttulo1"/>
+        <w:numPr>
+          <w:ilvl w:val="0"/>
+          <w:numId w:val="12"/>
+        </w:numPr>
         <w:rPr>
           <w:u w:val="single"/>
         </w:rPr>
       </w:pPr>
-      <w:bookmarkStart w:id="4" w:name="_Toc179228359"/>
+      <w:bookmarkStart w:id="4" w:name="_Toc181033975"/>
       <w:bookmarkEnd w:id="0"/>
       <w:bookmarkEnd w:id="1"/>
       <w:bookmarkEnd w:id="2"/>
@@ -1210,17 +1942,20 @@
     <w:p>
       <w:pPr>
         <w:pStyle w:val="Ttulo2"/>
+        <w:numPr>
+          <w:ilvl w:val="1"/>
+          <w:numId w:val="12"/>
+        </w:numPr>
+      </w:pPr>
+      <w:bookmarkStart w:id="5" w:name="_Toc181033976"/>
+      <w:r>
+        <w:t>Descripcion</w:t>
+      </w:r>
+      <w:bookmarkEnd w:id="5"/>
+    </w:p>
+    <w:p>
+      <w:pPr>
         <w:spacing w:line="360" w:lineRule="auto"/>
-      </w:pPr>
-      <w:bookmarkStart w:id="5" w:name="_Toc179228360"/>
-      <w:r>
-        <w:t>Descripcion</w:t>
-      </w:r>
-      <w:bookmarkEnd w:id="5"/>
-    </w:p>
-    <w:p>
-      <w:pPr>
-        <w:spacing w:line="360" w:lineRule="auto"/>
         <w:rPr>
           <w:rFonts w:ascii="Arial" w:hAnsi="Arial" w:cs="Arial"/>
           <w:sz w:val="24"/>
@@ -1231,6 +1966,10 @@
     <w:p>
       <w:pPr>
         <w:pStyle w:val="Ttulo3"/>
+        <w:numPr>
+          <w:ilvl w:val="2"/>
+          <w:numId w:val="15"/>
+        </w:numPr>
         <w:spacing w:line="360" w:lineRule="auto"/>
         <w:rPr>
           <w:i/>
@@ -1239,7 +1978,7 @@
       <w:bookmarkStart w:id="6" w:name="_Toc178436160"/>
       <w:bookmarkStart w:id="7" w:name="_Toc178436235"/>
       <w:bookmarkStart w:id="8" w:name="_Toc178436607"/>
-      <w:bookmarkStart w:id="9" w:name="_Toc179228361"/>
+      <w:bookmarkStart w:id="9" w:name="_Toc181033977"/>
       <w:r>
         <w:t>Objetivo del PFC</w:t>
       </w:r>
@@ -1296,6 +2035,10 @@
     <w:p>
       <w:pPr>
         <w:pStyle w:val="Ttulo3"/>
+        <w:numPr>
+          <w:ilvl w:val="2"/>
+          <w:numId w:val="15"/>
+        </w:numPr>
         <w:spacing w:line="360" w:lineRule="auto"/>
         <w:rPr>
           <w:i/>
@@ -1304,7 +2047,7 @@
       <w:bookmarkStart w:id="10" w:name="_Toc178436161"/>
       <w:bookmarkStart w:id="11" w:name="_Toc178436236"/>
       <w:bookmarkStart w:id="12" w:name="_Toc178436608"/>
-      <w:bookmarkStart w:id="13" w:name="_Toc179228362"/>
+      <w:bookmarkStart w:id="13" w:name="_Toc181033978"/>
       <w:r>
         <w:t>Funcionalidad</w:t>
       </w:r>
@@ -1344,6 +2087,10 @@
     <w:p>
       <w:pPr>
         <w:pStyle w:val="Ttulo3"/>
+        <w:numPr>
+          <w:ilvl w:val="2"/>
+          <w:numId w:val="15"/>
+        </w:numPr>
         <w:spacing w:line="360" w:lineRule="auto"/>
         <w:rPr>
           <w:rFonts w:cs="Arial"/>
@@ -1355,7 +2102,7 @@
       <w:bookmarkStart w:id="14" w:name="_Toc178436162"/>
       <w:bookmarkStart w:id="15" w:name="_Toc178436237"/>
       <w:bookmarkStart w:id="16" w:name="_Toc178436609"/>
-      <w:bookmarkStart w:id="17" w:name="_Toc179228363"/>
+      <w:bookmarkStart w:id="17" w:name="_Toc181033979"/>
       <w:r>
         <w:rPr>
           <w:rFonts w:cs="Arial"/>
@@ -1500,6 +2247,10 @@
     <w:p>
       <w:pPr>
         <w:pStyle w:val="Ttulo2"/>
+        <w:numPr>
+          <w:ilvl w:val="1"/>
+          <w:numId w:val="12"/>
+        </w:numPr>
         <w:spacing w:line="360" w:lineRule="auto"/>
         <w:rPr>
           <w:rFonts w:cs="Arial"/>
@@ -1512,7 +2263,7 @@
       <w:bookmarkStart w:id="18" w:name="_Toc178436163"/>
       <w:bookmarkStart w:id="19" w:name="_Toc178436238"/>
       <w:bookmarkStart w:id="20" w:name="_Toc178436610"/>
-      <w:bookmarkStart w:id="21" w:name="_Toc179228364"/>
+      <w:bookmarkStart w:id="21" w:name="_Toc181033980"/>
       <w:r>
         <w:rPr>
           <w:rFonts w:cs="Arial"/>
@@ -1610,55 +2361,172 @@
           <w:szCs w:val="24"/>
         </w:rPr>
       </w:pPr>
-      <w:r>
-        <w:rPr>
-          <w:rFonts w:ascii="Arial" w:hAnsi="Arial" w:cs="Arial"/>
-          <w:sz w:val="24"/>
-          <w:szCs w:val="24"/>
-        </w:rPr>
-        <w:br w:type="page"/>
-      </w:r>
     </w:p>
     <w:p>
       <w:pPr>
         <w:pStyle w:val="Ttulo1"/>
-      </w:pPr>
-      <w:bookmarkStart w:id="22" w:name="_Toc179228365"/>
+        <w:numPr>
+          <w:ilvl w:val="0"/>
+          <w:numId w:val="12"/>
+        </w:numPr>
+      </w:pPr>
+      <w:bookmarkStart w:id="22" w:name="_Toc181033981"/>
+      <w:r>
+        <w:t>Gestion y o</w:t>
+      </w:r>
+      <w:r>
+        <w:t>r</w:t>
+      </w:r>
+      <w:r>
+        <w:t>ganización del proyecto</w:t>
+      </w:r>
+      <w:bookmarkEnd w:id="22"/>
+    </w:p>
+    <w:p/>
+    <w:p>
+      <w:pPr>
+        <w:pStyle w:val="Ttulo2"/>
+        <w:numPr>
+          <w:ilvl w:val="1"/>
+          <w:numId w:val="12"/>
+        </w:numPr>
+      </w:pPr>
+      <w:bookmarkStart w:id="23" w:name="_Toc181033982"/>
+      <w:r>
+        <w:t>Metodología de desarrollo</w:t>
+      </w:r>
+      <w:bookmarkEnd w:id="23"/>
+    </w:p>
+    <w:p>
+      <w:pPr>
+        <w:ind w:firstLine="360"/>
+      </w:pPr>
+      <w:r>
+        <w:t>La metodología que será utilizada para este proyecto es DevOps.</w:t>
+      </w:r>
+    </w:p>
+    <w:p>
+      <w:pPr>
+        <w:pStyle w:val="Ttulo3"/>
+        <w:numPr>
+          <w:ilvl w:val="2"/>
+          <w:numId w:val="12"/>
+        </w:numPr>
+      </w:pPr>
+      <w:bookmarkStart w:id="24" w:name="_Toc181033983"/>
+      <w:r>
+        <w:t>¿QUE ES DEVOPS?</w:t>
+      </w:r>
+      <w:bookmarkEnd w:id="24"/>
+    </w:p>
+    <w:p>
+      <w:r>
+        <w:t xml:space="preserve">DevOps (proveniente de development y </w:t>
+      </w:r>
+      <w:proofErr w:type="spellStart"/>
+      <w:r>
+        <w:t>operations</w:t>
+      </w:r>
+      <w:proofErr w:type="spellEnd"/>
+      <w:r>
+        <w:t>) es una práctica de ingeniería de software que tiene como objetivo unificar el desarrollo de software y las operaciones del software.</w:t>
+      </w:r>
+    </w:p>
+    <w:p>
+      <w:r>
+        <w:t>Es una metodología de desarrollo de software basada en la integración entre desarrolladores y administradores de sistemas, que permite acelerar la integración de nuevas funcionalidades, testear de forma automática y solventar errores de forma ágil.</w:t>
+      </w:r>
+    </w:p>
+    <w:p>
+      <w:r>
+        <w:t xml:space="preserve">Los procesos de desarrollo más habituales son </w:t>
+      </w:r>
+      <w:proofErr w:type="spellStart"/>
+      <w:proofErr w:type="gramStart"/>
+      <w:r>
+        <w:t>Scrum,Kanban</w:t>
+      </w:r>
+      <w:proofErr w:type="spellEnd"/>
+      <w:proofErr w:type="gramEnd"/>
+      <w:r>
+        <w:t xml:space="preserve"> y Agile</w:t>
+      </w:r>
+    </w:p>
+    <w:p>
+      <w:pPr>
+        <w:pStyle w:val="Ttulo3"/>
+        <w:numPr>
+          <w:ilvl w:val="2"/>
+          <w:numId w:val="12"/>
+        </w:numPr>
+      </w:pPr>
+      <w:bookmarkStart w:id="25" w:name="_Toc181033984"/>
+      <w:r>
+        <w:t>Ventajas de la metodología DevOps</w:t>
+      </w:r>
+      <w:bookmarkEnd w:id="25"/>
+    </w:p>
+    <w:p>
+      <w:r>
+        <w:t>Las metodologías DevOps nos permiten realizar de manera automatizada procesos que, de otro modo, llevaría tiempo de realizar y serían bastante tediosos, liberando a los desarrolladores o administradores de sistemas de trabajos repetitivos.</w:t>
+      </w:r>
+    </w:p>
+    <w:p>
+      <w:pPr>
+        <w:pStyle w:val="Ttulo3"/>
+        <w:numPr>
+          <w:ilvl w:val="2"/>
+          <w:numId w:val="12"/>
+        </w:numPr>
+      </w:pPr>
+      <w:bookmarkStart w:id="26" w:name="_Toc181033985"/>
+      <w:r>
+        <w:t>la cultura de devops</w:t>
+      </w:r>
+      <w:bookmarkEnd w:id="26"/>
+    </w:p>
+    <w:p>
+      <w:r>
+        <w:t xml:space="preserve">Implica una colaboración </w:t>
+      </w:r>
+      <w:proofErr w:type="spellStart"/>
+      <w:r>
+        <w:t>mas</w:t>
+      </w:r>
+      <w:proofErr w:type="spellEnd"/>
+      <w:r>
+        <w:t xml:space="preserve"> estrecha y una responsabilidad compartida</w:t>
+      </w:r>
+      <w:r>
+        <w:t xml:space="preserve"> entre los equipos de desarrollo, esto ayuda a las empresas a coordinar a las personas, los procesos y las herramientas hacia un enfoque en el cliente </w:t>
+      </w:r>
+      <w:proofErr w:type="spellStart"/>
+      <w:r>
+        <w:t>mas</w:t>
+      </w:r>
+      <w:proofErr w:type="spellEnd"/>
+      <w:r>
+        <w:t xml:space="preserve"> unificado.</w:t>
+      </w:r>
+    </w:p>
+    <w:p>
+      <w:pPr>
+        <w:pStyle w:val="Ttulo2"/>
+        <w:numPr>
+          <w:ilvl w:val="1"/>
+          <w:numId w:val="12"/>
+        </w:numPr>
+        <w:spacing w:line="360" w:lineRule="auto"/>
+        <w:rPr>
+          <w:u w:val="single"/>
+        </w:rPr>
+      </w:pPr>
+      <w:bookmarkStart w:id="27" w:name="_Toc181033986"/>
       <w:r>
         <w:lastRenderedPageBreak/>
-        <w:t>Gestion y o</w:t>
-      </w:r>
-      <w:r>
-        <w:t>r</w:t>
-      </w:r>
-      <w:r>
-        <w:t>ganización del proyecto</w:t>
-      </w:r>
-      <w:bookmarkEnd w:id="22"/>
-    </w:p>
-    <w:p>
-      <w:pPr>
-        <w:spacing w:line="360" w:lineRule="auto"/>
-        <w:rPr>
-          <w:rFonts w:ascii="Arial" w:hAnsi="Arial" w:cs="Arial"/>
-          <w:sz w:val="24"/>
-          <w:szCs w:val="24"/>
-        </w:rPr>
-      </w:pPr>
-    </w:p>
-    <w:p>
-      <w:pPr>
-        <w:pStyle w:val="Ttulo2"/>
-        <w:spacing w:line="360" w:lineRule="auto"/>
-        <w:rPr>
-          <w:u w:val="single"/>
-        </w:rPr>
-      </w:pPr>
-      <w:bookmarkStart w:id="23" w:name="_Toc179228366"/>
-      <w:r>
         <w:t>Planificacion</w:t>
       </w:r>
-      <w:bookmarkEnd w:id="23"/>
+      <w:bookmarkEnd w:id="27"/>
     </w:p>
     <w:p>
       <w:pPr>
@@ -2853,16 +3721,6 @@
     </w:p>
     <w:p>
       <w:pPr>
-        <w:spacing w:line="360" w:lineRule="auto"/>
-        <w:rPr>
-          <w:rFonts w:ascii="Arial" w:hAnsi="Arial" w:cs="Arial"/>
-          <w:sz w:val="24"/>
-          <w:szCs w:val="24"/>
-        </w:rPr>
-      </w:pPr>
-    </w:p>
-    <w:p>
-      <w:pPr>
         <w:pStyle w:val="Prrafodelista"/>
         <w:numPr>
           <w:ilvl w:val="0"/>
@@ -2884,6 +3742,7 @@
           <w:szCs w:val="24"/>
           <w:u w:val="single"/>
         </w:rPr>
+        <w:lastRenderedPageBreak/>
         <w:t>Definición de objetivos (3 días):</w:t>
       </w:r>
       <w:r>
@@ -3256,16 +4115,117 @@
     </w:p>
     <w:p>
       <w:pPr>
-        <w:pStyle w:val="Ttulo1"/>
-      </w:pPr>
-      <w:bookmarkStart w:id="24" w:name="_Toc179228367"/>
+        <w:pStyle w:val="Ttulo2"/>
+        <w:numPr>
+          <w:ilvl w:val="1"/>
+          <w:numId w:val="12"/>
+        </w:numPr>
+      </w:pPr>
+      <w:bookmarkStart w:id="28" w:name="_Toc181033987"/>
       <w:r>
         <w:lastRenderedPageBreak/>
-        <w:t>OBJETIVOS</w:t>
-      </w:r>
-      <w:bookmarkEnd w:id="24"/>
+        <w:t>Ciclo de vida</w:t>
+      </w:r>
+      <w:bookmarkEnd w:id="28"/>
     </w:p>
     <w:p/>
+    <w:p>
+      <w:r>
+        <w:rPr>
+          <w:noProof/>
+        </w:rPr>
+        <w:drawing>
+          <wp:inline distT="0" distB="0" distL="0" distR="0" wp14:anchorId="634D5FB3" wp14:editId="39CA4D39">
+            <wp:extent cx="5400040" cy="4050030"/>
+            <wp:effectExtent l="0" t="0" r="0" b="7620"/>
+            <wp:docPr id="1274644962" name="Imagen 2" descr="Diagrama&#10;&#10;Descripción generada automáticamente"/>
+            <wp:cNvGraphicFramePr>
+              <a:graphicFrameLocks xmlns:a="http://schemas.openxmlformats.org/drawingml/2006/main" noChangeAspect="1"/>
+            </wp:cNvGraphicFramePr>
+            <a:graphic xmlns:a="http://schemas.openxmlformats.org/drawingml/2006/main">
+              <a:graphicData uri="http://schemas.openxmlformats.org/drawingml/2006/picture">
+                <pic:pic xmlns:pic="http://schemas.openxmlformats.org/drawingml/2006/picture">
+                  <pic:nvPicPr>
+                    <pic:cNvPr id="1274644962" name="Imagen 2" descr="Diagrama&#10;&#10;Descripción generada automáticamente"/>
+                    <pic:cNvPicPr/>
+                  </pic:nvPicPr>
+                  <pic:blipFill>
+                    <a:blip r:embed="rId10">
+                      <a:extLst>
+                        <a:ext uri="{28A0092B-C50C-407E-A947-70E740481C1C}">
+                          <a14:useLocalDpi xmlns:a14="http://schemas.microsoft.com/office/drawing/2010/main" val="0"/>
+                        </a:ext>
+                      </a:extLst>
+                    </a:blip>
+                    <a:stretch>
+                      <a:fillRect/>
+                    </a:stretch>
+                  </pic:blipFill>
+                  <pic:spPr>
+                    <a:xfrm>
+                      <a:off x="0" y="0"/>
+                      <a:ext cx="5400040" cy="4050030"/>
+                    </a:xfrm>
+                    <a:prstGeom prst="rect">
+                      <a:avLst/>
+                    </a:prstGeom>
+                  </pic:spPr>
+                </pic:pic>
+              </a:graphicData>
+            </a:graphic>
+          </wp:inline>
+        </w:drawing>
+      </w:r>
+    </w:p>
+    <w:p/>
+    <w:p>
+      <w:pPr>
+        <w:pStyle w:val="Prrafodelista"/>
+        <w:spacing w:line="360" w:lineRule="auto"/>
+        <w:ind w:left="714"/>
+        <w:rPr>
+          <w:rFonts w:ascii="Arial" w:hAnsi="Arial" w:cs="Arial"/>
+          <w:sz w:val="24"/>
+          <w:szCs w:val="24"/>
+        </w:rPr>
+      </w:pPr>
+      <w:r>
+        <w:rPr>
+          <w:rFonts w:ascii="Arial" w:hAnsi="Arial" w:cs="Arial"/>
+          <w:sz w:val="24"/>
+          <w:szCs w:val="24"/>
+        </w:rPr>
+        <w:t xml:space="preserve">Las </w:t>
+      </w:r>
+      <w:r>
+        <w:rPr>
+          <w:rFonts w:ascii="Arial" w:hAnsi="Arial" w:cs="Arial"/>
+          <w:sz w:val="24"/>
+          <w:szCs w:val="24"/>
+        </w:rPr>
+        <w:t>distintas etapas de la vida del software</w:t>
+      </w:r>
+      <w:r>
+        <w:rPr>
+          <w:rFonts w:ascii="Arial" w:hAnsi="Arial" w:cs="Arial"/>
+          <w:sz w:val="24"/>
+          <w:szCs w:val="24"/>
+        </w:rPr>
+        <w:t>:</w:t>
+      </w:r>
+    </w:p>
+    <w:p>
+      <w:pPr>
+        <w:pStyle w:val="Prrafodelista"/>
+        <w:spacing w:line="360" w:lineRule="auto"/>
+        <w:ind w:left="714"/>
+        <w:rPr>
+          <w:rFonts w:ascii="Arial" w:hAnsi="Arial" w:cs="Arial"/>
+          <w:sz w:val="24"/>
+          <w:szCs w:val="24"/>
+        </w:rPr>
+      </w:pPr>
+    </w:p>
     <w:p>
       <w:pPr>
         <w:pStyle w:val="Prrafodelista"/>
@@ -3287,7 +4247,7 @@
           <w:sz w:val="24"/>
           <w:szCs w:val="24"/>
         </w:rPr>
-        <w:t>el objetivo principal es desarrollar una red social con escalabilidad en el futuro para que informáticos y empresas puedan conocerse y juntarse.</w:t>
+        <w:t>Planificación: en esta etapa se deciden objetivos y necesidades del proyecto, tales como analizar las necesidades del proyecto, hacer análisis de riesgo, organizar cada parte del proyecto entre otras cosas, así como documentar las funcionalidades características y objetivos que se deben cumplir.</w:t>
       </w:r>
     </w:p>
     <w:p>
@@ -3323,7 +4283,7 @@
           <w:sz w:val="24"/>
           <w:szCs w:val="24"/>
         </w:rPr>
-        <w:t>aprender el uso de nuevos lenguajes y herramientas de programación para mejorar como profesional.</w:t>
+        <w:t>Análisis: la fase de análisis se encarga de definir que funciones ejecutara el software, así como características específicas, esta parte sirve para poder determinar el coste de desarrollo, así como la dificultad del proyecto</w:t>
       </w:r>
     </w:p>
     <w:p>
@@ -3359,12 +4319,15 @@
           <w:sz w:val="24"/>
           <w:szCs w:val="24"/>
         </w:rPr>
-        <w:t>aprender a utilizar diferentes herramientas de búsqueda, y adaptarme a las nuevas tecnologías existentes en el mercado.</w:t>
+        <w:lastRenderedPageBreak/>
+        <w:t>Diseño y estructura del software: a partir de aquí se decidirá la estructura de la base de datos, la lógica del flujo de datos y la interfaz de usuario de la aplicación</w:t>
       </w:r>
     </w:p>
     <w:p>
       <w:pPr>
         <w:pStyle w:val="Prrafodelista"/>
+        <w:spacing w:line="360" w:lineRule="auto"/>
+        <w:ind w:left="714"/>
         <w:rPr>
           <w:rFonts w:ascii="Arial" w:hAnsi="Arial" w:cs="Arial"/>
           <w:sz w:val="24"/>
@@ -3393,11 +4356,331 @@
           <w:sz w:val="24"/>
           <w:szCs w:val="24"/>
         </w:rPr>
+        <w:t>Fase de desarrollo de software:</w:t>
+      </w:r>
+      <w:r>
+        <w:rPr>
+          <w:rFonts w:ascii="Arial" w:hAnsi="Arial" w:cs="Arial"/>
+          <w:sz w:val="24"/>
+          <w:szCs w:val="24"/>
+        </w:rPr>
+        <w:t xml:space="preserve"> una vez ya hemos elegido que estructura tendrá es el momento de elegir el lenguaje que mas se adapta a este, en nuestro caso es un conjunto de FrameWorks y librerías, así como tecnologías bastante nuevas</w:t>
+      </w:r>
+    </w:p>
+    <w:p>
+      <w:pPr>
+        <w:pStyle w:val="Prrafodelista"/>
+        <w:spacing w:line="360" w:lineRule="auto"/>
+        <w:ind w:left="714"/>
+        <w:rPr>
+          <w:rFonts w:ascii="Arial" w:hAnsi="Arial" w:cs="Arial"/>
+          <w:sz w:val="24"/>
+          <w:szCs w:val="24"/>
+        </w:rPr>
+      </w:pPr>
+    </w:p>
+    <w:p>
+      <w:pPr>
+        <w:pStyle w:val="Prrafodelista"/>
+        <w:numPr>
+          <w:ilvl w:val="0"/>
+          <w:numId w:val="4"/>
+        </w:numPr>
+        <w:spacing w:line="360" w:lineRule="auto"/>
+        <w:ind w:left="714" w:hanging="357"/>
+        <w:rPr>
+          <w:rFonts w:ascii="Arial" w:hAnsi="Arial" w:cs="Arial"/>
+          <w:sz w:val="24"/>
+          <w:szCs w:val="24"/>
+        </w:rPr>
+      </w:pPr>
+      <w:r>
+        <w:rPr>
+          <w:rFonts w:ascii="Arial" w:hAnsi="Arial" w:cs="Arial"/>
+          <w:sz w:val="24"/>
+          <w:szCs w:val="24"/>
+        </w:rPr>
+        <w:t xml:space="preserve">Fase de pruebas: generalmente se suele probar una vez terminado el testeo para ver los errores al final y </w:t>
+      </w:r>
+      <w:r>
+        <w:rPr>
+          <w:rFonts w:ascii="Arial" w:hAnsi="Arial" w:cs="Arial"/>
+          <w:sz w:val="24"/>
+          <w:szCs w:val="24"/>
+        </w:rPr>
+        <w:t>solventarlos,</w:t>
+      </w:r>
+      <w:r>
+        <w:rPr>
+          <w:rFonts w:ascii="Arial" w:hAnsi="Arial" w:cs="Arial"/>
+          <w:sz w:val="24"/>
+          <w:szCs w:val="24"/>
+        </w:rPr>
+        <w:t xml:space="preserve"> pero en nuestro caso dado la metodología de desarrollo que estamos usando, se basas </w:t>
+      </w:r>
+      <w:r>
+        <w:rPr>
+          <w:rFonts w:ascii="Arial" w:hAnsi="Arial" w:cs="Arial"/>
+          <w:sz w:val="24"/>
+          <w:szCs w:val="24"/>
+        </w:rPr>
+        <w:t>más</w:t>
+      </w:r>
+      <w:r>
+        <w:rPr>
+          <w:rFonts w:ascii="Arial" w:hAnsi="Arial" w:cs="Arial"/>
+          <w:sz w:val="24"/>
+          <w:szCs w:val="24"/>
+        </w:rPr>
+        <w:t xml:space="preserve"> bien en </w:t>
+      </w:r>
+      <w:r>
+        <w:rPr>
+          <w:rFonts w:ascii="Arial" w:hAnsi="Arial" w:cs="Arial"/>
+          <w:sz w:val="24"/>
+          <w:szCs w:val="24"/>
+        </w:rPr>
+        <w:t>prueba,</w:t>
+      </w:r>
+      <w:r>
+        <w:rPr>
+          <w:rFonts w:ascii="Arial" w:hAnsi="Arial" w:cs="Arial"/>
+          <w:sz w:val="24"/>
+          <w:szCs w:val="24"/>
+        </w:rPr>
+        <w:t xml:space="preserve"> solución y error</w:t>
+      </w:r>
+      <w:r>
+        <w:rPr>
+          <w:rFonts w:ascii="Arial" w:hAnsi="Arial" w:cs="Arial"/>
+          <w:sz w:val="24"/>
+          <w:szCs w:val="24"/>
+        </w:rPr>
+        <w:t xml:space="preserve"> en tiempo real</w:t>
+      </w:r>
+      <w:r>
+        <w:rPr>
+          <w:rFonts w:ascii="Arial" w:hAnsi="Arial" w:cs="Arial"/>
+          <w:sz w:val="24"/>
+          <w:szCs w:val="24"/>
+        </w:rPr>
+        <w:t>, ir solucionando los problemas por completo a la par que van saliendo para evitar que el código arrastre fallos</w:t>
+      </w:r>
+      <w:r>
+        <w:rPr>
+          <w:rFonts w:ascii="Arial" w:hAnsi="Arial" w:cs="Arial"/>
+          <w:sz w:val="24"/>
+          <w:szCs w:val="24"/>
+        </w:rPr>
+        <w:t xml:space="preserve"> hacia el final del proyecto.</w:t>
+      </w:r>
+    </w:p>
+    <w:p>
+      <w:pPr>
+        <w:pStyle w:val="Prrafodelista"/>
+        <w:rPr>
+          <w:rFonts w:ascii="Arial" w:hAnsi="Arial" w:cs="Arial"/>
+          <w:sz w:val="24"/>
+          <w:szCs w:val="24"/>
+        </w:rPr>
+      </w:pPr>
+    </w:p>
+    <w:p>
+      <w:pPr>
+        <w:pStyle w:val="Prrafodelista"/>
+        <w:numPr>
+          <w:ilvl w:val="0"/>
+          <w:numId w:val="4"/>
+        </w:numPr>
+        <w:spacing w:line="360" w:lineRule="auto"/>
+        <w:ind w:left="714" w:hanging="357"/>
+        <w:rPr>
+          <w:rFonts w:ascii="Arial" w:hAnsi="Arial" w:cs="Arial"/>
+          <w:sz w:val="24"/>
+          <w:szCs w:val="24"/>
+        </w:rPr>
+      </w:pPr>
+      <w:r>
+        <w:rPr>
+          <w:rFonts w:ascii="Arial" w:hAnsi="Arial" w:cs="Arial"/>
+          <w:sz w:val="24"/>
+          <w:szCs w:val="24"/>
+        </w:rPr>
+        <w:t xml:space="preserve">Fase de mantenimiento: última etapa, una vez que este la aplicación funcionando ir arreglando funciones que puedan quedar obsoletas o añadiendo mejoras, como este proyecto es para un TFG en principio no habría </w:t>
+      </w:r>
+      <w:r>
+        <w:rPr>
+          <w:rFonts w:ascii="Arial" w:hAnsi="Arial" w:cs="Arial"/>
+          <w:sz w:val="24"/>
+          <w:szCs w:val="24"/>
+        </w:rPr>
+        <w:t>por que llegar a esta etapa.</w:t>
+      </w:r>
+    </w:p>
+    <w:p>
+      <w:pPr>
+        <w:rPr>
+          <w:rFonts w:ascii="Arial" w:hAnsi="Arial"/>
+          <w:b/>
+          <w:caps/>
+          <w:spacing w:val="15"/>
+          <w:sz w:val="36"/>
+          <w:szCs w:val="22"/>
+        </w:rPr>
+      </w:pPr>
+      <w:r>
+        <w:br w:type="page"/>
+      </w:r>
+    </w:p>
+    <w:p>
+      <w:pPr>
+        <w:pStyle w:val="Ttulo1"/>
+        <w:numPr>
+          <w:ilvl w:val="0"/>
+          <w:numId w:val="12"/>
+        </w:numPr>
+      </w:pPr>
+      <w:bookmarkStart w:id="29" w:name="_Toc181033988"/>
+      <w:r>
+        <w:lastRenderedPageBreak/>
+        <w:t>OBJETIVOS</w:t>
+      </w:r>
+      <w:bookmarkEnd w:id="29"/>
+    </w:p>
+    <w:p/>
+    <w:p>
+      <w:pPr>
+        <w:pStyle w:val="Prrafodelista"/>
+        <w:numPr>
+          <w:ilvl w:val="0"/>
+          <w:numId w:val="13"/>
+        </w:numPr>
+        <w:spacing w:line="360" w:lineRule="auto"/>
+        <w:rPr>
+          <w:rFonts w:ascii="Arial" w:hAnsi="Arial" w:cs="Arial"/>
+          <w:sz w:val="24"/>
+          <w:szCs w:val="24"/>
+        </w:rPr>
+      </w:pPr>
+      <w:r>
+        <w:rPr>
+          <w:rFonts w:ascii="Arial" w:hAnsi="Arial" w:cs="Arial"/>
+          <w:sz w:val="24"/>
+          <w:szCs w:val="24"/>
+        </w:rPr>
+        <w:t>el objetivo principal es desarrollar una red social con escalabilidad en el futuro para que informáticos y empresas puedan conocerse y juntarse.</w:t>
+      </w:r>
+    </w:p>
+    <w:p>
+      <w:pPr>
+        <w:pStyle w:val="Prrafodelista"/>
+        <w:spacing w:line="360" w:lineRule="auto"/>
+        <w:ind w:left="714"/>
+        <w:rPr>
+          <w:rFonts w:ascii="Arial" w:hAnsi="Arial" w:cs="Arial"/>
+          <w:sz w:val="24"/>
+          <w:szCs w:val="24"/>
+        </w:rPr>
+      </w:pPr>
+    </w:p>
+    <w:p>
+      <w:pPr>
+        <w:pStyle w:val="Prrafodelista"/>
+        <w:numPr>
+          <w:ilvl w:val="0"/>
+          <w:numId w:val="13"/>
+        </w:numPr>
+        <w:spacing w:line="360" w:lineRule="auto"/>
+        <w:rPr>
+          <w:rFonts w:ascii="Arial" w:hAnsi="Arial" w:cs="Arial"/>
+          <w:sz w:val="24"/>
+          <w:szCs w:val="24"/>
+        </w:rPr>
+      </w:pPr>
+      <w:r>
+        <w:rPr>
+          <w:rFonts w:ascii="Arial" w:hAnsi="Arial" w:cs="Arial"/>
+          <w:sz w:val="24"/>
+          <w:szCs w:val="24"/>
+        </w:rPr>
+        <w:t>aprender el uso de nuevos lenguajes y herramientas de programación para mejorar como profesional.</w:t>
+      </w:r>
+    </w:p>
+    <w:p>
+      <w:pPr>
+        <w:pStyle w:val="Prrafodelista"/>
+        <w:spacing w:line="360" w:lineRule="auto"/>
+        <w:ind w:left="714"/>
+        <w:rPr>
+          <w:rFonts w:ascii="Arial" w:hAnsi="Arial" w:cs="Arial"/>
+          <w:sz w:val="24"/>
+          <w:szCs w:val="24"/>
+        </w:rPr>
+      </w:pPr>
+    </w:p>
+    <w:p>
+      <w:pPr>
+        <w:pStyle w:val="Prrafodelista"/>
+        <w:numPr>
+          <w:ilvl w:val="0"/>
+          <w:numId w:val="13"/>
+        </w:numPr>
+        <w:spacing w:line="360" w:lineRule="auto"/>
+        <w:rPr>
+          <w:rFonts w:ascii="Arial" w:hAnsi="Arial" w:cs="Arial"/>
+          <w:sz w:val="24"/>
+          <w:szCs w:val="24"/>
+        </w:rPr>
+      </w:pPr>
+      <w:r>
+        <w:rPr>
+          <w:rFonts w:ascii="Arial" w:hAnsi="Arial" w:cs="Arial"/>
+          <w:sz w:val="24"/>
+          <w:szCs w:val="24"/>
+        </w:rPr>
+        <w:t>aprender a utilizar diferentes herramientas de búsqueda, y adaptarme a las nuevas tecnologías existentes en el mercado.</w:t>
+      </w:r>
+    </w:p>
+    <w:p>
+      <w:pPr>
+        <w:pStyle w:val="Prrafodelista"/>
+        <w:rPr>
+          <w:rFonts w:ascii="Arial" w:hAnsi="Arial" w:cs="Arial"/>
+          <w:sz w:val="24"/>
+          <w:szCs w:val="24"/>
+        </w:rPr>
+      </w:pPr>
+    </w:p>
+    <w:p>
+      <w:pPr>
+        <w:pStyle w:val="Prrafodelista"/>
+        <w:numPr>
+          <w:ilvl w:val="0"/>
+          <w:numId w:val="13"/>
+        </w:numPr>
+        <w:spacing w:line="360" w:lineRule="auto"/>
+        <w:rPr>
+          <w:rFonts w:ascii="Arial" w:hAnsi="Arial" w:cs="Arial"/>
+          <w:sz w:val="24"/>
+          <w:szCs w:val="24"/>
+        </w:rPr>
+      </w:pPr>
+      <w:r>
+        <w:rPr>
+          <w:rFonts w:ascii="Arial" w:hAnsi="Arial" w:cs="Arial"/>
+          <w:sz w:val="24"/>
+          <w:szCs w:val="24"/>
+        </w:rPr>
         <w:t>aprobar el trabajo de fin de grado con tal de poder iniciarme en el mercado.</w:t>
       </w:r>
     </w:p>
     <w:p>
       <w:pPr>
+        <w:pStyle w:val="Prrafodelista"/>
+        <w:numPr>
+          <w:ilvl w:val="0"/>
+          <w:numId w:val="13"/>
+        </w:numPr>
         <w:rPr>
           <w:rFonts w:ascii="Arial" w:hAnsi="Arial" w:cs="Arial"/>
           <w:sz w:val="24"/>
@@ -3416,13 +4699,18 @@
     <w:p>
       <w:pPr>
         <w:pStyle w:val="Ttulo1"/>
-      </w:pPr>
-      <w:bookmarkStart w:id="25" w:name="_Toc179228368"/>
+        <w:numPr>
+          <w:ilvl w:val="0"/>
+          <w:numId w:val="14"/>
+        </w:numPr>
+        <w:jc w:val="left"/>
+      </w:pPr>
+      <w:bookmarkStart w:id="30" w:name="_Toc181033989"/>
       <w:r>
         <w:lastRenderedPageBreak/>
         <w:t>desarrollo de la aplicación</w:t>
       </w:r>
-      <w:bookmarkEnd w:id="25"/>
+      <w:bookmarkEnd w:id="30"/>
     </w:p>
     <w:p>
       <w:pPr>
@@ -3437,12 +4725,16 @@
     <w:p>
       <w:pPr>
         <w:pStyle w:val="Ttulo2"/>
-      </w:pPr>
-      <w:bookmarkStart w:id="26" w:name="_Toc179228369"/>
+        <w:numPr>
+          <w:ilvl w:val="1"/>
+          <w:numId w:val="14"/>
+        </w:numPr>
+      </w:pPr>
+      <w:bookmarkStart w:id="31" w:name="_Toc181033990"/>
       <w:r>
         <w:t>Análisis: requisitos.</w:t>
       </w:r>
-      <w:bookmarkEnd w:id="26"/>
+      <w:bookmarkEnd w:id="31"/>
     </w:p>
     <w:p/>
     <w:p>
@@ -3456,11 +4748,15 @@
         <w:ind w:left="714" w:hanging="357"/>
         <w:rPr>
           <w:rFonts w:ascii="Arial" w:hAnsi="Arial" w:cs="Arial"/>
-        </w:rPr>
-      </w:pPr>
-      <w:r>
-        <w:rPr>
-          <w:rFonts w:ascii="Arial" w:hAnsi="Arial" w:cs="Arial"/>
+          <w:sz w:val="24"/>
+          <w:szCs w:val="24"/>
+        </w:rPr>
+      </w:pPr>
+      <w:r>
+        <w:rPr>
+          <w:rFonts w:ascii="Arial" w:hAnsi="Arial" w:cs="Arial"/>
+          <w:sz w:val="24"/>
+          <w:szCs w:val="24"/>
         </w:rPr>
         <w:t>Conocimientos de Bases de datos</w:t>
       </w:r>
@@ -3476,11 +4772,15 @@
         <w:ind w:left="714" w:hanging="357"/>
         <w:rPr>
           <w:rFonts w:ascii="Arial" w:hAnsi="Arial" w:cs="Arial"/>
-        </w:rPr>
-      </w:pPr>
-      <w:r>
-        <w:rPr>
-          <w:rFonts w:ascii="Arial" w:hAnsi="Arial" w:cs="Arial"/>
+          <w:sz w:val="24"/>
+          <w:szCs w:val="24"/>
+        </w:rPr>
+      </w:pPr>
+      <w:r>
+        <w:rPr>
+          <w:rFonts w:ascii="Arial" w:hAnsi="Arial" w:cs="Arial"/>
+          <w:sz w:val="24"/>
+          <w:szCs w:val="24"/>
         </w:rPr>
         <w:t>Conocimientos básicos sobre Frameworks</w:t>
       </w:r>
@@ -3496,11 +4796,15 @@
         <w:ind w:left="714" w:hanging="357"/>
         <w:rPr>
           <w:rFonts w:ascii="Arial" w:hAnsi="Arial" w:cs="Arial"/>
-        </w:rPr>
-      </w:pPr>
-      <w:r>
-        <w:rPr>
-          <w:rFonts w:ascii="Arial" w:hAnsi="Arial" w:cs="Arial"/>
+          <w:sz w:val="24"/>
+          <w:szCs w:val="24"/>
+        </w:rPr>
+      </w:pPr>
+      <w:r>
+        <w:rPr>
+          <w:rFonts w:ascii="Arial" w:hAnsi="Arial" w:cs="Arial"/>
+          <w:sz w:val="24"/>
+          <w:szCs w:val="24"/>
         </w:rPr>
         <w:t>Conocimientos avanzados sobre backend y frontend</w:t>
       </w:r>
@@ -3516,11 +4820,15 @@
         <w:ind w:left="714" w:hanging="357"/>
         <w:rPr>
           <w:rFonts w:ascii="Arial" w:hAnsi="Arial" w:cs="Arial"/>
-        </w:rPr>
-      </w:pPr>
-      <w:r>
-        <w:rPr>
-          <w:rFonts w:ascii="Arial" w:hAnsi="Arial" w:cs="Arial"/>
+          <w:sz w:val="24"/>
+          <w:szCs w:val="24"/>
+        </w:rPr>
+      </w:pPr>
+      <w:r>
+        <w:rPr>
+          <w:rFonts w:ascii="Arial" w:hAnsi="Arial" w:cs="Arial"/>
+          <w:sz w:val="24"/>
+          <w:szCs w:val="24"/>
         </w:rPr>
         <w:t>Conocimientos sobre Intermedios sobre API’S</w:t>
       </w:r>
@@ -3536,11 +4844,15 @@
         <w:ind w:left="714" w:hanging="357"/>
         <w:rPr>
           <w:rFonts w:ascii="Arial" w:hAnsi="Arial" w:cs="Arial"/>
-        </w:rPr>
-      </w:pPr>
-      <w:r>
-        <w:rPr>
-          <w:rFonts w:ascii="Arial" w:hAnsi="Arial" w:cs="Arial"/>
+          <w:sz w:val="24"/>
+          <w:szCs w:val="24"/>
+        </w:rPr>
+      </w:pPr>
+      <w:r>
+        <w:rPr>
+          <w:rFonts w:ascii="Arial" w:hAnsi="Arial" w:cs="Arial"/>
+          <w:sz w:val="24"/>
+          <w:szCs w:val="24"/>
         </w:rPr>
         <w:t>Conocimientos de prisma</w:t>
       </w:r>
@@ -3556,11 +4868,15 @@
         <w:ind w:left="714" w:hanging="357"/>
         <w:rPr>
           <w:rFonts w:ascii="Arial" w:hAnsi="Arial" w:cs="Arial"/>
-        </w:rPr>
-      </w:pPr>
-      <w:r>
-        <w:rPr>
-          <w:rFonts w:ascii="Arial" w:hAnsi="Arial" w:cs="Arial"/>
+          <w:sz w:val="24"/>
+          <w:szCs w:val="24"/>
+        </w:rPr>
+      </w:pPr>
+      <w:r>
+        <w:rPr>
+          <w:rFonts w:ascii="Arial" w:hAnsi="Arial" w:cs="Arial"/>
+          <w:sz w:val="24"/>
+          <w:szCs w:val="24"/>
         </w:rPr>
         <w:t>Conocimientos en JavaScript</w:t>
       </w:r>
@@ -3576,11 +4892,15 @@
         <w:ind w:left="714" w:hanging="357"/>
         <w:rPr>
           <w:rFonts w:ascii="Arial" w:hAnsi="Arial" w:cs="Arial"/>
-        </w:rPr>
-      </w:pPr>
-      <w:r>
-        <w:rPr>
-          <w:rFonts w:ascii="Arial" w:hAnsi="Arial" w:cs="Arial"/>
+          <w:sz w:val="24"/>
+          <w:szCs w:val="24"/>
+        </w:rPr>
+      </w:pPr>
+      <w:r>
+        <w:rPr>
+          <w:rFonts w:ascii="Arial" w:hAnsi="Arial" w:cs="Arial"/>
+          <w:sz w:val="24"/>
+          <w:szCs w:val="24"/>
         </w:rPr>
         <w:t>Conocimientos en React</w:t>
       </w:r>
@@ -3596,33 +4916,65 @@
         <w:ind w:left="714" w:hanging="357"/>
         <w:rPr>
           <w:rFonts w:ascii="Arial" w:hAnsi="Arial" w:cs="Arial"/>
-        </w:rPr>
-      </w:pPr>
-      <w:r>
-        <w:rPr>
-          <w:rFonts w:ascii="Arial" w:hAnsi="Arial" w:cs="Arial"/>
-        </w:rPr>
-        <w:t>Conocimientos en Nextjs</w:t>
-      </w:r>
-    </w:p>
-    <w:p>
-      <w:pPr>
-        <w:ind w:left="360"/>
-      </w:pPr>
-      <w:r>
+          <w:sz w:val="24"/>
+          <w:szCs w:val="24"/>
+        </w:rPr>
+      </w:pPr>
+      <w:r>
+        <w:rPr>
+          <w:rFonts w:ascii="Arial" w:hAnsi="Arial" w:cs="Arial"/>
+          <w:sz w:val="24"/>
+          <w:szCs w:val="24"/>
+        </w:rPr>
+        <w:t xml:space="preserve">Conocimientos en </w:t>
+      </w:r>
+      <w:proofErr w:type="spellStart"/>
+      <w:r>
+        <w:rPr>
+          <w:rFonts w:ascii="Arial" w:hAnsi="Arial" w:cs="Arial"/>
+          <w:sz w:val="24"/>
+          <w:szCs w:val="24"/>
+        </w:rPr>
+        <w:t>Nextjs</w:t>
+      </w:r>
+      <w:proofErr w:type="spellEnd"/>
+    </w:p>
+    <w:p>
+      <w:pPr>
+        <w:rPr>
+          <w:rFonts w:ascii="Arial" w:hAnsi="Arial" w:cs="Arial"/>
+        </w:rPr>
+      </w:pPr>
+      <w:r>
+        <w:rPr>
+          <w:rFonts w:ascii="Arial" w:hAnsi="Arial" w:cs="Arial"/>
+        </w:rPr>
         <w:br w:type="page"/>
       </w:r>
     </w:p>
-    <w:p/>
+    <w:p>
+      <w:pPr>
+        <w:pStyle w:val="Prrafodelista"/>
+        <w:spacing w:line="360" w:lineRule="auto"/>
+        <w:ind w:left="714"/>
+        <w:rPr>
+          <w:rFonts w:ascii="Arial" w:hAnsi="Arial" w:cs="Arial"/>
+        </w:rPr>
+      </w:pPr>
+    </w:p>
     <w:p>
       <w:pPr>
         <w:pStyle w:val="Ttulo2"/>
-      </w:pPr>
-      <w:bookmarkStart w:id="27" w:name="_Toc179228370"/>
+        <w:numPr>
+          <w:ilvl w:val="1"/>
+          <w:numId w:val="14"/>
+        </w:numPr>
+      </w:pPr>
+      <w:bookmarkStart w:id="32" w:name="_Toc181033991"/>
       <w:r>
         <w:t>Diseño: arquitectura</w:t>
       </w:r>
-      <w:bookmarkEnd w:id="27"/>
+      <w:bookmarkEnd w:id="32"/>
     </w:p>
     <w:p>
       <w:pPr>
@@ -3658,7 +5010,7 @@
                     </pic:cNvPicPr>
                   </pic:nvPicPr>
                   <pic:blipFill>
-                    <a:blip r:embed="rId10" cstate="print">
+                    <a:blip r:embed="rId11" cstate="print">
                       <a:extLst>
                         <a:ext uri="{28A0092B-C50C-407E-A947-70E740481C1C}">
                           <a14:useLocalDpi xmlns:a14="http://schemas.microsoft.com/office/drawing/2010/main" val="0"/>
@@ -3740,7 +5092,7 @@
                     <pic:cNvPicPr/>
                   </pic:nvPicPr>
                   <pic:blipFill>
-                    <a:blip r:embed="rId11" cstate="print">
+                    <a:blip r:embed="rId12" cstate="print">
                       <a:extLst>
                         <a:ext uri="{28A0092B-C50C-407E-A947-70E740481C1C}">
                           <a14:useLocalDpi xmlns:a14="http://schemas.microsoft.com/office/drawing/2010/main" val="0"/>
@@ -3767,9 +5119,1812 @@
         </w:drawing>
       </w:r>
     </w:p>
+    <w:p>
+      <w:pPr>
+        <w:rPr>
+          <w:rFonts w:ascii="Arial" w:hAnsi="Arial" w:cs="Arial"/>
+          <w:sz w:val="24"/>
+          <w:szCs w:val="24"/>
+        </w:rPr>
+      </w:pPr>
+      <w:r>
+        <w:rPr>
+          <w:rFonts w:ascii="Arial" w:hAnsi="Arial" w:cs="Arial"/>
+          <w:sz w:val="24"/>
+          <w:szCs w:val="24"/>
+        </w:rPr>
+        <w:br w:type="page"/>
+      </w:r>
+    </w:p>
+    <w:p>
+      <w:pPr>
+        <w:pStyle w:val="Ttulo2"/>
+        <w:numPr>
+          <w:ilvl w:val="1"/>
+          <w:numId w:val="14"/>
+        </w:numPr>
+      </w:pPr>
+      <w:r>
+        <w:lastRenderedPageBreak/>
+        <w:t>implementacion: decisiones adoptadas y problemas encontrados.</w:t>
+      </w:r>
+    </w:p>
+    <w:p>
+      <w:pPr>
+        <w:pStyle w:val="Ttulo3"/>
+      </w:pPr>
+      <w:r>
+        <w:t>Las decisiones adoptadas</w:t>
+      </w:r>
+    </w:p>
+    <w:p>
+      <w:pPr>
+        <w:pStyle w:val="Ttulo4"/>
+      </w:pPr>
+      <w:r>
+        <w:t>Selección de tecnologías y herramientas</w:t>
+      </w:r>
+    </w:p>
+    <w:p>
+      <w:pPr>
+        <w:rPr>
+          <w:rFonts w:ascii="Arial" w:hAnsi="Arial" w:cs="Arial"/>
+          <w:sz w:val="24"/>
+          <w:szCs w:val="24"/>
+        </w:rPr>
+      </w:pPr>
+      <w:r>
+        <w:rPr>
+          <w:rFonts w:ascii="Arial" w:hAnsi="Arial" w:cs="Arial"/>
+          <w:sz w:val="24"/>
+          <w:szCs w:val="24"/>
+        </w:rPr>
+        <w:t>Las tecnologías que he usado han sido, next.js, tailwind css, react y prisma</w:t>
+      </w:r>
+    </w:p>
+    <w:p>
+      <w:pPr>
+        <w:rPr>
+          <w:rFonts w:ascii="Arial" w:hAnsi="Arial" w:cs="Arial"/>
+          <w:sz w:val="24"/>
+          <w:szCs w:val="24"/>
+        </w:rPr>
+      </w:pPr>
+      <w:r>
+        <w:rPr>
+          <w:rFonts w:ascii="Arial" w:hAnsi="Arial" w:cs="Arial"/>
+          <w:sz w:val="24"/>
+          <w:szCs w:val="24"/>
+        </w:rPr>
+        <w:t>Me he decantado por estas principalmente porque están en auge en el mercado laboral, además de una serie de factores importantes como son</w:t>
+      </w:r>
+    </w:p>
+    <w:p>
+      <w:pPr>
+        <w:rPr>
+          <w:rFonts w:ascii="Arial" w:hAnsi="Arial" w:cs="Arial"/>
+          <w:sz w:val="24"/>
+          <w:szCs w:val="24"/>
+        </w:rPr>
+      </w:pPr>
+      <w:r>
+        <w:rPr>
+          <w:rFonts w:ascii="Arial" w:hAnsi="Arial" w:cs="Arial"/>
+          <w:sz w:val="24"/>
+          <w:szCs w:val="24"/>
+        </w:rPr>
+        <w:t>next.js: la facilidad de enrutamiento y el renderizado al lado del servidor lo que hace que las páginas se carguen de manera muy rápida y pueda cargar elementos sin necesidad de que el usuario tenga que estar recargando la pagina entera, lo cual hace que sea una experiencia agradable y fluida para el usuario.</w:t>
+      </w:r>
+    </w:p>
+    <w:p>
+      <w:pPr>
+        <w:rPr>
+          <w:rFonts w:ascii="Arial" w:hAnsi="Arial" w:cs="Arial"/>
+          <w:sz w:val="24"/>
+          <w:szCs w:val="24"/>
+        </w:rPr>
+      </w:pPr>
+      <w:r>
+        <w:rPr>
+          <w:rFonts w:ascii="Arial" w:hAnsi="Arial" w:cs="Arial"/>
+          <w:sz w:val="24"/>
+          <w:szCs w:val="24"/>
+        </w:rPr>
+        <w:t xml:space="preserve">React: creación de la interfaz modular, lo que se traduce en que se pueda crear cada parte de la app de manera independiente y luego juntarlas en módulos o secciones, lo cual nos facilitara ordenar el código y reutilizar componentes y también su escalabilidad </w:t>
+      </w:r>
+      <w:proofErr w:type="gramStart"/>
+      <w:r>
+        <w:rPr>
+          <w:rFonts w:ascii="Arial" w:hAnsi="Arial" w:cs="Arial"/>
+          <w:sz w:val="24"/>
+          <w:szCs w:val="24"/>
+        </w:rPr>
+        <w:t>que</w:t>
+      </w:r>
+      <w:proofErr w:type="gramEnd"/>
+      <w:r>
+        <w:rPr>
+          <w:rFonts w:ascii="Arial" w:hAnsi="Arial" w:cs="Arial"/>
+          <w:sz w:val="24"/>
+          <w:szCs w:val="24"/>
+        </w:rPr>
+        <w:t xml:space="preserve"> aunque en este proyecto no sea determinante, siempre es un factor favorable para cualquier web.</w:t>
+      </w:r>
+    </w:p>
+    <w:p>
+      <w:pPr>
+        <w:rPr>
+          <w:rFonts w:ascii="Arial" w:hAnsi="Arial" w:cs="Arial"/>
+          <w:sz w:val="24"/>
+          <w:szCs w:val="24"/>
+        </w:rPr>
+      </w:pPr>
+      <w:r>
+        <w:rPr>
+          <w:rFonts w:ascii="Arial" w:hAnsi="Arial" w:cs="Arial"/>
+          <w:sz w:val="24"/>
+          <w:szCs w:val="24"/>
+        </w:rPr>
+        <w:t>Tailwind: en auge, usa diseño responsive de manera predeterminada facilitando la legibilidad del código, y ahorrando horas de producción</w:t>
+      </w:r>
+    </w:p>
+    <w:p>
+      <w:pPr>
+        <w:rPr>
+          <w:rFonts w:ascii="Arial" w:hAnsi="Arial" w:cs="Arial"/>
+          <w:sz w:val="24"/>
+          <w:szCs w:val="24"/>
+        </w:rPr>
+      </w:pPr>
+      <w:r>
+        <w:rPr>
+          <w:rFonts w:ascii="Arial" w:hAnsi="Arial" w:cs="Arial"/>
+          <w:sz w:val="24"/>
+          <w:szCs w:val="24"/>
+        </w:rPr>
+        <w:t>Prisma: como ORM simplifica la gestión de la base de datos SQL y facilita la manipulación de datos de manera estructurada, es decir, facilita la sintaxis y evita las consultas complejas que pueden dar lugar a fallos.</w:t>
+      </w:r>
+    </w:p>
+    <w:p>
+      <w:pPr>
+        <w:pStyle w:val="Ttulo4"/>
+      </w:pPr>
+      <w:r>
+        <w:t>Estrategias de desarrollo</w:t>
+      </w:r>
+    </w:p>
+    <w:p>
+      <w:pPr>
+        <w:rPr>
+          <w:rFonts w:ascii="Arial" w:hAnsi="Arial" w:cs="Arial"/>
+          <w:sz w:val="24"/>
+          <w:szCs w:val="24"/>
+        </w:rPr>
+      </w:pPr>
+      <w:r>
+        <w:rPr>
+          <w:rFonts w:ascii="Arial" w:hAnsi="Arial" w:cs="Arial"/>
+          <w:sz w:val="24"/>
+          <w:szCs w:val="24"/>
+        </w:rPr>
+        <w:t xml:space="preserve">Elegí un diseño basado en componentes reutilizables para mantener el código modular y legible, lo que facilita la tarea en proyectos principalmente grandes, como es este </w:t>
+      </w:r>
+      <w:proofErr w:type="gramStart"/>
+      <w:r>
+        <w:rPr>
+          <w:rFonts w:ascii="Arial" w:hAnsi="Arial" w:cs="Arial"/>
+          <w:sz w:val="24"/>
+          <w:szCs w:val="24"/>
+        </w:rPr>
+        <w:t>caso</w:t>
+      </w:r>
+      <w:proofErr w:type="gramEnd"/>
+      <w:r>
+        <w:rPr>
+          <w:rFonts w:ascii="Arial" w:hAnsi="Arial" w:cs="Arial"/>
+          <w:sz w:val="24"/>
+          <w:szCs w:val="24"/>
+        </w:rPr>
+        <w:t xml:space="preserve"> además, esta opción permite la solución de problemas de manera individual haciendo que el resto del código no se vea afectado y evitando generar problemas adicionales.</w:t>
+      </w:r>
+    </w:p>
+    <w:p/>
+    <w:p>
+      <w:pPr>
+        <w:pStyle w:val="Ttulo4"/>
+      </w:pPr>
+      <w:r>
+        <w:t>Optimización de rendimiento</w:t>
+      </w:r>
+    </w:p>
+    <w:p>
+      <w:pPr>
+        <w:rPr>
+          <w:rFonts w:ascii="Arial" w:hAnsi="Arial" w:cs="Arial"/>
+          <w:sz w:val="24"/>
+          <w:szCs w:val="24"/>
+        </w:rPr>
+      </w:pPr>
+      <w:r>
+        <w:rPr>
+          <w:rFonts w:ascii="Arial" w:hAnsi="Arial" w:cs="Arial"/>
+          <w:sz w:val="24"/>
+          <w:szCs w:val="24"/>
+        </w:rPr>
+        <w:t xml:space="preserve">Aun no </w:t>
+      </w:r>
+      <w:proofErr w:type="spellStart"/>
+      <w:r>
+        <w:rPr>
+          <w:rFonts w:ascii="Arial" w:hAnsi="Arial" w:cs="Arial"/>
+          <w:sz w:val="24"/>
+          <w:szCs w:val="24"/>
+        </w:rPr>
+        <w:t>imlementadas</w:t>
+      </w:r>
+      <w:proofErr w:type="spellEnd"/>
+    </w:p>
+    <w:p>
+      <w:pPr>
+        <w:rPr>
+          <w:rFonts w:ascii="Arial" w:hAnsi="Arial"/>
+          <w:caps/>
+          <w:color w:val="294E1C" w:themeColor="accent1" w:themeShade="7F"/>
+          <w:spacing w:val="15"/>
+          <w:sz w:val="28"/>
+        </w:rPr>
+      </w:pPr>
+      <w:r>
+        <w:br w:type="page"/>
+      </w:r>
+    </w:p>
+    <w:p>
+      <w:pPr>
+        <w:pStyle w:val="Ttulo3"/>
+      </w:pPr>
+      <w:r>
+        <w:lastRenderedPageBreak/>
+        <w:t>Problemas encontrados</w:t>
+      </w:r>
+    </w:p>
+    <w:p/>
+    <w:p>
+      <w:pPr>
+        <w:pStyle w:val="Ttulo4"/>
+      </w:pPr>
+      <w:r>
+        <w:t>Errores técnicos o bugs</w:t>
+      </w:r>
+    </w:p>
+    <w:p/>
+    <w:p>
+      <w:pPr>
+        <w:pStyle w:val="Ttulo4"/>
+      </w:pPr>
+      <w:r>
+        <w:t>Desafíos en el desarrollo</w:t>
+      </w:r>
+    </w:p>
+    <w:p/>
+    <w:p>
+      <w:pPr>
+        <w:pStyle w:val="Ttulo4"/>
+      </w:pPr>
+      <w:r>
+        <w:t>Gestión del tiempo y planificación</w:t>
+      </w:r>
+    </w:p>
+    <w:p/>
+    <w:p>
+      <w:pPr>
+        <w:pStyle w:val="Ttulo1"/>
+        <w:numPr>
+          <w:ilvl w:val="0"/>
+          <w:numId w:val="23"/>
+        </w:numPr>
+      </w:pPr>
+      <w:r>
+        <w:t>Realización de pruebas</w:t>
+      </w:r>
+    </w:p>
+    <w:p/>
+    <w:p>
+      <w:pPr>
+        <w:pStyle w:val="Ttulo2"/>
+        <w:numPr>
+          <w:ilvl w:val="1"/>
+          <w:numId w:val="23"/>
+        </w:numPr>
+      </w:pPr>
+      <w:r>
+        <w:t>Descripción de las pruebas</w:t>
+      </w:r>
+    </w:p>
+    <w:p/>
+    <w:p>
+      <w:pPr>
+        <w:pStyle w:val="Ttulo2"/>
+        <w:numPr>
+          <w:ilvl w:val="1"/>
+          <w:numId w:val="23"/>
+        </w:numPr>
+      </w:pPr>
+      <w:r>
+        <w:t>Resultados de las pruebas</w:t>
+      </w:r>
+    </w:p>
+    <w:p/>
+    <w:p>
+      <w:pPr>
+        <w:pStyle w:val="Ttulo1"/>
+        <w:numPr>
+          <w:ilvl w:val="0"/>
+          <w:numId w:val="23"/>
+        </w:numPr>
+      </w:pPr>
+      <w:r>
+        <w:t>Conclusiones</w:t>
+      </w:r>
+    </w:p>
+    <w:p/>
+    <w:p>
+      <w:pPr>
+        <w:pStyle w:val="Ttulo1"/>
+        <w:numPr>
+          <w:ilvl w:val="0"/>
+          <w:numId w:val="23"/>
+        </w:numPr>
+      </w:pPr>
+      <w:r>
+        <w:t>Trabajo futuro</w:t>
+      </w:r>
+    </w:p>
+    <w:p/>
+    <w:p>
+      <w:pPr>
+        <w:pStyle w:val="Ttulo1"/>
+        <w:numPr>
+          <w:ilvl w:val="0"/>
+          <w:numId w:val="23"/>
+        </w:numPr>
+        <w:rPr>
+          <w:u w:val="single"/>
+        </w:rPr>
+      </w:pPr>
+      <w:r>
+        <w:rPr>
+          <w:u w:val="single"/>
+        </w:rPr>
+        <w:t>bibliografía</w:t>
+      </w:r>
+    </w:p>
+    <w:p/>
+    <w:p>
+      <w:pPr>
+        <w:rPr>
+          <w:rFonts w:ascii="Arial" w:hAnsi="Arial" w:cs="Arial"/>
+          <w:sz w:val="24"/>
+          <w:szCs w:val="24"/>
+        </w:rPr>
+      </w:pPr>
+      <w:r>
+        <w:rPr>
+          <w:rFonts w:ascii="Arial" w:hAnsi="Arial" w:cs="Arial"/>
+          <w:sz w:val="24"/>
+          <w:szCs w:val="24"/>
+        </w:rPr>
+        <w:t xml:space="preserve">Autor: </w:t>
+      </w:r>
+      <w:r>
+        <w:rPr>
+          <w:rFonts w:ascii="Arial" w:hAnsi="Arial" w:cs="Arial"/>
+          <w:sz w:val="24"/>
+          <w:szCs w:val="24"/>
+        </w:rPr>
+        <w:t>M</w:t>
+      </w:r>
+      <w:r>
+        <w:rPr>
+          <w:rFonts w:ascii="Arial" w:hAnsi="Arial" w:cs="Arial"/>
+          <w:sz w:val="24"/>
+          <w:szCs w:val="24"/>
+        </w:rPr>
+        <w:t>idu</w:t>
+      </w:r>
+      <w:r>
+        <w:rPr>
+          <w:rFonts w:ascii="Arial" w:hAnsi="Arial" w:cs="Arial"/>
+          <w:sz w:val="24"/>
+          <w:szCs w:val="24"/>
+        </w:rPr>
+        <w:t>D</w:t>
+      </w:r>
+      <w:r>
+        <w:rPr>
+          <w:rFonts w:ascii="Arial" w:hAnsi="Arial" w:cs="Arial"/>
+          <w:sz w:val="24"/>
+          <w:szCs w:val="24"/>
+        </w:rPr>
+        <w:t xml:space="preserve">ev, </w:t>
+      </w:r>
+      <w:r>
+        <w:rPr>
+          <w:rFonts w:ascii="Arial" w:hAnsi="Arial" w:cs="Arial"/>
+          <w:sz w:val="24"/>
+          <w:szCs w:val="24"/>
+        </w:rPr>
+        <w:t xml:space="preserve">Nombre: </w:t>
+      </w:r>
+      <w:r>
+        <w:rPr>
+          <w:rFonts w:ascii="Arial" w:hAnsi="Arial" w:cs="Arial"/>
+          <w:sz w:val="24"/>
+          <w:szCs w:val="24"/>
+        </w:rPr>
+        <w:t>Curso react 2024</w:t>
+      </w:r>
+      <w:r>
+        <w:rPr>
+          <w:rFonts w:ascii="Arial" w:hAnsi="Arial" w:cs="Arial"/>
+          <w:sz w:val="24"/>
+          <w:szCs w:val="24"/>
+        </w:rPr>
+        <w:t>(toda la lista)</w:t>
+      </w:r>
+      <w:r>
+        <w:rPr>
+          <w:rFonts w:ascii="Arial" w:hAnsi="Arial" w:cs="Arial"/>
+          <w:sz w:val="24"/>
+          <w:szCs w:val="24"/>
+        </w:rPr>
+        <w:br/>
+      </w:r>
+      <w:hyperlink r:id="rId13" w:history="1">
+        <w:r>
+          <w:rPr>
+            <w:rStyle w:val="Hipervnculo"/>
+            <w:rFonts w:ascii="Arial" w:hAnsi="Arial" w:cs="Arial"/>
+            <w:sz w:val="24"/>
+            <w:szCs w:val="24"/>
+          </w:rPr>
+          <w:t>https://youtu.be/7iobxzd_2wY?si=K_hvh3kTIQUpWwMO</w:t>
+        </w:r>
+      </w:hyperlink>
+    </w:p>
+    <w:p>
+      <w:pPr>
+        <w:rPr>
+          <w:rFonts w:ascii="Arial" w:hAnsi="Arial" w:cs="Arial"/>
+          <w:sz w:val="24"/>
+          <w:szCs w:val="24"/>
+        </w:rPr>
+      </w:pPr>
+      <w:r>
+        <w:rPr>
+          <w:rFonts w:ascii="Arial" w:hAnsi="Arial" w:cs="Arial"/>
+          <w:sz w:val="24"/>
+          <w:szCs w:val="24"/>
+        </w:rPr>
+        <w:t>Autor: MiduDev, Nombre: aprendiendo tailwind desde cero</w:t>
+      </w:r>
+    </w:p>
+    <w:p>
+      <w:pPr>
+        <w:rPr>
+          <w:rFonts w:ascii="Arial" w:hAnsi="Arial" w:cs="Arial"/>
+          <w:sz w:val="24"/>
+          <w:szCs w:val="24"/>
+        </w:rPr>
+      </w:pPr>
+      <w:hyperlink r:id="rId14" w:history="1">
+        <w:r>
+          <w:rPr>
+            <w:rStyle w:val="Hipervnculo"/>
+            <w:rFonts w:ascii="Arial" w:hAnsi="Arial" w:cs="Arial"/>
+            <w:sz w:val="24"/>
+            <w:szCs w:val="24"/>
+          </w:rPr>
+          <w:t>https://youtu.be/h5HQVHTpeHs?si=KQJpMqNH0sTxfSDv</w:t>
+        </w:r>
+      </w:hyperlink>
+    </w:p>
+    <w:p>
+      <w:pPr>
+        <w:rPr>
+          <w:rFonts w:ascii="Arial" w:hAnsi="Arial" w:cs="Arial"/>
+          <w:sz w:val="24"/>
+          <w:szCs w:val="24"/>
+        </w:rPr>
+      </w:pPr>
+      <w:r>
+        <w:rPr>
+          <w:rFonts w:ascii="Arial" w:hAnsi="Arial" w:cs="Arial"/>
+          <w:sz w:val="24"/>
+          <w:szCs w:val="24"/>
+        </w:rPr>
+        <w:t>Autor: Tailwind empresa, Nombre: Documentación oficial tailwind</w:t>
+      </w:r>
+    </w:p>
+    <w:p>
+      <w:pPr>
+        <w:rPr>
+          <w:rFonts w:ascii="Arial" w:hAnsi="Arial" w:cs="Arial"/>
+          <w:sz w:val="24"/>
+          <w:szCs w:val="24"/>
+        </w:rPr>
+      </w:pPr>
+      <w:hyperlink r:id="rId15" w:history="1">
+        <w:r>
+          <w:rPr>
+            <w:rStyle w:val="Hipervnculo"/>
+            <w:rFonts w:ascii="Arial" w:hAnsi="Arial" w:cs="Arial"/>
+            <w:sz w:val="24"/>
+            <w:szCs w:val="24"/>
+          </w:rPr>
+          <w:t>https://tailwindcss.com/docs/installation</w:t>
+        </w:r>
+      </w:hyperlink>
+    </w:p>
+    <w:p>
+      <w:pPr>
+        <w:rPr>
+          <w:rFonts w:ascii="Arial" w:hAnsi="Arial" w:cs="Arial"/>
+          <w:sz w:val="24"/>
+          <w:szCs w:val="24"/>
+        </w:rPr>
+      </w:pPr>
+    </w:p>
+    <w:p>
+      <w:pPr>
+        <w:rPr>
+          <w:rFonts w:ascii="Arial" w:hAnsi="Arial" w:cs="Arial"/>
+          <w:sz w:val="24"/>
+          <w:szCs w:val="24"/>
+        </w:rPr>
+      </w:pPr>
+      <w:r>
+        <w:rPr>
+          <w:rFonts w:ascii="Arial" w:hAnsi="Arial" w:cs="Arial"/>
+          <w:sz w:val="24"/>
+          <w:szCs w:val="24"/>
+        </w:rPr>
+        <w:lastRenderedPageBreak/>
+        <w:t xml:space="preserve">Autor: </w:t>
+      </w:r>
+      <w:proofErr w:type="spellStart"/>
+      <w:r>
+        <w:rPr>
+          <w:rFonts w:ascii="Arial" w:hAnsi="Arial" w:cs="Arial"/>
+          <w:sz w:val="24"/>
+          <w:szCs w:val="24"/>
+        </w:rPr>
+        <w:t>Cloudinary</w:t>
+      </w:r>
+      <w:proofErr w:type="spellEnd"/>
+      <w:r>
+        <w:rPr>
+          <w:rFonts w:ascii="Arial" w:hAnsi="Arial" w:cs="Arial"/>
+          <w:sz w:val="24"/>
+          <w:szCs w:val="24"/>
+        </w:rPr>
+        <w:t xml:space="preserve">, Nombre: </w:t>
+      </w:r>
+      <w:proofErr w:type="spellStart"/>
+      <w:r>
+        <w:rPr>
+          <w:rFonts w:ascii="Arial" w:hAnsi="Arial" w:cs="Arial"/>
+          <w:sz w:val="24"/>
+          <w:szCs w:val="24"/>
+        </w:rPr>
+        <w:t>Getting</w:t>
+      </w:r>
+      <w:proofErr w:type="spellEnd"/>
+      <w:r>
+        <w:rPr>
+          <w:rFonts w:ascii="Arial" w:hAnsi="Arial" w:cs="Arial"/>
+          <w:sz w:val="24"/>
+          <w:szCs w:val="24"/>
+        </w:rPr>
+        <w:t xml:space="preserve"> </w:t>
+      </w:r>
+      <w:proofErr w:type="spellStart"/>
+      <w:r>
+        <w:rPr>
+          <w:rFonts w:ascii="Arial" w:hAnsi="Arial" w:cs="Arial"/>
+          <w:sz w:val="24"/>
+          <w:szCs w:val="24"/>
+        </w:rPr>
+        <w:t>started</w:t>
+      </w:r>
+      <w:proofErr w:type="spellEnd"/>
+      <w:r>
+        <w:rPr>
+          <w:rFonts w:ascii="Arial" w:hAnsi="Arial" w:cs="Arial"/>
+          <w:sz w:val="24"/>
+          <w:szCs w:val="24"/>
+        </w:rPr>
+        <w:t xml:space="preserve"> in node.js</w:t>
+      </w:r>
+    </w:p>
+    <w:p>
+      <w:pPr>
+        <w:rPr>
+          <w:rFonts w:ascii="Arial" w:hAnsi="Arial" w:cs="Arial"/>
+          <w:sz w:val="24"/>
+          <w:szCs w:val="24"/>
+        </w:rPr>
+      </w:pPr>
+      <w:hyperlink r:id="rId16" w:history="1">
+        <w:r>
+          <w:rPr>
+            <w:rStyle w:val="Hipervnculo"/>
+            <w:rFonts w:ascii="Arial" w:hAnsi="Arial" w:cs="Arial"/>
+            <w:sz w:val="24"/>
+            <w:szCs w:val="24"/>
+          </w:rPr>
+          <w:t>https://youtu.be/2Z1oKtxleb4?si=3cAXjdQCprZhRckT</w:t>
+        </w:r>
+      </w:hyperlink>
+    </w:p>
+    <w:p>
+      <w:pPr>
+        <w:rPr>
+          <w:rFonts w:ascii="Arial" w:hAnsi="Arial" w:cs="Arial"/>
+          <w:sz w:val="24"/>
+          <w:szCs w:val="24"/>
+        </w:rPr>
+      </w:pPr>
+      <w:r>
+        <w:rPr>
+          <w:rFonts w:ascii="Arial" w:hAnsi="Arial" w:cs="Arial"/>
+          <w:sz w:val="24"/>
+          <w:szCs w:val="24"/>
+        </w:rPr>
+        <w:t xml:space="preserve">Autor: MiduDev, Nombre: </w:t>
+      </w:r>
+      <w:proofErr w:type="spellStart"/>
+      <w:r>
+        <w:rPr>
+          <w:rFonts w:ascii="Arial" w:hAnsi="Arial" w:cs="Arial"/>
+          <w:sz w:val="24"/>
+          <w:szCs w:val="24"/>
+        </w:rPr>
+        <w:t>hooks</w:t>
+      </w:r>
+      <w:proofErr w:type="spellEnd"/>
+      <w:r>
+        <w:rPr>
+          <w:rFonts w:ascii="Arial" w:hAnsi="Arial" w:cs="Arial"/>
+          <w:sz w:val="24"/>
+          <w:szCs w:val="24"/>
+        </w:rPr>
+        <w:t xml:space="preserve"> react(</w:t>
+      </w:r>
+      <w:proofErr w:type="spellStart"/>
+      <w:r>
+        <w:rPr>
+          <w:rFonts w:ascii="Arial" w:hAnsi="Arial" w:cs="Arial"/>
+          <w:sz w:val="24"/>
+          <w:szCs w:val="24"/>
+        </w:rPr>
+        <w:t>useEffect</w:t>
+      </w:r>
+      <w:proofErr w:type="spellEnd"/>
+      <w:r>
+        <w:rPr>
+          <w:rFonts w:ascii="Arial" w:hAnsi="Arial" w:cs="Arial"/>
+          <w:sz w:val="24"/>
+          <w:szCs w:val="24"/>
+        </w:rPr>
+        <w:t>)</w:t>
+      </w:r>
+    </w:p>
+    <w:p>
+      <w:pPr>
+        <w:rPr>
+          <w:rFonts w:ascii="Arial" w:hAnsi="Arial" w:cs="Arial"/>
+          <w:sz w:val="24"/>
+          <w:szCs w:val="24"/>
+        </w:rPr>
+      </w:pPr>
+      <w:hyperlink r:id="rId17" w:history="1">
+        <w:r>
+          <w:rPr>
+            <w:rStyle w:val="Hipervnculo"/>
+            <w:rFonts w:ascii="Arial" w:hAnsi="Arial" w:cs="Arial"/>
+            <w:sz w:val="24"/>
+            <w:szCs w:val="24"/>
+          </w:rPr>
+          <w:t>https://youtu.be/TBxpAhpQqYk?si=f8EPdixOPdfqJAhd</w:t>
+        </w:r>
+      </w:hyperlink>
+    </w:p>
+    <w:p>
+      <w:pPr>
+        <w:rPr>
+          <w:rFonts w:ascii="Arial" w:hAnsi="Arial" w:cs="Arial"/>
+          <w:sz w:val="24"/>
+          <w:szCs w:val="24"/>
+        </w:rPr>
+      </w:pPr>
+      <w:r>
+        <w:rPr>
+          <w:rFonts w:ascii="Arial" w:hAnsi="Arial" w:cs="Arial"/>
+          <w:sz w:val="24"/>
+          <w:szCs w:val="24"/>
+        </w:rPr>
+        <w:t xml:space="preserve">Autor: MiduDev, Nombre: de novato a ninja: aprende </w:t>
+      </w:r>
+      <w:proofErr w:type="spellStart"/>
+      <w:r>
+        <w:rPr>
+          <w:rFonts w:ascii="Arial" w:hAnsi="Arial" w:cs="Arial"/>
+          <w:sz w:val="24"/>
+          <w:szCs w:val="24"/>
+        </w:rPr>
+        <w:t>TypeScript</w:t>
+      </w:r>
+      <w:proofErr w:type="spellEnd"/>
+    </w:p>
+    <w:p>
+      <w:pPr>
+        <w:rPr>
+          <w:rFonts w:ascii="Arial" w:hAnsi="Arial" w:cs="Arial"/>
+          <w:sz w:val="24"/>
+          <w:szCs w:val="24"/>
+        </w:rPr>
+      </w:pPr>
+      <w:hyperlink r:id="rId18" w:history="1">
+        <w:r>
+          <w:rPr>
+            <w:rStyle w:val="Hipervnculo"/>
+            <w:rFonts w:ascii="Arial" w:hAnsi="Arial" w:cs="Arial"/>
+            <w:sz w:val="24"/>
+            <w:szCs w:val="24"/>
+          </w:rPr>
+          <w:t>https://youtu.be/fUgxxhI_bvc?si=pVB2ZM1OKvtnX0Tk</w:t>
+        </w:r>
+      </w:hyperlink>
+    </w:p>
+    <w:p>
+      <w:pPr>
+        <w:rPr>
+          <w:rFonts w:ascii="Arial" w:hAnsi="Arial" w:cs="Arial"/>
+          <w:sz w:val="24"/>
+          <w:szCs w:val="24"/>
+        </w:rPr>
+      </w:pPr>
+      <w:r>
+        <w:rPr>
+          <w:rFonts w:ascii="Arial" w:hAnsi="Arial" w:cs="Arial"/>
+          <w:sz w:val="24"/>
+          <w:szCs w:val="24"/>
+        </w:rPr>
+        <w:t>Autor: HolaMundo, Nombre: ¡Aprende JavaScript Ahora!</w:t>
+      </w:r>
+    </w:p>
+    <w:p>
+      <w:pPr>
+        <w:rPr>
+          <w:rFonts w:ascii="Arial" w:hAnsi="Arial" w:cs="Arial"/>
+          <w:sz w:val="24"/>
+          <w:szCs w:val="24"/>
+        </w:rPr>
+      </w:pPr>
+      <w:hyperlink r:id="rId19" w:history="1">
+        <w:r>
+          <w:rPr>
+            <w:rStyle w:val="Hipervnculo"/>
+            <w:rFonts w:ascii="Arial" w:hAnsi="Arial" w:cs="Arial"/>
+            <w:sz w:val="24"/>
+            <w:szCs w:val="24"/>
+          </w:rPr>
+          <w:t>https://youtu.be/QoC4RxNIs5M?si=AA8A15Vbn9Hs34Zn</w:t>
+        </w:r>
+      </w:hyperlink>
+    </w:p>
+    <w:p>
+      <w:pPr>
+        <w:rPr>
+          <w:rFonts w:ascii="Arial" w:hAnsi="Arial" w:cs="Arial"/>
+          <w:sz w:val="24"/>
+          <w:szCs w:val="24"/>
+        </w:rPr>
+      </w:pPr>
+      <w:r>
+        <w:rPr>
+          <w:rFonts w:ascii="Arial" w:hAnsi="Arial" w:cs="Arial"/>
+          <w:sz w:val="24"/>
+          <w:szCs w:val="24"/>
+        </w:rPr>
+        <w:t xml:space="preserve">Autor: </w:t>
+      </w:r>
+      <w:proofErr w:type="spellStart"/>
+      <w:r>
+        <w:rPr>
+          <w:rFonts w:ascii="Arial" w:hAnsi="Arial" w:cs="Arial"/>
+          <w:sz w:val="24"/>
+          <w:szCs w:val="24"/>
+        </w:rPr>
+        <w:t>FaztCode</w:t>
+      </w:r>
+      <w:proofErr w:type="spellEnd"/>
+      <w:r>
+        <w:rPr>
+          <w:rFonts w:ascii="Arial" w:hAnsi="Arial" w:cs="Arial"/>
+          <w:sz w:val="24"/>
+          <w:szCs w:val="24"/>
+        </w:rPr>
+        <w:t xml:space="preserve">, Nombre: Curso </w:t>
+      </w:r>
+      <w:proofErr w:type="spellStart"/>
+      <w:r>
+        <w:rPr>
+          <w:rFonts w:ascii="Arial" w:hAnsi="Arial" w:cs="Arial"/>
+          <w:sz w:val="24"/>
+          <w:szCs w:val="24"/>
+        </w:rPr>
+        <w:t>primsa</w:t>
+      </w:r>
+      <w:proofErr w:type="spellEnd"/>
+      <w:r>
+        <w:rPr>
+          <w:rFonts w:ascii="Arial" w:hAnsi="Arial" w:cs="Arial"/>
+          <w:sz w:val="24"/>
+          <w:szCs w:val="24"/>
+        </w:rPr>
+        <w:t xml:space="preserve"> ORM</w:t>
+      </w:r>
+    </w:p>
+    <w:p>
+      <w:pPr>
+        <w:rPr>
+          <w:rFonts w:ascii="Arial" w:hAnsi="Arial" w:cs="Arial"/>
+          <w:sz w:val="24"/>
+          <w:szCs w:val="24"/>
+        </w:rPr>
+      </w:pPr>
+      <w:hyperlink r:id="rId20" w:history="1">
+        <w:r>
+          <w:rPr>
+            <w:rStyle w:val="Hipervnculo"/>
+            <w:rFonts w:ascii="Arial" w:hAnsi="Arial" w:cs="Arial"/>
+            <w:sz w:val="24"/>
+            <w:szCs w:val="24"/>
+          </w:rPr>
+          <w:t>https://youtu.be/N5dkg28jRF0?si=y83On9t9oeyRFjCh</w:t>
+        </w:r>
+      </w:hyperlink>
+    </w:p>
+    <w:p>
+      <w:pPr>
+        <w:rPr>
+          <w:rFonts w:ascii="Arial" w:hAnsi="Arial" w:cs="Arial"/>
+          <w:sz w:val="24"/>
+          <w:szCs w:val="24"/>
+        </w:rPr>
+      </w:pPr>
+      <w:r>
+        <w:rPr>
+          <w:rFonts w:ascii="Arial" w:hAnsi="Arial" w:cs="Arial"/>
+          <w:sz w:val="24"/>
+          <w:szCs w:val="24"/>
+        </w:rPr>
+        <w:t xml:space="preserve">Autor: </w:t>
+      </w:r>
+      <w:proofErr w:type="spellStart"/>
+      <w:r>
+        <w:rPr>
+          <w:rFonts w:ascii="Arial" w:hAnsi="Arial" w:cs="Arial"/>
+          <w:sz w:val="24"/>
+          <w:szCs w:val="24"/>
+        </w:rPr>
+        <w:t>FaztCode</w:t>
+      </w:r>
+      <w:proofErr w:type="spellEnd"/>
+      <w:r>
+        <w:rPr>
+          <w:rFonts w:ascii="Arial" w:hAnsi="Arial" w:cs="Arial"/>
+          <w:sz w:val="24"/>
+          <w:szCs w:val="24"/>
+        </w:rPr>
+        <w:t xml:space="preserve">, Nombre: </w:t>
+      </w:r>
+      <w:proofErr w:type="spellStart"/>
+      <w:r>
+        <w:rPr>
+          <w:rFonts w:ascii="Arial" w:hAnsi="Arial" w:cs="Arial"/>
+          <w:sz w:val="24"/>
+          <w:szCs w:val="24"/>
+        </w:rPr>
+        <w:t>Nodejs</w:t>
+      </w:r>
+      <w:proofErr w:type="spellEnd"/>
+      <w:r>
+        <w:rPr>
+          <w:rFonts w:ascii="Arial" w:hAnsi="Arial" w:cs="Arial"/>
+          <w:sz w:val="24"/>
+          <w:szCs w:val="24"/>
+        </w:rPr>
+        <w:t xml:space="preserve"> y Prisma ORM REST API</w:t>
+      </w:r>
+    </w:p>
+    <w:p>
+      <w:pPr>
+        <w:rPr>
+          <w:rFonts w:ascii="Arial" w:hAnsi="Arial" w:cs="Arial"/>
+          <w:sz w:val="24"/>
+          <w:szCs w:val="24"/>
+        </w:rPr>
+      </w:pPr>
+      <w:hyperlink r:id="rId21" w:history="1">
+        <w:r>
+          <w:rPr>
+            <w:rStyle w:val="Hipervnculo"/>
+            <w:rFonts w:ascii="Arial" w:hAnsi="Arial" w:cs="Arial"/>
+            <w:sz w:val="24"/>
+            <w:szCs w:val="24"/>
+          </w:rPr>
+          <w:t>https://youtu.be/ESShhQmBjjY?si=r53ZUKfxWD64poB4</w:t>
+        </w:r>
+      </w:hyperlink>
+    </w:p>
+    <w:p>
+      <w:pPr>
+        <w:rPr>
+          <w:rFonts w:ascii="Arial" w:hAnsi="Arial" w:cs="Arial"/>
+          <w:sz w:val="24"/>
+          <w:szCs w:val="24"/>
+        </w:rPr>
+      </w:pPr>
+      <w:r>
+        <w:rPr>
+          <w:rFonts w:ascii="Arial" w:hAnsi="Arial" w:cs="Arial"/>
+          <w:sz w:val="24"/>
+          <w:szCs w:val="24"/>
+        </w:rPr>
+        <w:t xml:space="preserve">Autor: MiduDev, Nombre: </w:t>
+      </w:r>
+      <w:r>
+        <w:rPr>
+          <w:rFonts w:ascii="Arial" w:hAnsi="Arial" w:cs="Arial"/>
+          <w:sz w:val="24"/>
+          <w:szCs w:val="24"/>
+        </w:rPr>
+        <w:t>CURSO DE NODE.JS DESDE CERO: Introducción y primeros pasos</w:t>
+      </w:r>
+      <w:r>
+        <w:rPr>
+          <w:rFonts w:ascii="Arial" w:hAnsi="Arial" w:cs="Arial"/>
+          <w:sz w:val="24"/>
+          <w:szCs w:val="24"/>
+        </w:rPr>
+        <w:t>.</w:t>
+      </w:r>
+    </w:p>
+    <w:p>
+      <w:pPr>
+        <w:rPr>
+          <w:rFonts w:ascii="Arial" w:hAnsi="Arial" w:cs="Arial"/>
+          <w:sz w:val="24"/>
+          <w:szCs w:val="24"/>
+        </w:rPr>
+      </w:pPr>
+      <w:hyperlink r:id="rId22" w:history="1">
+        <w:r>
+          <w:rPr>
+            <w:rStyle w:val="Hipervnculo"/>
+            <w:rFonts w:ascii="Arial" w:hAnsi="Arial" w:cs="Arial"/>
+            <w:sz w:val="24"/>
+            <w:szCs w:val="24"/>
+          </w:rPr>
+          <w:t>https://youtu.be/yB4n_K7dZV8?si=Dl7KDARNjDGU1CHB</w:t>
+        </w:r>
+      </w:hyperlink>
+    </w:p>
+    <w:p>
+      <w:pPr>
+        <w:rPr>
+          <w:rFonts w:ascii="Arial" w:hAnsi="Arial" w:cs="Arial"/>
+          <w:sz w:val="24"/>
+          <w:szCs w:val="24"/>
+        </w:rPr>
+      </w:pPr>
+      <w:r>
+        <w:rPr>
+          <w:rFonts w:ascii="Arial" w:hAnsi="Arial" w:cs="Arial"/>
+          <w:sz w:val="24"/>
+          <w:szCs w:val="24"/>
+        </w:rPr>
+        <w:t xml:space="preserve">Autor: </w:t>
+      </w:r>
+      <w:r>
+        <w:rPr>
+          <w:rFonts w:ascii="Arial" w:hAnsi="Arial" w:cs="Arial"/>
+          <w:sz w:val="24"/>
+          <w:szCs w:val="24"/>
+        </w:rPr>
+        <w:t xml:space="preserve">Jorge </w:t>
+      </w:r>
+      <w:proofErr w:type="spellStart"/>
+      <w:r>
+        <w:rPr>
+          <w:rFonts w:ascii="Arial" w:hAnsi="Arial" w:cs="Arial"/>
+          <w:sz w:val="24"/>
+          <w:szCs w:val="24"/>
+        </w:rPr>
+        <w:t>Duje</w:t>
+      </w:r>
+      <w:proofErr w:type="spellEnd"/>
+      <w:r>
+        <w:rPr>
+          <w:rFonts w:ascii="Arial" w:hAnsi="Arial" w:cs="Arial"/>
+          <w:sz w:val="24"/>
+          <w:szCs w:val="24"/>
+        </w:rPr>
+        <w:t xml:space="preserve"> Dev</w:t>
+      </w:r>
+      <w:r>
+        <w:rPr>
+          <w:rFonts w:ascii="Arial" w:hAnsi="Arial" w:cs="Arial"/>
+          <w:sz w:val="24"/>
+          <w:szCs w:val="24"/>
+        </w:rPr>
+        <w:t>, Nombre:</w:t>
+      </w:r>
+      <w:r>
+        <w:rPr>
+          <w:rFonts w:ascii="Arial" w:hAnsi="Arial" w:cs="Arial"/>
+          <w:sz w:val="24"/>
+          <w:szCs w:val="24"/>
+        </w:rPr>
+        <w:t xml:space="preserve"> </w:t>
+      </w:r>
+      <w:r>
+        <w:t xml:space="preserve"> </w:t>
+      </w:r>
+      <w:proofErr w:type="spellStart"/>
+      <w:r>
+        <w:rPr>
+          <w:rFonts w:ascii="Arial" w:hAnsi="Arial" w:cs="Arial"/>
+          <w:sz w:val="24"/>
+          <w:szCs w:val="24"/>
+        </w:rPr>
+        <w:t>useState</w:t>
+      </w:r>
+      <w:proofErr w:type="spellEnd"/>
+      <w:r>
+        <w:rPr>
+          <w:rFonts w:ascii="Arial" w:hAnsi="Arial" w:cs="Arial"/>
+          <w:sz w:val="24"/>
+          <w:szCs w:val="24"/>
+        </w:rPr>
+        <w:t xml:space="preserve"> y </w:t>
+      </w:r>
+      <w:proofErr w:type="spellStart"/>
+      <w:r>
+        <w:rPr>
+          <w:rFonts w:ascii="Arial" w:hAnsi="Arial" w:cs="Arial"/>
+          <w:sz w:val="24"/>
+          <w:szCs w:val="24"/>
+        </w:rPr>
+        <w:t>useEffect</w:t>
+      </w:r>
+      <w:proofErr w:type="spellEnd"/>
+      <w:r>
+        <w:rPr>
+          <w:rFonts w:ascii="Arial" w:hAnsi="Arial" w:cs="Arial"/>
+          <w:sz w:val="24"/>
+          <w:szCs w:val="24"/>
+        </w:rPr>
+        <w:t xml:space="preserve"> </w:t>
+      </w:r>
+      <w:proofErr w:type="spellStart"/>
+      <w:r>
+        <w:rPr>
+          <w:rFonts w:ascii="Arial" w:hAnsi="Arial" w:cs="Arial"/>
+          <w:sz w:val="24"/>
+          <w:szCs w:val="24"/>
+        </w:rPr>
+        <w:t>Hooks</w:t>
+      </w:r>
+      <w:proofErr w:type="spellEnd"/>
+      <w:r>
+        <w:rPr>
+          <w:rFonts w:ascii="Arial" w:hAnsi="Arial" w:cs="Arial"/>
+          <w:sz w:val="24"/>
+          <w:szCs w:val="24"/>
+        </w:rPr>
+        <w:t xml:space="preserve"> - CURSO REACT DESDE CERO</w:t>
+      </w:r>
+    </w:p>
+    <w:p>
+      <w:pPr>
+        <w:rPr>
+          <w:rFonts w:ascii="Arial" w:hAnsi="Arial" w:cs="Arial"/>
+          <w:sz w:val="24"/>
+          <w:szCs w:val="24"/>
+        </w:rPr>
+      </w:pPr>
+      <w:hyperlink r:id="rId23" w:history="1">
+        <w:r>
+          <w:rPr>
+            <w:rStyle w:val="Hipervnculo"/>
+            <w:rFonts w:ascii="Arial" w:hAnsi="Arial" w:cs="Arial"/>
+            <w:sz w:val="24"/>
+            <w:szCs w:val="24"/>
+          </w:rPr>
+          <w:t>https://youtu.be/tu2p6Oiq3VI?si=ye0xdimgCj4BH7Dq</w:t>
+        </w:r>
+      </w:hyperlink>
+    </w:p>
+    <w:p>
+      <w:pPr>
+        <w:rPr>
+          <w:rFonts w:ascii="Arial" w:hAnsi="Arial" w:cs="Arial"/>
+          <w:sz w:val="24"/>
+          <w:szCs w:val="24"/>
+        </w:rPr>
+      </w:pPr>
+    </w:p>
+    <w:p>
+      <w:pPr>
+        <w:rPr>
+          <w:rFonts w:ascii="Arial" w:hAnsi="Arial" w:cs="Arial"/>
+          <w:sz w:val="24"/>
+          <w:szCs w:val="24"/>
+        </w:rPr>
+      </w:pPr>
+      <w:r>
+        <w:rPr>
+          <w:rFonts w:ascii="Arial" w:hAnsi="Arial" w:cs="Arial"/>
+          <w:sz w:val="24"/>
+          <w:szCs w:val="24"/>
+        </w:rPr>
+        <w:t xml:space="preserve">Autor: </w:t>
+      </w:r>
+      <w:r>
+        <w:rPr>
+          <w:rFonts w:ascii="Arial" w:hAnsi="Arial" w:cs="Arial"/>
+          <w:sz w:val="24"/>
+          <w:szCs w:val="24"/>
+        </w:rPr>
+        <w:t>MiduDev</w:t>
+      </w:r>
+      <w:r>
+        <w:rPr>
+          <w:rFonts w:ascii="Arial" w:hAnsi="Arial" w:cs="Arial"/>
+          <w:sz w:val="24"/>
+          <w:szCs w:val="24"/>
+        </w:rPr>
+        <w:t>, Nombre:</w:t>
+      </w:r>
+      <w:r>
+        <w:t xml:space="preserve"> </w:t>
+      </w:r>
+      <w:r>
+        <w:rPr>
+          <w:rFonts w:ascii="Arial" w:hAnsi="Arial" w:cs="Arial"/>
+          <w:sz w:val="24"/>
+          <w:szCs w:val="24"/>
+        </w:rPr>
+        <w:t xml:space="preserve">Cómo CONSUMIR una API REST con JAVASCRIPT y </w:t>
+      </w:r>
+      <w:proofErr w:type="spellStart"/>
+      <w:r>
+        <w:rPr>
+          <w:rFonts w:ascii="Arial" w:hAnsi="Arial" w:cs="Arial"/>
+          <w:sz w:val="24"/>
+          <w:szCs w:val="24"/>
+        </w:rPr>
+        <w:t>Fetch</w:t>
+      </w:r>
+      <w:proofErr w:type="spellEnd"/>
+      <w:r>
+        <w:rPr>
+          <w:rFonts w:ascii="Arial" w:hAnsi="Arial" w:cs="Arial"/>
+          <w:sz w:val="24"/>
+          <w:szCs w:val="24"/>
+        </w:rPr>
+        <w:t xml:space="preserve"> + </w:t>
+      </w:r>
+      <w:proofErr w:type="spellStart"/>
+      <w:r>
+        <w:rPr>
+          <w:rFonts w:ascii="Arial" w:hAnsi="Arial" w:cs="Arial"/>
+          <w:sz w:val="24"/>
+          <w:szCs w:val="24"/>
+        </w:rPr>
+        <w:t>Promises</w:t>
+      </w:r>
+      <w:proofErr w:type="spellEnd"/>
+      <w:r>
+        <w:rPr>
+          <w:rFonts w:ascii="Arial" w:hAnsi="Arial" w:cs="Arial"/>
+          <w:sz w:val="24"/>
+          <w:szCs w:val="24"/>
+        </w:rPr>
+        <w:t xml:space="preserve"> con gestión de Errores</w:t>
+      </w:r>
+    </w:p>
+    <w:p>
+      <w:pPr>
+        <w:rPr>
+          <w:rFonts w:ascii="Arial" w:hAnsi="Arial" w:cs="Arial"/>
+          <w:sz w:val="24"/>
+          <w:szCs w:val="24"/>
+        </w:rPr>
+      </w:pPr>
+      <w:hyperlink r:id="rId24" w:history="1">
+        <w:r>
+          <w:rPr>
+            <w:rStyle w:val="Hipervnculo"/>
+            <w:rFonts w:ascii="Arial" w:hAnsi="Arial" w:cs="Arial"/>
+            <w:sz w:val="24"/>
+            <w:szCs w:val="24"/>
+          </w:rPr>
+          <w:t>https://youtu.be/FJ-w0tf3d_w?si=ixOLwKIr4NmPH_fg</w:t>
+        </w:r>
+      </w:hyperlink>
+    </w:p>
+    <w:p>
+      <w:pPr>
+        <w:rPr>
+          <w:rFonts w:ascii="Arial" w:hAnsi="Arial" w:cs="Arial"/>
+          <w:sz w:val="24"/>
+          <w:szCs w:val="24"/>
+        </w:rPr>
+      </w:pPr>
+    </w:p>
+    <w:p>
+      <w:pPr>
+        <w:rPr>
+          <w:rFonts w:ascii="Arial" w:hAnsi="Arial" w:cs="Arial"/>
+          <w:sz w:val="24"/>
+          <w:szCs w:val="24"/>
+        </w:rPr>
+      </w:pPr>
+      <w:r>
+        <w:rPr>
+          <w:rFonts w:ascii="Arial" w:hAnsi="Arial" w:cs="Arial"/>
+          <w:sz w:val="24"/>
+          <w:szCs w:val="24"/>
+        </w:rPr>
+        <w:t xml:space="preserve">Autor: </w:t>
+      </w:r>
+      <w:proofErr w:type="spellStart"/>
+      <w:r>
+        <w:rPr>
+          <w:rFonts w:ascii="Arial" w:hAnsi="Arial" w:cs="Arial"/>
+          <w:sz w:val="24"/>
+          <w:szCs w:val="24"/>
+        </w:rPr>
+        <w:t>ByteGrad</w:t>
+      </w:r>
+      <w:proofErr w:type="spellEnd"/>
+      <w:r>
+        <w:rPr>
+          <w:rFonts w:ascii="Arial" w:hAnsi="Arial" w:cs="Arial"/>
+          <w:sz w:val="24"/>
+          <w:szCs w:val="24"/>
+        </w:rPr>
+        <w:t>, Nombre:</w:t>
+      </w:r>
+      <w:r>
+        <w:rPr>
+          <w:rFonts w:ascii="Arial" w:hAnsi="Arial" w:cs="Arial"/>
+          <w:sz w:val="24"/>
+          <w:szCs w:val="24"/>
+        </w:rPr>
+        <w:t xml:space="preserve"> </w:t>
+      </w:r>
+      <w:proofErr w:type="spellStart"/>
+      <w:r>
+        <w:rPr>
+          <w:rFonts w:ascii="Arial" w:hAnsi="Arial" w:cs="Arial"/>
+          <w:sz w:val="24"/>
+          <w:szCs w:val="24"/>
+        </w:rPr>
+        <w:t>Fetch</w:t>
+      </w:r>
+      <w:proofErr w:type="spellEnd"/>
+      <w:r>
+        <w:rPr>
+          <w:rFonts w:ascii="Arial" w:hAnsi="Arial" w:cs="Arial"/>
+          <w:sz w:val="24"/>
+          <w:szCs w:val="24"/>
+        </w:rPr>
+        <w:t xml:space="preserve"> API in 4 Minutes (GET, POST, PUT, DELETE | JSON)</w:t>
+      </w:r>
+    </w:p>
+    <w:p>
+      <w:pPr>
+        <w:rPr>
+          <w:rFonts w:ascii="Arial" w:hAnsi="Arial" w:cs="Arial"/>
+          <w:sz w:val="24"/>
+          <w:szCs w:val="24"/>
+        </w:rPr>
+      </w:pPr>
+      <w:hyperlink r:id="rId25" w:history="1">
+        <w:r>
+          <w:rPr>
+            <w:rStyle w:val="Hipervnculo"/>
+            <w:rFonts w:ascii="Arial" w:hAnsi="Arial" w:cs="Arial"/>
+            <w:sz w:val="24"/>
+            <w:szCs w:val="24"/>
+          </w:rPr>
+          <w:t>https://youtu.be/XHokFQeQ6Lk?si=fgOIM7-iEuvEPQos</w:t>
+        </w:r>
+      </w:hyperlink>
+    </w:p>
+    <w:p>
+      <w:pPr>
+        <w:rPr>
+          <w:rFonts w:ascii="Arial" w:hAnsi="Arial" w:cs="Arial"/>
+          <w:sz w:val="24"/>
+          <w:szCs w:val="24"/>
+        </w:rPr>
+      </w:pPr>
+      <w:r>
+        <w:rPr>
+          <w:rFonts w:ascii="Arial" w:hAnsi="Arial" w:cs="Arial"/>
+          <w:sz w:val="24"/>
+          <w:szCs w:val="24"/>
+        </w:rPr>
+        <w:t xml:space="preserve">Autor </w:t>
+      </w:r>
+      <w:r>
+        <w:rPr>
+          <w:rFonts w:ascii="Arial" w:hAnsi="Arial" w:cs="Arial"/>
+          <w:sz w:val="24"/>
+          <w:szCs w:val="24"/>
+        </w:rPr>
+        <w:t>Pablo Marino</w:t>
+      </w:r>
+      <w:r>
+        <w:rPr>
+          <w:rFonts w:ascii="Arial" w:hAnsi="Arial" w:cs="Arial"/>
+          <w:sz w:val="24"/>
+          <w:szCs w:val="24"/>
+        </w:rPr>
+        <w:t xml:space="preserve">, Nombre: </w:t>
+      </w:r>
+      <w:r>
+        <w:rPr>
+          <w:rFonts w:ascii="Arial" w:hAnsi="Arial" w:cs="Arial"/>
+          <w:sz w:val="24"/>
+          <w:szCs w:val="24"/>
+        </w:rPr>
+        <w:t xml:space="preserve">Curso de manipulación del DOM con </w:t>
+      </w:r>
+      <w:proofErr w:type="spellStart"/>
+      <w:r>
+        <w:rPr>
+          <w:rFonts w:ascii="Arial" w:hAnsi="Arial" w:cs="Arial"/>
+          <w:sz w:val="24"/>
+          <w:szCs w:val="24"/>
+        </w:rPr>
+        <w:t>Javascript</w:t>
+      </w:r>
+      <w:proofErr w:type="spellEnd"/>
+      <w:r>
+        <w:rPr>
+          <w:rFonts w:ascii="Arial" w:hAnsi="Arial" w:cs="Arial"/>
+          <w:sz w:val="24"/>
+          <w:szCs w:val="24"/>
+        </w:rPr>
+        <w:t xml:space="preserve"> - Clase 1</w:t>
+      </w:r>
+    </w:p>
+    <w:p>
+      <w:pPr>
+        <w:rPr>
+          <w:rFonts w:ascii="Arial" w:hAnsi="Arial" w:cs="Arial"/>
+          <w:sz w:val="24"/>
+          <w:szCs w:val="24"/>
+        </w:rPr>
+      </w:pPr>
+      <w:hyperlink r:id="rId26" w:history="1">
+        <w:r>
+          <w:rPr>
+            <w:rStyle w:val="Hipervnculo"/>
+            <w:rFonts w:ascii="Arial" w:hAnsi="Arial" w:cs="Arial"/>
+            <w:sz w:val="24"/>
+            <w:szCs w:val="24"/>
+          </w:rPr>
+          <w:t>https://youtu.be/FxycQVD7xf4?si=zgZT-aIy8EEiR5b8</w:t>
+        </w:r>
+      </w:hyperlink>
+    </w:p>
+    <w:p>
+      <w:pPr>
+        <w:rPr>
+          <w:rFonts w:ascii="Arial" w:hAnsi="Arial" w:cs="Arial"/>
+          <w:sz w:val="24"/>
+          <w:szCs w:val="24"/>
+        </w:rPr>
+      </w:pPr>
+      <w:r>
+        <w:rPr>
+          <w:rFonts w:ascii="Arial" w:hAnsi="Arial" w:cs="Arial"/>
+          <w:sz w:val="24"/>
+          <w:szCs w:val="24"/>
+        </w:rPr>
+        <w:lastRenderedPageBreak/>
+        <w:t xml:space="preserve">Autor: TodoCode, Nombre: </w:t>
+      </w:r>
+      <w:r>
+        <w:rPr>
+          <w:rFonts w:ascii="Segoe UI Emoji" w:hAnsi="Segoe UI Emoji" w:cs="Segoe UI Emoji"/>
+          <w:sz w:val="24"/>
+          <w:szCs w:val="24"/>
+        </w:rPr>
+        <w:t>👩🏻</w:t>
+      </w:r>
+      <w:r>
+        <w:rPr>
+          <w:rFonts w:ascii="Arial" w:hAnsi="Arial" w:cs="Arial"/>
+          <w:sz w:val="24"/>
+          <w:szCs w:val="24"/>
+        </w:rPr>
+        <w:t>‍</w:t>
+      </w:r>
+      <w:r>
+        <w:rPr>
+          <w:rFonts w:ascii="Segoe UI Emoji" w:hAnsi="Segoe UI Emoji" w:cs="Segoe UI Emoji"/>
+          <w:sz w:val="24"/>
+          <w:szCs w:val="24"/>
+        </w:rPr>
+        <w:t>💻</w:t>
+      </w:r>
+      <w:r>
+        <w:rPr>
+          <w:rFonts w:ascii="Arial" w:hAnsi="Arial" w:cs="Arial"/>
+          <w:sz w:val="24"/>
+          <w:szCs w:val="24"/>
+        </w:rPr>
+        <w:t xml:space="preserve"> ¿Qué es JAVASCRIPT? | </w:t>
+      </w:r>
+      <w:r>
+        <w:rPr>
+          <w:rFonts w:ascii="Segoe UI Emoji" w:hAnsi="Segoe UI Emoji" w:cs="Segoe UI Emoji"/>
+          <w:sz w:val="24"/>
+          <w:szCs w:val="24"/>
+        </w:rPr>
+        <w:t>🚀</w:t>
+      </w:r>
+      <w:r>
+        <w:rPr>
+          <w:rFonts w:ascii="Arial" w:hAnsi="Arial" w:cs="Arial"/>
+          <w:sz w:val="24"/>
+          <w:szCs w:val="24"/>
+        </w:rPr>
+        <w:t xml:space="preserve"> ARMÁ TU PRIMER PROGRAMA | </w:t>
+      </w:r>
+      <w:r>
+        <w:rPr>
+          <w:rFonts w:ascii="Segoe UI Emoji" w:hAnsi="Segoe UI Emoji" w:cs="Segoe UI Emoji"/>
+          <w:sz w:val="24"/>
+          <w:szCs w:val="24"/>
+        </w:rPr>
+        <w:t>⭐</w:t>
+      </w:r>
+      <w:r>
+        <w:rPr>
+          <w:rFonts w:ascii="Arial" w:hAnsi="Arial" w:cs="Arial"/>
+          <w:sz w:val="24"/>
+          <w:szCs w:val="24"/>
+        </w:rPr>
+        <w:t xml:space="preserve"> Curso JAVASCRIPT DESDE CERO #1</w:t>
+      </w:r>
+    </w:p>
+    <w:p>
+      <w:pPr>
+        <w:rPr>
+          <w:rFonts w:ascii="Arial" w:hAnsi="Arial" w:cs="Arial"/>
+          <w:sz w:val="24"/>
+          <w:szCs w:val="24"/>
+        </w:rPr>
+      </w:pPr>
+      <w:hyperlink r:id="rId27" w:history="1">
+        <w:r>
+          <w:rPr>
+            <w:rStyle w:val="Hipervnculo"/>
+            <w:rFonts w:ascii="Arial" w:hAnsi="Arial" w:cs="Arial"/>
+            <w:sz w:val="24"/>
+            <w:szCs w:val="24"/>
+          </w:rPr>
+          <w:t>https://youtu.be/x5YUu0eUc8s?si=OmH-6mWqwS0je793</w:t>
+        </w:r>
+      </w:hyperlink>
+    </w:p>
+    <w:p>
+      <w:pPr>
+        <w:rPr>
+          <w:rFonts w:ascii="Arial" w:hAnsi="Arial" w:cs="Arial"/>
+          <w:sz w:val="24"/>
+          <w:szCs w:val="24"/>
+        </w:rPr>
+      </w:pPr>
+      <w:r>
+        <w:rPr>
+          <w:rFonts w:ascii="Arial" w:hAnsi="Arial" w:cs="Arial"/>
+          <w:sz w:val="24"/>
+          <w:szCs w:val="24"/>
+        </w:rPr>
+        <w:t xml:space="preserve">Autor: </w:t>
+      </w:r>
+      <w:proofErr w:type="spellStart"/>
+      <w:r>
+        <w:rPr>
+          <w:rFonts w:ascii="Arial" w:hAnsi="Arial" w:cs="Arial"/>
+          <w:sz w:val="24"/>
+          <w:szCs w:val="24"/>
+        </w:rPr>
+        <w:t>Fazt</w:t>
+      </w:r>
+      <w:proofErr w:type="spellEnd"/>
+      <w:r>
+        <w:rPr>
+          <w:rFonts w:ascii="Arial" w:hAnsi="Arial" w:cs="Arial"/>
+          <w:sz w:val="24"/>
+          <w:szCs w:val="24"/>
+        </w:rPr>
+        <w:t xml:space="preserve"> </w:t>
+      </w:r>
+      <w:proofErr w:type="spellStart"/>
+      <w:r>
+        <w:rPr>
+          <w:rFonts w:ascii="Arial" w:hAnsi="Arial" w:cs="Arial"/>
+          <w:sz w:val="24"/>
+          <w:szCs w:val="24"/>
+        </w:rPr>
+        <w:t>Code</w:t>
+      </w:r>
+      <w:proofErr w:type="spellEnd"/>
+      <w:r>
+        <w:rPr>
+          <w:rFonts w:ascii="Arial" w:hAnsi="Arial" w:cs="Arial"/>
+          <w:sz w:val="24"/>
+          <w:szCs w:val="24"/>
+        </w:rPr>
+        <w:t xml:space="preserve">, Nombre: </w:t>
+      </w:r>
+      <w:r>
+        <w:rPr>
+          <w:rFonts w:ascii="Arial" w:hAnsi="Arial" w:cs="Arial"/>
+          <w:sz w:val="24"/>
+          <w:szCs w:val="24"/>
+        </w:rPr>
+        <w:t xml:space="preserve">Tutorial Completo de React Hook </w:t>
+      </w:r>
+      <w:proofErr w:type="spellStart"/>
+      <w:r>
+        <w:rPr>
+          <w:rFonts w:ascii="Arial" w:hAnsi="Arial" w:cs="Arial"/>
+          <w:sz w:val="24"/>
+          <w:szCs w:val="24"/>
+        </w:rPr>
+        <w:t>Form</w:t>
+      </w:r>
+      <w:proofErr w:type="spellEnd"/>
+    </w:p>
+    <w:p>
+      <w:pPr>
+        <w:rPr>
+          <w:rFonts w:ascii="Arial" w:hAnsi="Arial" w:cs="Arial"/>
+          <w:sz w:val="24"/>
+          <w:szCs w:val="24"/>
+        </w:rPr>
+      </w:pPr>
+      <w:hyperlink r:id="rId28" w:history="1">
+        <w:r>
+          <w:rPr>
+            <w:rStyle w:val="Hipervnculo"/>
+            <w:rFonts w:ascii="Arial" w:hAnsi="Arial" w:cs="Arial"/>
+            <w:sz w:val="24"/>
+            <w:szCs w:val="24"/>
+          </w:rPr>
+          <w:t>https://youtu.be/1MxevPIZgVc?si=2_oXNuS716N26ukv</w:t>
+        </w:r>
+      </w:hyperlink>
+    </w:p>
+    <w:p>
+      <w:pPr>
+        <w:rPr>
+          <w:rFonts w:ascii="Arial" w:hAnsi="Arial" w:cs="Arial"/>
+          <w:sz w:val="24"/>
+          <w:szCs w:val="24"/>
+        </w:rPr>
+      </w:pPr>
+      <w:r>
+        <w:rPr>
+          <w:rFonts w:ascii="Arial" w:hAnsi="Arial" w:cs="Arial"/>
+          <w:sz w:val="24"/>
+          <w:szCs w:val="24"/>
+        </w:rPr>
+        <w:t>Autor: Garaje de ideas, Nombre:</w:t>
+      </w:r>
+      <w:r>
+        <w:t xml:space="preserve"> </w:t>
+      </w:r>
+      <w:r>
+        <w:rPr>
+          <w:rFonts w:ascii="Arial" w:hAnsi="Arial" w:cs="Arial"/>
+          <w:sz w:val="24"/>
+          <w:szCs w:val="24"/>
+        </w:rPr>
+        <w:t xml:space="preserve">Crea formularios fácilmente con React Hook </w:t>
+      </w:r>
+      <w:proofErr w:type="spellStart"/>
+      <w:r>
+        <w:rPr>
+          <w:rFonts w:ascii="Arial" w:hAnsi="Arial" w:cs="Arial"/>
+          <w:sz w:val="24"/>
+          <w:szCs w:val="24"/>
+        </w:rPr>
+        <w:t>Forms</w:t>
+      </w:r>
+      <w:proofErr w:type="spellEnd"/>
+    </w:p>
+    <w:p>
+      <w:pPr>
+        <w:rPr>
+          <w:rFonts w:ascii="Arial" w:hAnsi="Arial" w:cs="Arial"/>
+          <w:sz w:val="24"/>
+          <w:szCs w:val="24"/>
+        </w:rPr>
+      </w:pPr>
+      <w:hyperlink r:id="rId29" w:history="1">
+        <w:r>
+          <w:rPr>
+            <w:rStyle w:val="Hipervnculo"/>
+            <w:rFonts w:ascii="Arial" w:hAnsi="Arial" w:cs="Arial"/>
+            <w:sz w:val="24"/>
+            <w:szCs w:val="24"/>
+          </w:rPr>
+          <w:t>https://youtu.be/GEfOr56nBsc?si=CqOTqJcxJjZS4gps</w:t>
+        </w:r>
+      </w:hyperlink>
+    </w:p>
+    <w:p>
+      <w:pPr>
+        <w:rPr>
+          <w:rFonts w:ascii="Arial" w:hAnsi="Arial" w:cs="Arial"/>
+          <w:sz w:val="24"/>
+          <w:szCs w:val="24"/>
+        </w:rPr>
+      </w:pPr>
+      <w:r>
+        <w:rPr>
+          <w:rFonts w:ascii="Arial" w:hAnsi="Arial" w:cs="Arial"/>
+          <w:sz w:val="24"/>
+          <w:szCs w:val="24"/>
+        </w:rPr>
+        <w:t xml:space="preserve">Autor: </w:t>
+      </w:r>
+      <w:proofErr w:type="spellStart"/>
+      <w:r>
+        <w:rPr>
+          <w:rFonts w:ascii="Arial" w:hAnsi="Arial" w:cs="Arial"/>
+          <w:sz w:val="24"/>
+          <w:szCs w:val="24"/>
+        </w:rPr>
+        <w:t>Dot</w:t>
+      </w:r>
+      <w:proofErr w:type="spellEnd"/>
+      <w:r>
+        <w:rPr>
+          <w:rFonts w:ascii="Arial" w:hAnsi="Arial" w:cs="Arial"/>
+          <w:sz w:val="24"/>
+          <w:szCs w:val="24"/>
+        </w:rPr>
+        <w:t xml:space="preserve"> </w:t>
+      </w:r>
+      <w:proofErr w:type="spellStart"/>
+      <w:r>
+        <w:rPr>
+          <w:rFonts w:ascii="Arial" w:hAnsi="Arial" w:cs="Arial"/>
+          <w:sz w:val="24"/>
+          <w:szCs w:val="24"/>
+        </w:rPr>
+        <w:t>Dager</w:t>
+      </w:r>
+      <w:proofErr w:type="spellEnd"/>
+      <w:r>
+        <w:rPr>
+          <w:rFonts w:ascii="Arial" w:hAnsi="Arial" w:cs="Arial"/>
+          <w:sz w:val="24"/>
+          <w:szCs w:val="24"/>
+        </w:rPr>
+        <w:t xml:space="preserve">, Nombre: </w:t>
+      </w:r>
+      <w:r>
+        <w:rPr>
+          <w:rFonts w:ascii="Arial" w:hAnsi="Arial" w:cs="Arial"/>
+          <w:sz w:val="24"/>
+          <w:szCs w:val="24"/>
+        </w:rPr>
+        <w:t xml:space="preserve">5 </w:t>
+      </w:r>
+      <w:proofErr w:type="spellStart"/>
+      <w:r>
+        <w:rPr>
+          <w:rFonts w:ascii="Arial" w:hAnsi="Arial" w:cs="Arial"/>
+          <w:sz w:val="24"/>
+          <w:szCs w:val="24"/>
+        </w:rPr>
+        <w:t>roadmaps</w:t>
+      </w:r>
+      <w:proofErr w:type="spellEnd"/>
+      <w:r>
+        <w:rPr>
+          <w:rFonts w:ascii="Arial" w:hAnsi="Arial" w:cs="Arial"/>
+          <w:sz w:val="24"/>
+          <w:szCs w:val="24"/>
+        </w:rPr>
+        <w:t xml:space="preserve"> para ser programador en 2024.</w:t>
+      </w:r>
+    </w:p>
+    <w:p>
+      <w:pPr>
+        <w:rPr>
+          <w:rFonts w:ascii="Arial" w:hAnsi="Arial" w:cs="Arial"/>
+          <w:sz w:val="24"/>
+          <w:szCs w:val="24"/>
+        </w:rPr>
+      </w:pPr>
+      <w:hyperlink r:id="rId30" w:history="1">
+        <w:r>
+          <w:rPr>
+            <w:rStyle w:val="Hipervnculo"/>
+            <w:rFonts w:ascii="Arial" w:hAnsi="Arial" w:cs="Arial"/>
+            <w:sz w:val="24"/>
+            <w:szCs w:val="24"/>
+          </w:rPr>
+          <w:t>https://youtu.be/oGHdcLCd7Gs?si=2KICiHLOJyWdIPhN</w:t>
+        </w:r>
+      </w:hyperlink>
+    </w:p>
+    <w:p>
+      <w:pPr>
+        <w:rPr>
+          <w:rFonts w:ascii="Arial" w:hAnsi="Arial" w:cs="Arial"/>
+          <w:sz w:val="24"/>
+          <w:szCs w:val="24"/>
+        </w:rPr>
+      </w:pPr>
+    </w:p>
+    <w:p>
+      <w:pPr>
+        <w:rPr>
+          <w:rFonts w:ascii="Arial" w:hAnsi="Arial" w:cs="Arial"/>
+          <w:sz w:val="24"/>
+          <w:szCs w:val="24"/>
+        </w:rPr>
+      </w:pPr>
+    </w:p>
+    <w:p>
+      <w:pPr>
+        <w:rPr>
+          <w:rFonts w:ascii="Arial" w:hAnsi="Arial" w:cs="Arial"/>
+          <w:sz w:val="24"/>
+          <w:szCs w:val="24"/>
+        </w:rPr>
+      </w:pPr>
+    </w:p>
+    <w:p>
+      <w:pPr>
+        <w:rPr>
+          <w:rFonts w:ascii="Arial" w:hAnsi="Arial" w:cs="Arial"/>
+          <w:sz w:val="24"/>
+          <w:szCs w:val="24"/>
+        </w:rPr>
+      </w:pPr>
+    </w:p>
     <w:sectPr>
-      <w:headerReference w:type="default" r:id="rId12"/>
-      <w:footerReference w:type="default" r:id="rId13"/>
+      <w:headerReference w:type="default" r:id="rId31"/>
+      <w:footerReference w:type="default" r:id="rId32"/>
       <w:pgSz w:w="11906" w:h="16838"/>
       <w:pgMar w:top="1417" w:right="1701" w:bottom="1417" w:left="1701" w:header="708" w:footer="708" w:gutter="0"/>
       <w:pgNumType w:start="1"/>
@@ -4088,6 +7243,264 @@
 <file path=word/numbering.xml><?xml version="1.0" encoding="utf-8"?>
 <w:numbering xmlns:wpc="http://schemas.microsoft.com/office/word/2010/wordprocessingCanvas" xmlns:cx="http://schemas.microsoft.com/office/drawing/2014/chartex" xmlns:cx1="http://schemas.microsoft.com/office/drawing/2015/9/8/chartex" xmlns:cx2="http://schemas.microsoft.com/office/drawing/2015/10/21/chartex" xmlns:cx3="http://schemas.microsoft.com/office/drawing/2016/5/9/chartex" xmlns:cx4="http://schemas.microsoft.com/office/drawing/2016/5/10/chartex" xmlns:cx5="http://schemas.microsoft.com/office/drawing/2016/5/11/chartex" xmlns:cx6="http://schemas.microsoft.com/office/drawing/2016/5/12/chartex" xmlns:cx7="http://schemas.microsoft.com/office/drawing/2016/5/13/chartex" xmlns:cx8="http://schemas.microsoft.com/office/drawing/2016/5/14/chartex" xmlns:mc="http://schemas.openxmlformats.org/markup-compatibility/2006" xmlns:aink="http://schemas.microsoft.com/office/drawing/2016/ink" xmlns:am3d="http://schemas.microsoft.com/office/drawing/2017/model3d" xmlns:o="urn:schemas-microsoft-com:office:office" xmlns:oel="http://schemas.microsoft.com/office/2019/extlst" xmlns:r="http://schemas.openxmlformats.org/officeDocument/2006/relationships" xmlns:m="http://schemas.openxmlformats.org/officeDocument/2006/math" xmlns:v="urn:schemas-microsoft-com:vml" xmlns:wp14="http://schemas.microsoft.com/office/word/2010/wordprocessingDrawing" xmlns:wp="http://schemas.openxmlformats.org/drawingml/2006/wordprocessingDrawing" xmlns:w10="urn:schemas-microsoft-com:office:word" xmlns:w="http://schemas.openxmlformats.org/wordprocessingml/2006/main" xmlns:w14="http://schemas.microsoft.com/office/word/2010/wordml" xmlns:w15="http://schemas.microsoft.com/office/word/2012/wordml" xmlns:w16cex="http://schemas.microsoft.com/office/word/2018/wordml/cex" xmlns:w16cid="http://schemas.microsoft.com/office/word/2016/wordml/cid" xmlns:w16="http://schemas.microsoft.com/office/word/2018/wordml" xmlns:w16du="http://schemas.microsoft.com/office/word/2023/wordml/word16du" xmlns:w16sdtdh="http://schemas.microsoft.com/office/word/2020/wordml/sdtdatahash" xmlns:w16se="http://schemas.microsoft.com/office/word/2015/wordml/symex" xmlns:wpg="http://schemas.microsoft.com/office/word/2010/wordprocessingGroup" xmlns:wpi="http://schemas.microsoft.com/office/word/2010/wordprocessingInk" xmlns:wne="http://schemas.microsoft.com/office/word/2006/wordml" xmlns:wps="http://schemas.microsoft.com/office/word/2010/wordprocessingShape" mc:Ignorable="w14 w15 w16se w16cid w16 w16cex w16sdtdh w16du wp14">
   <w:abstractNum w:abstractNumId="0" w15:restartNumberingAfterBreak="0">
+    <w:nsid w:val="18FA6759"/>
+    <w:multiLevelType w:val="multilevel"/>
+    <w:tmpl w:val="0C0A001F"/>
+    <w:lvl w:ilvl="0">
+      <w:start w:val="1"/>
+      <w:numFmt w:val="decimal"/>
+      <w:lvlText w:val="%1."/>
+      <w:lvlJc w:val="left"/>
+      <w:pPr>
+        <w:ind w:left="360" w:hanging="360"/>
+      </w:pPr>
+    </w:lvl>
+    <w:lvl w:ilvl="1">
+      <w:start w:val="1"/>
+      <w:numFmt w:val="decimal"/>
+      <w:lvlText w:val="%1.%2."/>
+      <w:lvlJc w:val="left"/>
+      <w:pPr>
+        <w:ind w:left="792" w:hanging="432"/>
+      </w:pPr>
+    </w:lvl>
+    <w:lvl w:ilvl="2">
+      <w:start w:val="1"/>
+      <w:numFmt w:val="decimal"/>
+      <w:lvlText w:val="%1.%2.%3."/>
+      <w:lvlJc w:val="left"/>
+      <w:pPr>
+        <w:ind w:left="1224" w:hanging="504"/>
+      </w:pPr>
+    </w:lvl>
+    <w:lvl w:ilvl="3">
+      <w:start w:val="1"/>
+      <w:numFmt w:val="decimal"/>
+      <w:lvlText w:val="%1.%2.%3.%4."/>
+      <w:lvlJc w:val="left"/>
+      <w:pPr>
+        <w:ind w:left="1728" w:hanging="648"/>
+      </w:pPr>
+    </w:lvl>
+    <w:lvl w:ilvl="4">
+      <w:start w:val="1"/>
+      <w:numFmt w:val="decimal"/>
+      <w:lvlText w:val="%1.%2.%3.%4.%5."/>
+      <w:lvlJc w:val="left"/>
+      <w:pPr>
+        <w:ind w:left="2232" w:hanging="792"/>
+      </w:pPr>
+    </w:lvl>
+    <w:lvl w:ilvl="5">
+      <w:start w:val="1"/>
+      <w:numFmt w:val="decimal"/>
+      <w:lvlText w:val="%1.%2.%3.%4.%5.%6."/>
+      <w:lvlJc w:val="left"/>
+      <w:pPr>
+        <w:ind w:left="2736" w:hanging="936"/>
+      </w:pPr>
+    </w:lvl>
+    <w:lvl w:ilvl="6">
+      <w:start w:val="1"/>
+      <w:numFmt w:val="decimal"/>
+      <w:lvlText w:val="%1.%2.%3.%4.%5.%6.%7."/>
+      <w:lvlJc w:val="left"/>
+      <w:pPr>
+        <w:ind w:left="3240" w:hanging="1080"/>
+      </w:pPr>
+    </w:lvl>
+    <w:lvl w:ilvl="7">
+      <w:start w:val="1"/>
+      <w:numFmt w:val="decimal"/>
+      <w:lvlText w:val="%1.%2.%3.%4.%5.%6.%7.%8."/>
+      <w:lvlJc w:val="left"/>
+      <w:pPr>
+        <w:ind w:left="3744" w:hanging="1224"/>
+      </w:pPr>
+    </w:lvl>
+    <w:lvl w:ilvl="8">
+      <w:start w:val="1"/>
+      <w:numFmt w:val="decimal"/>
+      <w:lvlText w:val="%1.%2.%3.%4.%5.%6.%7.%8.%9."/>
+      <w:lvlJc w:val="left"/>
+      <w:pPr>
+        <w:ind w:left="4320" w:hanging="1440"/>
+      </w:pPr>
+    </w:lvl>
+  </w:abstractNum>
+  <w:abstractNum w:abstractNumId="1" w15:restartNumberingAfterBreak="0">
+    <w:nsid w:val="23EC417D"/>
+    <w:multiLevelType w:val="multilevel"/>
+    <w:tmpl w:val="0C0A001F"/>
+    <w:lvl w:ilvl="0">
+      <w:start w:val="1"/>
+      <w:numFmt w:val="decimal"/>
+      <w:lvlText w:val="%1."/>
+      <w:lvlJc w:val="left"/>
+      <w:pPr>
+        <w:ind w:left="360" w:hanging="360"/>
+      </w:pPr>
+    </w:lvl>
+    <w:lvl w:ilvl="1">
+      <w:start w:val="1"/>
+      <w:numFmt w:val="decimal"/>
+      <w:lvlText w:val="%1.%2."/>
+      <w:lvlJc w:val="left"/>
+      <w:pPr>
+        <w:ind w:left="792" w:hanging="432"/>
+      </w:pPr>
+    </w:lvl>
+    <w:lvl w:ilvl="2">
+      <w:start w:val="1"/>
+      <w:numFmt w:val="decimal"/>
+      <w:lvlText w:val="%1.%2.%3."/>
+      <w:lvlJc w:val="left"/>
+      <w:pPr>
+        <w:ind w:left="1224" w:hanging="504"/>
+      </w:pPr>
+    </w:lvl>
+    <w:lvl w:ilvl="3">
+      <w:start w:val="1"/>
+      <w:numFmt w:val="decimal"/>
+      <w:lvlText w:val="%1.%2.%3.%4."/>
+      <w:lvlJc w:val="left"/>
+      <w:pPr>
+        <w:ind w:left="1728" w:hanging="648"/>
+      </w:pPr>
+    </w:lvl>
+    <w:lvl w:ilvl="4">
+      <w:start w:val="1"/>
+      <w:numFmt w:val="decimal"/>
+      <w:lvlText w:val="%1.%2.%3.%4.%5."/>
+      <w:lvlJc w:val="left"/>
+      <w:pPr>
+        <w:ind w:left="2232" w:hanging="792"/>
+      </w:pPr>
+    </w:lvl>
+    <w:lvl w:ilvl="5">
+      <w:start w:val="1"/>
+      <w:numFmt w:val="decimal"/>
+      <w:lvlText w:val="%1.%2.%3.%4.%5.%6."/>
+      <w:lvlJc w:val="left"/>
+      <w:pPr>
+        <w:ind w:left="2736" w:hanging="936"/>
+      </w:pPr>
+    </w:lvl>
+    <w:lvl w:ilvl="6">
+      <w:start w:val="1"/>
+      <w:numFmt w:val="decimal"/>
+      <w:lvlText w:val="%1.%2.%3.%4.%5.%6.%7."/>
+      <w:lvlJc w:val="left"/>
+      <w:pPr>
+        <w:ind w:left="3240" w:hanging="1080"/>
+      </w:pPr>
+    </w:lvl>
+    <w:lvl w:ilvl="7">
+      <w:start w:val="1"/>
+      <w:numFmt w:val="decimal"/>
+      <w:lvlText w:val="%1.%2.%3.%4.%5.%6.%7.%8."/>
+      <w:lvlJc w:val="left"/>
+      <w:pPr>
+        <w:ind w:left="3744" w:hanging="1224"/>
+      </w:pPr>
+    </w:lvl>
+    <w:lvl w:ilvl="8">
+      <w:start w:val="1"/>
+      <w:numFmt w:val="decimal"/>
+      <w:lvlText w:val="%1.%2.%3.%4.%5.%6.%7.%8.%9."/>
+      <w:lvlJc w:val="left"/>
+      <w:pPr>
+        <w:ind w:left="4320" w:hanging="1440"/>
+      </w:pPr>
+    </w:lvl>
+  </w:abstractNum>
+  <w:abstractNum w:abstractNumId="2" w15:restartNumberingAfterBreak="0">
+    <w:nsid w:val="24005F2F"/>
+    <w:multiLevelType w:val="multilevel"/>
+    <w:tmpl w:val="0C0A001F"/>
+    <w:lvl w:ilvl="0">
+      <w:start w:val="1"/>
+      <w:numFmt w:val="decimal"/>
+      <w:lvlText w:val="%1."/>
+      <w:lvlJc w:val="left"/>
+      <w:pPr>
+        <w:ind w:left="360" w:hanging="360"/>
+      </w:pPr>
+    </w:lvl>
+    <w:lvl w:ilvl="1">
+      <w:start w:val="1"/>
+      <w:numFmt w:val="decimal"/>
+      <w:lvlText w:val="%1.%2."/>
+      <w:lvlJc w:val="left"/>
+      <w:pPr>
+        <w:ind w:left="792" w:hanging="432"/>
+      </w:pPr>
+    </w:lvl>
+    <w:lvl w:ilvl="2">
+      <w:start w:val="1"/>
+      <w:numFmt w:val="decimal"/>
+      <w:lvlText w:val="%1.%2.%3."/>
+      <w:lvlJc w:val="left"/>
+      <w:pPr>
+        <w:ind w:left="1224" w:hanging="504"/>
+      </w:pPr>
+    </w:lvl>
+    <w:lvl w:ilvl="3">
+      <w:start w:val="1"/>
+      <w:numFmt w:val="decimal"/>
+      <w:lvlText w:val="%1.%2.%3.%4."/>
+      <w:lvlJc w:val="left"/>
+      <w:pPr>
+        <w:ind w:left="1728" w:hanging="648"/>
+      </w:pPr>
+    </w:lvl>
+    <w:lvl w:ilvl="4">
+      <w:start w:val="1"/>
+      <w:numFmt w:val="decimal"/>
+      <w:lvlText w:val="%1.%2.%3.%4.%5."/>
+      <w:lvlJc w:val="left"/>
+      <w:pPr>
+        <w:ind w:left="2232" w:hanging="792"/>
+      </w:pPr>
+    </w:lvl>
+    <w:lvl w:ilvl="5">
+      <w:start w:val="1"/>
+      <w:numFmt w:val="decimal"/>
+      <w:lvlText w:val="%1.%2.%3.%4.%5.%6."/>
+      <w:lvlJc w:val="left"/>
+      <w:pPr>
+        <w:ind w:left="2736" w:hanging="936"/>
+      </w:pPr>
+    </w:lvl>
+    <w:lvl w:ilvl="6">
+      <w:start w:val="1"/>
+      <w:numFmt w:val="decimal"/>
+      <w:lvlText w:val="%1.%2.%3.%4.%5.%6.%7."/>
+      <w:lvlJc w:val="left"/>
+      <w:pPr>
+        <w:ind w:left="3240" w:hanging="1080"/>
+      </w:pPr>
+    </w:lvl>
+    <w:lvl w:ilvl="7">
+      <w:start w:val="1"/>
+      <w:numFmt w:val="decimal"/>
+      <w:lvlText w:val="%1.%2.%3.%4.%5.%6.%7.%8."/>
+      <w:lvlJc w:val="left"/>
+      <w:pPr>
+        <w:ind w:left="3744" w:hanging="1224"/>
+      </w:pPr>
+    </w:lvl>
+    <w:lvl w:ilvl="8">
+      <w:start w:val="1"/>
+      <w:numFmt w:val="decimal"/>
+      <w:lvlText w:val="%1.%2.%3.%4.%5.%6.%7.%8.%9."/>
+      <w:lvlJc w:val="left"/>
+      <w:pPr>
+        <w:ind w:left="4320" w:hanging="1440"/>
+      </w:pPr>
+    </w:lvl>
+  </w:abstractNum>
+  <w:abstractNum w:abstractNumId="3" w15:restartNumberingAfterBreak="0">
     <w:nsid w:val="24B03521"/>
     <w:multiLevelType w:val="hybridMultilevel"/>
     <w:tmpl w:val="F8D6B8AC"/>
@@ -4173,7 +7586,93 @@
       </w:pPr>
     </w:lvl>
   </w:abstractNum>
-  <w:abstractNum w:abstractNumId="1" w15:restartNumberingAfterBreak="0">
+  <w:abstractNum w:abstractNumId="4" w15:restartNumberingAfterBreak="0">
+    <w:nsid w:val="285A3A8C"/>
+    <w:multiLevelType w:val="hybridMultilevel"/>
+    <w:tmpl w:val="9C5C0884"/>
+    <w:lvl w:ilvl="0" w:tplc="0C0A000F">
+      <w:start w:val="1"/>
+      <w:numFmt w:val="decimal"/>
+      <w:lvlText w:val="%1."/>
+      <w:lvlJc w:val="left"/>
+      <w:pPr>
+        <w:ind w:left="720" w:hanging="360"/>
+      </w:pPr>
+    </w:lvl>
+    <w:lvl w:ilvl="1" w:tplc="0C0A0019" w:tentative="1">
+      <w:start w:val="1"/>
+      <w:numFmt w:val="lowerLetter"/>
+      <w:lvlText w:val="%2."/>
+      <w:lvlJc w:val="left"/>
+      <w:pPr>
+        <w:ind w:left="1440" w:hanging="360"/>
+      </w:pPr>
+    </w:lvl>
+    <w:lvl w:ilvl="2" w:tplc="0C0A001B" w:tentative="1">
+      <w:start w:val="1"/>
+      <w:numFmt w:val="lowerRoman"/>
+      <w:lvlText w:val="%3."/>
+      <w:lvlJc w:val="right"/>
+      <w:pPr>
+        <w:ind w:left="2160" w:hanging="180"/>
+      </w:pPr>
+    </w:lvl>
+    <w:lvl w:ilvl="3" w:tplc="0C0A000F" w:tentative="1">
+      <w:start w:val="1"/>
+      <w:numFmt w:val="decimal"/>
+      <w:lvlText w:val="%4."/>
+      <w:lvlJc w:val="left"/>
+      <w:pPr>
+        <w:ind w:left="2880" w:hanging="360"/>
+      </w:pPr>
+    </w:lvl>
+    <w:lvl w:ilvl="4" w:tplc="0C0A0019" w:tentative="1">
+      <w:start w:val="1"/>
+      <w:numFmt w:val="lowerLetter"/>
+      <w:lvlText w:val="%5."/>
+      <w:lvlJc w:val="left"/>
+      <w:pPr>
+        <w:ind w:left="3600" w:hanging="360"/>
+      </w:pPr>
+    </w:lvl>
+    <w:lvl w:ilvl="5" w:tplc="0C0A001B" w:tentative="1">
+      <w:start w:val="1"/>
+      <w:numFmt w:val="lowerRoman"/>
+      <w:lvlText w:val="%6."/>
+      <w:lvlJc w:val="right"/>
+      <w:pPr>
+        <w:ind w:left="4320" w:hanging="180"/>
+      </w:pPr>
+    </w:lvl>
+    <w:lvl w:ilvl="6" w:tplc="0C0A000F" w:tentative="1">
+      <w:start w:val="1"/>
+      <w:numFmt w:val="decimal"/>
+      <w:lvlText w:val="%7."/>
+      <w:lvlJc w:val="left"/>
+      <w:pPr>
+        <w:ind w:left="5040" w:hanging="360"/>
+      </w:pPr>
+    </w:lvl>
+    <w:lvl w:ilvl="7" w:tplc="0C0A0019" w:tentative="1">
+      <w:start w:val="1"/>
+      <w:numFmt w:val="lowerLetter"/>
+      <w:lvlText w:val="%8."/>
+      <w:lvlJc w:val="left"/>
+      <w:pPr>
+        <w:ind w:left="5760" w:hanging="360"/>
+      </w:pPr>
+    </w:lvl>
+    <w:lvl w:ilvl="8" w:tplc="0C0A001B" w:tentative="1">
+      <w:start w:val="1"/>
+      <w:numFmt w:val="lowerRoman"/>
+      <w:lvlText w:val="%9."/>
+      <w:lvlJc w:val="right"/>
+      <w:pPr>
+        <w:ind w:left="6480" w:hanging="180"/>
+      </w:pPr>
+    </w:lvl>
+  </w:abstractNum>
+  <w:abstractNum w:abstractNumId="5" w15:restartNumberingAfterBreak="0">
     <w:nsid w:val="318D318F"/>
     <w:multiLevelType w:val="hybridMultilevel"/>
     <w:tmpl w:val="63C6FE80"/>
@@ -4263,7 +7762,120 @@
       </w:pPr>
     </w:lvl>
   </w:abstractNum>
-  <w:abstractNum w:abstractNumId="2" w15:restartNumberingAfterBreak="0">
+  <w:abstractNum w:abstractNumId="6" w15:restartNumberingAfterBreak="0">
+    <w:nsid w:val="35BF0BCC"/>
+    <w:multiLevelType w:val="multilevel"/>
+    <w:tmpl w:val="A8566BB6"/>
+    <w:lvl w:ilvl="0">
+      <w:start w:val="4"/>
+      <w:numFmt w:val="decimal"/>
+      <w:lvlText w:val="%1"/>
+      <w:lvlJc w:val="left"/>
+      <w:pPr>
+        <w:ind w:left="540" w:hanging="540"/>
+      </w:pPr>
+      <w:rPr>
+        <w:rFonts w:hint="default"/>
+      </w:rPr>
+    </w:lvl>
+    <w:lvl w:ilvl="1">
+      <w:start w:val="3"/>
+      <w:numFmt w:val="decimal"/>
+      <w:lvlText w:val="%1.%2"/>
+      <w:lvlJc w:val="left"/>
+      <w:pPr>
+        <w:ind w:left="720" w:hanging="720"/>
+      </w:pPr>
+      <w:rPr>
+        <w:rFonts w:hint="default"/>
+      </w:rPr>
+    </w:lvl>
+    <w:lvl w:ilvl="2">
+      <w:start w:val="1"/>
+      <w:numFmt w:val="decimal"/>
+      <w:lvlText w:val="%1.%2.%3"/>
+      <w:lvlJc w:val="left"/>
+      <w:pPr>
+        <w:ind w:left="1080" w:hanging="1080"/>
+      </w:pPr>
+      <w:rPr>
+        <w:rFonts w:hint="default"/>
+      </w:rPr>
+    </w:lvl>
+    <w:lvl w:ilvl="3">
+      <w:start w:val="1"/>
+      <w:numFmt w:val="decimal"/>
+      <w:lvlText w:val="%1.%2.%3.%4"/>
+      <w:lvlJc w:val="left"/>
+      <w:pPr>
+        <w:ind w:left="1440" w:hanging="1440"/>
+      </w:pPr>
+      <w:rPr>
+        <w:rFonts w:hint="default"/>
+      </w:rPr>
+    </w:lvl>
+    <w:lvl w:ilvl="4">
+      <w:start w:val="1"/>
+      <w:numFmt w:val="decimal"/>
+      <w:lvlText w:val="%1.%2.%3.%4.%5"/>
+      <w:lvlJc w:val="left"/>
+      <w:pPr>
+        <w:ind w:left="1800" w:hanging="1800"/>
+      </w:pPr>
+      <w:rPr>
+        <w:rFonts w:hint="default"/>
+      </w:rPr>
+    </w:lvl>
+    <w:lvl w:ilvl="5">
+      <w:start w:val="1"/>
+      <w:numFmt w:val="decimal"/>
+      <w:lvlText w:val="%1.%2.%3.%4.%5.%6"/>
+      <w:lvlJc w:val="left"/>
+      <w:pPr>
+        <w:ind w:left="2160" w:hanging="2160"/>
+      </w:pPr>
+      <w:rPr>
+        <w:rFonts w:hint="default"/>
+      </w:rPr>
+    </w:lvl>
+    <w:lvl w:ilvl="6">
+      <w:start w:val="1"/>
+      <w:numFmt w:val="decimal"/>
+      <w:lvlText w:val="%1.%2.%3.%4.%5.%6.%7"/>
+      <w:lvlJc w:val="left"/>
+      <w:pPr>
+        <w:ind w:left="2520" w:hanging="2520"/>
+      </w:pPr>
+      <w:rPr>
+        <w:rFonts w:hint="default"/>
+      </w:rPr>
+    </w:lvl>
+    <w:lvl w:ilvl="7">
+      <w:start w:val="1"/>
+      <w:numFmt w:val="decimal"/>
+      <w:lvlText w:val="%1.%2.%3.%4.%5.%6.%7.%8"/>
+      <w:lvlJc w:val="left"/>
+      <w:pPr>
+        <w:ind w:left="2880" w:hanging="2880"/>
+      </w:pPr>
+      <w:rPr>
+        <w:rFonts w:hint="default"/>
+      </w:rPr>
+    </w:lvl>
+    <w:lvl w:ilvl="8">
+      <w:start w:val="1"/>
+      <w:numFmt w:val="decimal"/>
+      <w:lvlText w:val="%1.%2.%3.%4.%5.%6.%7.%8.%9"/>
+      <w:lvlJc w:val="left"/>
+      <w:pPr>
+        <w:ind w:left="2880" w:hanging="2880"/>
+      </w:pPr>
+      <w:rPr>
+        <w:rFonts w:hint="default"/>
+      </w:rPr>
+    </w:lvl>
+  </w:abstractNum>
+  <w:abstractNum w:abstractNumId="7" w15:restartNumberingAfterBreak="0">
     <w:nsid w:val="3A702643"/>
     <w:multiLevelType w:val="hybridMultilevel"/>
     <w:tmpl w:val="63C6FE80"/>
@@ -4353,7 +7965,296 @@
       </w:pPr>
     </w:lvl>
   </w:abstractNum>
-  <w:abstractNum w:abstractNumId="3" w15:restartNumberingAfterBreak="0">
+  <w:abstractNum w:abstractNumId="8" w15:restartNumberingAfterBreak="0">
+    <w:nsid w:val="3C862122"/>
+    <w:multiLevelType w:val="multilevel"/>
+    <w:tmpl w:val="1C101126"/>
+    <w:lvl w:ilvl="0">
+      <w:start w:val="4"/>
+      <w:numFmt w:val="decimal"/>
+      <w:lvlText w:val="%1."/>
+      <w:lvlJc w:val="left"/>
+      <w:pPr>
+        <w:ind w:left="360" w:hanging="360"/>
+      </w:pPr>
+      <w:rPr>
+        <w:rFonts w:hint="default"/>
+      </w:rPr>
+    </w:lvl>
+    <w:lvl w:ilvl="1">
+      <w:start w:val="1"/>
+      <w:numFmt w:val="decimal"/>
+      <w:lvlText w:val="%1.%2."/>
+      <w:lvlJc w:val="left"/>
+      <w:pPr>
+        <w:ind w:left="792" w:hanging="432"/>
+      </w:pPr>
+      <w:rPr>
+        <w:rFonts w:hint="default"/>
+        <w:u w:val="single"/>
+      </w:rPr>
+    </w:lvl>
+    <w:lvl w:ilvl="2">
+      <w:start w:val="1"/>
+      <w:numFmt w:val="decimal"/>
+      <w:lvlText w:val="%1.%2.%3."/>
+      <w:lvlJc w:val="left"/>
+      <w:pPr>
+        <w:ind w:left="1224" w:hanging="504"/>
+      </w:pPr>
+      <w:rPr>
+        <w:rFonts w:hint="default"/>
+      </w:rPr>
+    </w:lvl>
+    <w:lvl w:ilvl="3">
+      <w:start w:val="1"/>
+      <w:numFmt w:val="decimal"/>
+      <w:lvlText w:val="%1.%2.%3.%4."/>
+      <w:lvlJc w:val="left"/>
+      <w:pPr>
+        <w:ind w:left="1728" w:hanging="648"/>
+      </w:pPr>
+      <w:rPr>
+        <w:rFonts w:hint="default"/>
+      </w:rPr>
+    </w:lvl>
+    <w:lvl w:ilvl="4">
+      <w:start w:val="1"/>
+      <w:numFmt w:val="decimal"/>
+      <w:lvlText w:val="%1.%2.%3.%4.%5."/>
+      <w:lvlJc w:val="left"/>
+      <w:pPr>
+        <w:ind w:left="2232" w:hanging="792"/>
+      </w:pPr>
+      <w:rPr>
+        <w:rFonts w:hint="default"/>
+      </w:rPr>
+    </w:lvl>
+    <w:lvl w:ilvl="5">
+      <w:start w:val="1"/>
+      <w:numFmt w:val="decimal"/>
+      <w:lvlText w:val="%1.%2.%3.%4.%5.%6."/>
+      <w:lvlJc w:val="left"/>
+      <w:pPr>
+        <w:ind w:left="2736" w:hanging="936"/>
+      </w:pPr>
+      <w:rPr>
+        <w:rFonts w:hint="default"/>
+      </w:rPr>
+    </w:lvl>
+    <w:lvl w:ilvl="6">
+      <w:start w:val="1"/>
+      <w:numFmt w:val="decimal"/>
+      <w:lvlText w:val="%1.%2.%3.%4.%5.%6.%7."/>
+      <w:lvlJc w:val="left"/>
+      <w:pPr>
+        <w:ind w:left="3240" w:hanging="1080"/>
+      </w:pPr>
+      <w:rPr>
+        <w:rFonts w:hint="default"/>
+      </w:rPr>
+    </w:lvl>
+    <w:lvl w:ilvl="7">
+      <w:start w:val="1"/>
+      <w:numFmt w:val="decimal"/>
+      <w:lvlText w:val="%1.%2.%3.%4.%5.%6.%7.%8."/>
+      <w:lvlJc w:val="left"/>
+      <w:pPr>
+        <w:ind w:left="3744" w:hanging="1224"/>
+      </w:pPr>
+      <w:rPr>
+        <w:rFonts w:hint="default"/>
+      </w:rPr>
+    </w:lvl>
+    <w:lvl w:ilvl="8">
+      <w:start w:val="1"/>
+      <w:numFmt w:val="decimal"/>
+      <w:lvlText w:val="%1.%2.%3.%4.%5.%6.%7.%8.%9."/>
+      <w:lvlJc w:val="left"/>
+      <w:pPr>
+        <w:ind w:left="4320" w:hanging="1440"/>
+      </w:pPr>
+      <w:rPr>
+        <w:rFonts w:hint="default"/>
+      </w:rPr>
+    </w:lvl>
+  </w:abstractNum>
+  <w:abstractNum w:abstractNumId="9" w15:restartNumberingAfterBreak="0">
+    <w:nsid w:val="3FFC6C0E"/>
+    <w:multiLevelType w:val="multilevel"/>
+    <w:tmpl w:val="0C0A001F"/>
+    <w:lvl w:ilvl="0">
+      <w:start w:val="1"/>
+      <w:numFmt w:val="decimal"/>
+      <w:lvlText w:val="%1."/>
+      <w:lvlJc w:val="left"/>
+      <w:pPr>
+        <w:ind w:left="360" w:hanging="360"/>
+      </w:pPr>
+    </w:lvl>
+    <w:lvl w:ilvl="1">
+      <w:start w:val="1"/>
+      <w:numFmt w:val="decimal"/>
+      <w:lvlText w:val="%1.%2."/>
+      <w:lvlJc w:val="left"/>
+      <w:pPr>
+        <w:ind w:left="792" w:hanging="432"/>
+      </w:pPr>
+    </w:lvl>
+    <w:lvl w:ilvl="2">
+      <w:start w:val="1"/>
+      <w:numFmt w:val="decimal"/>
+      <w:lvlText w:val="%1.%2.%3."/>
+      <w:lvlJc w:val="left"/>
+      <w:pPr>
+        <w:ind w:left="1224" w:hanging="504"/>
+      </w:pPr>
+    </w:lvl>
+    <w:lvl w:ilvl="3">
+      <w:start w:val="1"/>
+      <w:numFmt w:val="decimal"/>
+      <w:lvlText w:val="%1.%2.%3.%4."/>
+      <w:lvlJc w:val="left"/>
+      <w:pPr>
+        <w:ind w:left="1728" w:hanging="648"/>
+      </w:pPr>
+    </w:lvl>
+    <w:lvl w:ilvl="4">
+      <w:start w:val="1"/>
+      <w:numFmt w:val="decimal"/>
+      <w:lvlText w:val="%1.%2.%3.%4.%5."/>
+      <w:lvlJc w:val="left"/>
+      <w:pPr>
+        <w:ind w:left="2232" w:hanging="792"/>
+      </w:pPr>
+    </w:lvl>
+    <w:lvl w:ilvl="5">
+      <w:start w:val="1"/>
+      <w:numFmt w:val="decimal"/>
+      <w:lvlText w:val="%1.%2.%3.%4.%5.%6."/>
+      <w:lvlJc w:val="left"/>
+      <w:pPr>
+        <w:ind w:left="2736" w:hanging="936"/>
+      </w:pPr>
+    </w:lvl>
+    <w:lvl w:ilvl="6">
+      <w:start w:val="1"/>
+      <w:numFmt w:val="decimal"/>
+      <w:lvlText w:val="%1.%2.%3.%4.%5.%6.%7."/>
+      <w:lvlJc w:val="left"/>
+      <w:pPr>
+        <w:ind w:left="3240" w:hanging="1080"/>
+      </w:pPr>
+    </w:lvl>
+    <w:lvl w:ilvl="7">
+      <w:start w:val="1"/>
+      <w:numFmt w:val="decimal"/>
+      <w:lvlText w:val="%1.%2.%3.%4.%5.%6.%7.%8."/>
+      <w:lvlJc w:val="left"/>
+      <w:pPr>
+        <w:ind w:left="3744" w:hanging="1224"/>
+      </w:pPr>
+    </w:lvl>
+    <w:lvl w:ilvl="8">
+      <w:start w:val="1"/>
+      <w:numFmt w:val="decimal"/>
+      <w:lvlText w:val="%1.%2.%3.%4.%5.%6.%7.%8.%9."/>
+      <w:lvlJc w:val="left"/>
+      <w:pPr>
+        <w:ind w:left="4320" w:hanging="1440"/>
+      </w:pPr>
+    </w:lvl>
+  </w:abstractNum>
+  <w:abstractNum w:abstractNumId="10" w15:restartNumberingAfterBreak="0">
+    <w:nsid w:val="41D84F9B"/>
+    <w:multiLevelType w:val="hybridMultilevel"/>
+    <w:tmpl w:val="75C46B50"/>
+    <w:lvl w:ilvl="0" w:tplc="0C0A000F">
+      <w:start w:val="1"/>
+      <w:numFmt w:val="decimal"/>
+      <w:lvlText w:val="%1."/>
+      <w:lvlJc w:val="left"/>
+      <w:pPr>
+        <w:ind w:left="720" w:hanging="360"/>
+      </w:pPr>
+      <w:rPr>
+        <w:rFonts w:hint="default"/>
+      </w:rPr>
+    </w:lvl>
+    <w:lvl w:ilvl="1" w:tplc="0C0A0019" w:tentative="1">
+      <w:start w:val="1"/>
+      <w:numFmt w:val="lowerLetter"/>
+      <w:lvlText w:val="%2."/>
+      <w:lvlJc w:val="left"/>
+      <w:pPr>
+        <w:ind w:left="1440" w:hanging="360"/>
+      </w:pPr>
+    </w:lvl>
+    <w:lvl w:ilvl="2" w:tplc="0C0A001B" w:tentative="1">
+      <w:start w:val="1"/>
+      <w:numFmt w:val="lowerRoman"/>
+      <w:lvlText w:val="%3."/>
+      <w:lvlJc w:val="right"/>
+      <w:pPr>
+        <w:ind w:left="2160" w:hanging="180"/>
+      </w:pPr>
+    </w:lvl>
+    <w:lvl w:ilvl="3" w:tplc="0C0A000F" w:tentative="1">
+      <w:start w:val="1"/>
+      <w:numFmt w:val="decimal"/>
+      <w:lvlText w:val="%4."/>
+      <w:lvlJc w:val="left"/>
+      <w:pPr>
+        <w:ind w:left="2880" w:hanging="360"/>
+      </w:pPr>
+    </w:lvl>
+    <w:lvl w:ilvl="4" w:tplc="0C0A0019" w:tentative="1">
+      <w:start w:val="1"/>
+      <w:numFmt w:val="lowerLetter"/>
+      <w:lvlText w:val="%5."/>
+      <w:lvlJc w:val="left"/>
+      <w:pPr>
+        <w:ind w:left="3600" w:hanging="360"/>
+      </w:pPr>
+    </w:lvl>
+    <w:lvl w:ilvl="5" w:tplc="0C0A001B" w:tentative="1">
+      <w:start w:val="1"/>
+      <w:numFmt w:val="lowerRoman"/>
+      <w:lvlText w:val="%6."/>
+      <w:lvlJc w:val="right"/>
+      <w:pPr>
+        <w:ind w:left="4320" w:hanging="180"/>
+      </w:pPr>
+    </w:lvl>
+    <w:lvl w:ilvl="6" w:tplc="0C0A000F" w:tentative="1">
+      <w:start w:val="1"/>
+      <w:numFmt w:val="decimal"/>
+      <w:lvlText w:val="%7."/>
+      <w:lvlJc w:val="left"/>
+      <w:pPr>
+        <w:ind w:left="5040" w:hanging="360"/>
+      </w:pPr>
+    </w:lvl>
+    <w:lvl w:ilvl="7" w:tplc="0C0A0019" w:tentative="1">
+      <w:start w:val="1"/>
+      <w:numFmt w:val="lowerLetter"/>
+      <w:lvlText w:val="%8."/>
+      <w:lvlJc w:val="left"/>
+      <w:pPr>
+        <w:ind w:left="5760" w:hanging="360"/>
+      </w:pPr>
+    </w:lvl>
+    <w:lvl w:ilvl="8" w:tplc="0C0A001B" w:tentative="1">
+      <w:start w:val="1"/>
+      <w:numFmt w:val="lowerRoman"/>
+      <w:lvlText w:val="%9."/>
+      <w:lvlJc w:val="right"/>
+      <w:pPr>
+        <w:ind w:left="6480" w:hanging="180"/>
+      </w:pPr>
+    </w:lvl>
+  </w:abstractNum>
+  <w:abstractNum w:abstractNumId="11" w15:restartNumberingAfterBreak="0">
     <w:nsid w:val="44F81358"/>
     <w:multiLevelType w:val="hybridMultilevel"/>
     <w:tmpl w:val="848EA212"/>
@@ -4439,7 +8340,7 @@
       </w:pPr>
     </w:lvl>
   </w:abstractNum>
-  <w:abstractNum w:abstractNumId="4" w15:restartNumberingAfterBreak="0">
+  <w:abstractNum w:abstractNumId="12" w15:restartNumberingAfterBreak="0">
     <w:nsid w:val="4AAA2F9D"/>
     <w:multiLevelType w:val="hybridMultilevel"/>
     <w:tmpl w:val="A4A03738"/>
@@ -4525,7 +8426,550 @@
       </w:pPr>
     </w:lvl>
   </w:abstractNum>
-  <w:abstractNum w:abstractNumId="5" w15:restartNumberingAfterBreak="0">
+  <w:abstractNum w:abstractNumId="13" w15:restartNumberingAfterBreak="0">
+    <w:nsid w:val="4F5830DE"/>
+    <w:multiLevelType w:val="multilevel"/>
+    <w:tmpl w:val="26D2D2B8"/>
+    <w:lvl w:ilvl="0">
+      <w:start w:val="5"/>
+      <w:numFmt w:val="decimal"/>
+      <w:lvlText w:val="%1."/>
+      <w:lvlJc w:val="left"/>
+      <w:pPr>
+        <w:ind w:left="360" w:hanging="360"/>
+      </w:pPr>
+      <w:rPr>
+        <w:rFonts w:hint="default"/>
+      </w:rPr>
+    </w:lvl>
+    <w:lvl w:ilvl="1">
+      <w:start w:val="1"/>
+      <w:numFmt w:val="decimal"/>
+      <w:lvlText w:val="%1.%2."/>
+      <w:lvlJc w:val="left"/>
+      <w:pPr>
+        <w:ind w:left="792" w:hanging="432"/>
+      </w:pPr>
+      <w:rPr>
+        <w:rFonts w:hint="default"/>
+      </w:rPr>
+    </w:lvl>
+    <w:lvl w:ilvl="2">
+      <w:start w:val="1"/>
+      <w:numFmt w:val="decimal"/>
+      <w:lvlText w:val="%1.%2.%3."/>
+      <w:lvlJc w:val="left"/>
+      <w:pPr>
+        <w:ind w:left="1224" w:hanging="504"/>
+      </w:pPr>
+      <w:rPr>
+        <w:rFonts w:hint="default"/>
+      </w:rPr>
+    </w:lvl>
+    <w:lvl w:ilvl="3">
+      <w:start w:val="1"/>
+      <w:numFmt w:val="decimal"/>
+      <w:lvlText w:val="%1.%2.%3.%4."/>
+      <w:lvlJc w:val="left"/>
+      <w:pPr>
+        <w:ind w:left="1728" w:hanging="648"/>
+      </w:pPr>
+      <w:rPr>
+        <w:rFonts w:hint="default"/>
+      </w:rPr>
+    </w:lvl>
+    <w:lvl w:ilvl="4">
+      <w:start w:val="1"/>
+      <w:numFmt w:val="decimal"/>
+      <w:lvlText w:val="%1.%2.%3.%4.%5."/>
+      <w:lvlJc w:val="left"/>
+      <w:pPr>
+        <w:ind w:left="2232" w:hanging="792"/>
+      </w:pPr>
+      <w:rPr>
+        <w:rFonts w:hint="default"/>
+      </w:rPr>
+    </w:lvl>
+    <w:lvl w:ilvl="5">
+      <w:start w:val="1"/>
+      <w:numFmt w:val="decimal"/>
+      <w:lvlText w:val="%1.%2.%3.%4.%5.%6."/>
+      <w:lvlJc w:val="left"/>
+      <w:pPr>
+        <w:ind w:left="2736" w:hanging="936"/>
+      </w:pPr>
+      <w:rPr>
+        <w:rFonts w:hint="default"/>
+      </w:rPr>
+    </w:lvl>
+    <w:lvl w:ilvl="6">
+      <w:start w:val="1"/>
+      <w:numFmt w:val="decimal"/>
+      <w:lvlText w:val="%1.%2.%3.%4.%5.%6.%7."/>
+      <w:lvlJc w:val="left"/>
+      <w:pPr>
+        <w:ind w:left="3240" w:hanging="1080"/>
+      </w:pPr>
+      <w:rPr>
+        <w:rFonts w:hint="default"/>
+      </w:rPr>
+    </w:lvl>
+    <w:lvl w:ilvl="7">
+      <w:start w:val="1"/>
+      <w:numFmt w:val="decimal"/>
+      <w:lvlText w:val="%1.%2.%3.%4.%5.%6.%7.%8."/>
+      <w:lvlJc w:val="left"/>
+      <w:pPr>
+        <w:ind w:left="3744" w:hanging="1224"/>
+      </w:pPr>
+      <w:rPr>
+        <w:rFonts w:hint="default"/>
+      </w:rPr>
+    </w:lvl>
+    <w:lvl w:ilvl="8">
+      <w:start w:val="1"/>
+      <w:numFmt w:val="decimal"/>
+      <w:lvlText w:val="%1.%2.%3.%4.%5.%6.%7.%8.%9."/>
+      <w:lvlJc w:val="left"/>
+      <w:pPr>
+        <w:ind w:left="4320" w:hanging="1440"/>
+      </w:pPr>
+      <w:rPr>
+        <w:rFonts w:hint="default"/>
+      </w:rPr>
+    </w:lvl>
+  </w:abstractNum>
+  <w:abstractNum w:abstractNumId="14" w15:restartNumberingAfterBreak="0">
+    <w:nsid w:val="559C784E"/>
+    <w:multiLevelType w:val="multilevel"/>
+    <w:tmpl w:val="0C0A001F"/>
+    <w:lvl w:ilvl="0">
+      <w:start w:val="1"/>
+      <w:numFmt w:val="decimal"/>
+      <w:lvlText w:val="%1."/>
+      <w:lvlJc w:val="left"/>
+      <w:pPr>
+        <w:ind w:left="360" w:hanging="360"/>
+      </w:pPr>
+    </w:lvl>
+    <w:lvl w:ilvl="1">
+      <w:start w:val="1"/>
+      <w:numFmt w:val="decimal"/>
+      <w:lvlText w:val="%1.%2."/>
+      <w:lvlJc w:val="left"/>
+      <w:pPr>
+        <w:ind w:left="792" w:hanging="432"/>
+      </w:pPr>
+    </w:lvl>
+    <w:lvl w:ilvl="2">
+      <w:start w:val="1"/>
+      <w:numFmt w:val="decimal"/>
+      <w:lvlText w:val="%1.%2.%3."/>
+      <w:lvlJc w:val="left"/>
+      <w:pPr>
+        <w:ind w:left="1224" w:hanging="504"/>
+      </w:pPr>
+    </w:lvl>
+    <w:lvl w:ilvl="3">
+      <w:start w:val="1"/>
+      <w:numFmt w:val="decimal"/>
+      <w:lvlText w:val="%1.%2.%3.%4."/>
+      <w:lvlJc w:val="left"/>
+      <w:pPr>
+        <w:ind w:left="1728" w:hanging="648"/>
+      </w:pPr>
+    </w:lvl>
+    <w:lvl w:ilvl="4">
+      <w:start w:val="1"/>
+      <w:numFmt w:val="decimal"/>
+      <w:lvlText w:val="%1.%2.%3.%4.%5."/>
+      <w:lvlJc w:val="left"/>
+      <w:pPr>
+        <w:ind w:left="2232" w:hanging="792"/>
+      </w:pPr>
+    </w:lvl>
+    <w:lvl w:ilvl="5">
+      <w:start w:val="1"/>
+      <w:numFmt w:val="decimal"/>
+      <w:lvlText w:val="%1.%2.%3.%4.%5.%6."/>
+      <w:lvlJc w:val="left"/>
+      <w:pPr>
+        <w:ind w:left="2736" w:hanging="936"/>
+      </w:pPr>
+    </w:lvl>
+    <w:lvl w:ilvl="6">
+      <w:start w:val="1"/>
+      <w:numFmt w:val="decimal"/>
+      <w:lvlText w:val="%1.%2.%3.%4.%5.%6.%7."/>
+      <w:lvlJc w:val="left"/>
+      <w:pPr>
+        <w:ind w:left="3240" w:hanging="1080"/>
+      </w:pPr>
+    </w:lvl>
+    <w:lvl w:ilvl="7">
+      <w:start w:val="1"/>
+      <w:numFmt w:val="decimal"/>
+      <w:lvlText w:val="%1.%2.%3.%4.%5.%6.%7.%8."/>
+      <w:lvlJc w:val="left"/>
+      <w:pPr>
+        <w:ind w:left="3744" w:hanging="1224"/>
+      </w:pPr>
+    </w:lvl>
+    <w:lvl w:ilvl="8">
+      <w:start w:val="1"/>
+      <w:numFmt w:val="decimal"/>
+      <w:lvlText w:val="%1.%2.%3.%4.%5.%6.%7.%8.%9."/>
+      <w:lvlJc w:val="left"/>
+      <w:pPr>
+        <w:ind w:left="4320" w:hanging="1440"/>
+      </w:pPr>
+    </w:lvl>
+  </w:abstractNum>
+  <w:abstractNum w:abstractNumId="15" w15:restartNumberingAfterBreak="0">
+    <w:nsid w:val="55E17202"/>
+    <w:multiLevelType w:val="hybridMultilevel"/>
+    <w:tmpl w:val="06E866DA"/>
+    <w:lvl w:ilvl="0" w:tplc="0C0A000F">
+      <w:start w:val="1"/>
+      <w:numFmt w:val="decimal"/>
+      <w:lvlText w:val="%1."/>
+      <w:lvlJc w:val="left"/>
+      <w:pPr>
+        <w:ind w:left="720" w:hanging="360"/>
+      </w:pPr>
+    </w:lvl>
+    <w:lvl w:ilvl="1" w:tplc="0C0A0019" w:tentative="1">
+      <w:start w:val="1"/>
+      <w:numFmt w:val="lowerLetter"/>
+      <w:lvlText w:val="%2."/>
+      <w:lvlJc w:val="left"/>
+      <w:pPr>
+        <w:ind w:left="1440" w:hanging="360"/>
+      </w:pPr>
+    </w:lvl>
+    <w:lvl w:ilvl="2" w:tplc="0C0A001B" w:tentative="1">
+      <w:start w:val="1"/>
+      <w:numFmt w:val="lowerRoman"/>
+      <w:lvlText w:val="%3."/>
+      <w:lvlJc w:val="right"/>
+      <w:pPr>
+        <w:ind w:left="2160" w:hanging="180"/>
+      </w:pPr>
+    </w:lvl>
+    <w:lvl w:ilvl="3" w:tplc="0C0A000F" w:tentative="1">
+      <w:start w:val="1"/>
+      <w:numFmt w:val="decimal"/>
+      <w:lvlText w:val="%4."/>
+      <w:lvlJc w:val="left"/>
+      <w:pPr>
+        <w:ind w:left="2880" w:hanging="360"/>
+      </w:pPr>
+    </w:lvl>
+    <w:lvl w:ilvl="4" w:tplc="0C0A0019" w:tentative="1">
+      <w:start w:val="1"/>
+      <w:numFmt w:val="lowerLetter"/>
+      <w:lvlText w:val="%5."/>
+      <w:lvlJc w:val="left"/>
+      <w:pPr>
+        <w:ind w:left="3600" w:hanging="360"/>
+      </w:pPr>
+    </w:lvl>
+    <w:lvl w:ilvl="5" w:tplc="0C0A001B" w:tentative="1">
+      <w:start w:val="1"/>
+      <w:numFmt w:val="lowerRoman"/>
+      <w:lvlText w:val="%6."/>
+      <w:lvlJc w:val="right"/>
+      <w:pPr>
+        <w:ind w:left="4320" w:hanging="180"/>
+      </w:pPr>
+    </w:lvl>
+    <w:lvl w:ilvl="6" w:tplc="0C0A000F" w:tentative="1">
+      <w:start w:val="1"/>
+      <w:numFmt w:val="decimal"/>
+      <w:lvlText w:val="%7."/>
+      <w:lvlJc w:val="left"/>
+      <w:pPr>
+        <w:ind w:left="5040" w:hanging="360"/>
+      </w:pPr>
+    </w:lvl>
+    <w:lvl w:ilvl="7" w:tplc="0C0A0019" w:tentative="1">
+      <w:start w:val="1"/>
+      <w:numFmt w:val="lowerLetter"/>
+      <w:lvlText w:val="%8."/>
+      <w:lvlJc w:val="left"/>
+      <w:pPr>
+        <w:ind w:left="5760" w:hanging="360"/>
+      </w:pPr>
+    </w:lvl>
+    <w:lvl w:ilvl="8" w:tplc="0C0A001B" w:tentative="1">
+      <w:start w:val="1"/>
+      <w:numFmt w:val="lowerRoman"/>
+      <w:lvlText w:val="%9."/>
+      <w:lvlJc w:val="right"/>
+      <w:pPr>
+        <w:ind w:left="6480" w:hanging="180"/>
+      </w:pPr>
+    </w:lvl>
+  </w:abstractNum>
+  <w:abstractNum w:abstractNumId="16" w15:restartNumberingAfterBreak="0">
+    <w:nsid w:val="570066EB"/>
+    <w:multiLevelType w:val="hybridMultilevel"/>
+    <w:tmpl w:val="31ACE638"/>
+    <w:lvl w:ilvl="0" w:tplc="0C0A000F">
+      <w:start w:val="1"/>
+      <w:numFmt w:val="decimal"/>
+      <w:lvlText w:val="%1."/>
+      <w:lvlJc w:val="left"/>
+      <w:pPr>
+        <w:ind w:left="720" w:hanging="360"/>
+      </w:pPr>
+    </w:lvl>
+    <w:lvl w:ilvl="1" w:tplc="0C0A0019" w:tentative="1">
+      <w:start w:val="1"/>
+      <w:numFmt w:val="lowerLetter"/>
+      <w:lvlText w:val="%2."/>
+      <w:lvlJc w:val="left"/>
+      <w:pPr>
+        <w:ind w:left="1440" w:hanging="360"/>
+      </w:pPr>
+    </w:lvl>
+    <w:lvl w:ilvl="2" w:tplc="0C0A001B" w:tentative="1">
+      <w:start w:val="1"/>
+      <w:numFmt w:val="lowerRoman"/>
+      <w:lvlText w:val="%3."/>
+      <w:lvlJc w:val="right"/>
+      <w:pPr>
+        <w:ind w:left="2160" w:hanging="180"/>
+      </w:pPr>
+    </w:lvl>
+    <w:lvl w:ilvl="3" w:tplc="0C0A000F" w:tentative="1">
+      <w:start w:val="1"/>
+      <w:numFmt w:val="decimal"/>
+      <w:lvlText w:val="%4."/>
+      <w:lvlJc w:val="left"/>
+      <w:pPr>
+        <w:ind w:left="2880" w:hanging="360"/>
+      </w:pPr>
+    </w:lvl>
+    <w:lvl w:ilvl="4" w:tplc="0C0A0019" w:tentative="1">
+      <w:start w:val="1"/>
+      <w:numFmt w:val="lowerLetter"/>
+      <w:lvlText w:val="%5."/>
+      <w:lvlJc w:val="left"/>
+      <w:pPr>
+        <w:ind w:left="3600" w:hanging="360"/>
+      </w:pPr>
+    </w:lvl>
+    <w:lvl w:ilvl="5" w:tplc="0C0A001B" w:tentative="1">
+      <w:start w:val="1"/>
+      <w:numFmt w:val="lowerRoman"/>
+      <w:lvlText w:val="%6."/>
+      <w:lvlJc w:val="right"/>
+      <w:pPr>
+        <w:ind w:left="4320" w:hanging="180"/>
+      </w:pPr>
+    </w:lvl>
+    <w:lvl w:ilvl="6" w:tplc="0C0A000F" w:tentative="1">
+      <w:start w:val="1"/>
+      <w:numFmt w:val="decimal"/>
+      <w:lvlText w:val="%7."/>
+      <w:lvlJc w:val="left"/>
+      <w:pPr>
+        <w:ind w:left="5040" w:hanging="360"/>
+      </w:pPr>
+    </w:lvl>
+    <w:lvl w:ilvl="7" w:tplc="0C0A0019" w:tentative="1">
+      <w:start w:val="1"/>
+      <w:numFmt w:val="lowerLetter"/>
+      <w:lvlText w:val="%8."/>
+      <w:lvlJc w:val="left"/>
+      <w:pPr>
+        <w:ind w:left="5760" w:hanging="360"/>
+      </w:pPr>
+    </w:lvl>
+    <w:lvl w:ilvl="8" w:tplc="0C0A001B" w:tentative="1">
+      <w:start w:val="1"/>
+      <w:numFmt w:val="lowerRoman"/>
+      <w:lvlText w:val="%9."/>
+      <w:lvlJc w:val="right"/>
+      <w:pPr>
+        <w:ind w:left="6480" w:hanging="180"/>
+      </w:pPr>
+    </w:lvl>
+  </w:abstractNum>
+  <w:abstractNum w:abstractNumId="17" w15:restartNumberingAfterBreak="0">
+    <w:nsid w:val="61D74AF6"/>
+    <w:multiLevelType w:val="multilevel"/>
+    <w:tmpl w:val="0C0A001F"/>
+    <w:lvl w:ilvl="0">
+      <w:start w:val="1"/>
+      <w:numFmt w:val="decimal"/>
+      <w:lvlText w:val="%1."/>
+      <w:lvlJc w:val="left"/>
+      <w:pPr>
+        <w:ind w:left="360" w:hanging="360"/>
+      </w:pPr>
+    </w:lvl>
+    <w:lvl w:ilvl="1">
+      <w:start w:val="1"/>
+      <w:numFmt w:val="decimal"/>
+      <w:lvlText w:val="%1.%2."/>
+      <w:lvlJc w:val="left"/>
+      <w:pPr>
+        <w:ind w:left="792" w:hanging="432"/>
+      </w:pPr>
+    </w:lvl>
+    <w:lvl w:ilvl="2">
+      <w:start w:val="1"/>
+      <w:numFmt w:val="decimal"/>
+      <w:lvlText w:val="%1.%2.%3."/>
+      <w:lvlJc w:val="left"/>
+      <w:pPr>
+        <w:ind w:left="1224" w:hanging="504"/>
+      </w:pPr>
+    </w:lvl>
+    <w:lvl w:ilvl="3">
+      <w:start w:val="1"/>
+      <w:numFmt w:val="decimal"/>
+      <w:lvlText w:val="%1.%2.%3.%4."/>
+      <w:lvlJc w:val="left"/>
+      <w:pPr>
+        <w:ind w:left="1728" w:hanging="648"/>
+      </w:pPr>
+    </w:lvl>
+    <w:lvl w:ilvl="4">
+      <w:start w:val="1"/>
+      <w:numFmt w:val="decimal"/>
+      <w:lvlText w:val="%1.%2.%3.%4.%5."/>
+      <w:lvlJc w:val="left"/>
+      <w:pPr>
+        <w:ind w:left="2232" w:hanging="792"/>
+      </w:pPr>
+    </w:lvl>
+    <w:lvl w:ilvl="5">
+      <w:start w:val="1"/>
+      <w:numFmt w:val="decimal"/>
+      <w:lvlText w:val="%1.%2.%3.%4.%5.%6."/>
+      <w:lvlJc w:val="left"/>
+      <w:pPr>
+        <w:ind w:left="2736" w:hanging="936"/>
+      </w:pPr>
+    </w:lvl>
+    <w:lvl w:ilvl="6">
+      <w:start w:val="1"/>
+      <w:numFmt w:val="decimal"/>
+      <w:lvlText w:val="%1.%2.%3.%4.%5.%6.%7."/>
+      <w:lvlJc w:val="left"/>
+      <w:pPr>
+        <w:ind w:left="3240" w:hanging="1080"/>
+      </w:pPr>
+    </w:lvl>
+    <w:lvl w:ilvl="7">
+      <w:start w:val="1"/>
+      <w:numFmt w:val="decimal"/>
+      <w:lvlText w:val="%1.%2.%3.%4.%5.%6.%7.%8."/>
+      <w:lvlJc w:val="left"/>
+      <w:pPr>
+        <w:ind w:left="3744" w:hanging="1224"/>
+      </w:pPr>
+    </w:lvl>
+    <w:lvl w:ilvl="8">
+      <w:start w:val="1"/>
+      <w:numFmt w:val="decimal"/>
+      <w:lvlText w:val="%1.%2.%3.%4.%5.%6.%7.%8.%9."/>
+      <w:lvlJc w:val="left"/>
+      <w:pPr>
+        <w:ind w:left="4320" w:hanging="1440"/>
+      </w:pPr>
+    </w:lvl>
+  </w:abstractNum>
+  <w:abstractNum w:abstractNumId="18" w15:restartNumberingAfterBreak="0">
+    <w:nsid w:val="6B492D89"/>
+    <w:multiLevelType w:val="multilevel"/>
+    <w:tmpl w:val="0C0A001F"/>
+    <w:lvl w:ilvl="0">
+      <w:start w:val="1"/>
+      <w:numFmt w:val="decimal"/>
+      <w:lvlText w:val="%1."/>
+      <w:lvlJc w:val="left"/>
+      <w:pPr>
+        <w:ind w:left="360" w:hanging="360"/>
+      </w:pPr>
+    </w:lvl>
+    <w:lvl w:ilvl="1">
+      <w:start w:val="1"/>
+      <w:numFmt w:val="decimal"/>
+      <w:lvlText w:val="%1.%2."/>
+      <w:lvlJc w:val="left"/>
+      <w:pPr>
+        <w:ind w:left="792" w:hanging="432"/>
+      </w:pPr>
+    </w:lvl>
+    <w:lvl w:ilvl="2">
+      <w:start w:val="1"/>
+      <w:numFmt w:val="decimal"/>
+      <w:lvlText w:val="%1.%2.%3."/>
+      <w:lvlJc w:val="left"/>
+      <w:pPr>
+        <w:ind w:left="1224" w:hanging="504"/>
+      </w:pPr>
+    </w:lvl>
+    <w:lvl w:ilvl="3">
+      <w:start w:val="1"/>
+      <w:numFmt w:val="decimal"/>
+      <w:lvlText w:val="%1.%2.%3.%4."/>
+      <w:lvlJc w:val="left"/>
+      <w:pPr>
+        <w:ind w:left="1728" w:hanging="648"/>
+      </w:pPr>
+    </w:lvl>
+    <w:lvl w:ilvl="4">
+      <w:start w:val="1"/>
+      <w:numFmt w:val="decimal"/>
+      <w:lvlText w:val="%1.%2.%3.%4.%5."/>
+      <w:lvlJc w:val="left"/>
+      <w:pPr>
+        <w:ind w:left="2232" w:hanging="792"/>
+      </w:pPr>
+    </w:lvl>
+    <w:lvl w:ilvl="5">
+      <w:start w:val="1"/>
+      <w:numFmt w:val="decimal"/>
+      <w:lvlText w:val="%1.%2.%3.%4.%5.%6."/>
+      <w:lvlJc w:val="left"/>
+      <w:pPr>
+        <w:ind w:left="2736" w:hanging="936"/>
+      </w:pPr>
+    </w:lvl>
+    <w:lvl w:ilvl="6">
+      <w:start w:val="1"/>
+      <w:numFmt w:val="decimal"/>
+      <w:lvlText w:val="%1.%2.%3.%4.%5.%6.%7."/>
+      <w:lvlJc w:val="left"/>
+      <w:pPr>
+        <w:ind w:left="3240" w:hanging="1080"/>
+      </w:pPr>
+    </w:lvl>
+    <w:lvl w:ilvl="7">
+      <w:start w:val="1"/>
+      <w:numFmt w:val="decimal"/>
+      <w:lvlText w:val="%1.%2.%3.%4.%5.%6.%7.%8."/>
+      <w:lvlJc w:val="left"/>
+      <w:pPr>
+        <w:ind w:left="3744" w:hanging="1224"/>
+      </w:pPr>
+    </w:lvl>
+    <w:lvl w:ilvl="8">
+      <w:start w:val="1"/>
+      <w:numFmt w:val="decimal"/>
+      <w:lvlText w:val="%1.%2.%3.%4.%5.%6.%7.%8.%9."/>
+      <w:lvlJc w:val="left"/>
+      <w:pPr>
+        <w:ind w:left="4320" w:hanging="1440"/>
+      </w:pPr>
+    </w:lvl>
+  </w:abstractNum>
+  <w:abstractNum w:abstractNumId="19" w15:restartNumberingAfterBreak="0">
     <w:nsid w:val="6F1D0658"/>
     <w:multiLevelType w:val="multilevel"/>
     <w:tmpl w:val="F9026228"/>
@@ -4638,23 +9082,336 @@
       </w:pPr>
     </w:lvl>
   </w:abstractNum>
+  <w:abstractNum w:abstractNumId="20" w15:restartNumberingAfterBreak="0">
+    <w:nsid w:val="6F2C48E4"/>
+    <w:multiLevelType w:val="multilevel"/>
+    <w:tmpl w:val="0C0A001F"/>
+    <w:lvl w:ilvl="0">
+      <w:start w:val="1"/>
+      <w:numFmt w:val="decimal"/>
+      <w:lvlText w:val="%1."/>
+      <w:lvlJc w:val="left"/>
+      <w:pPr>
+        <w:ind w:left="360" w:hanging="360"/>
+      </w:pPr>
+    </w:lvl>
+    <w:lvl w:ilvl="1">
+      <w:start w:val="1"/>
+      <w:numFmt w:val="decimal"/>
+      <w:lvlText w:val="%1.%2."/>
+      <w:lvlJc w:val="left"/>
+      <w:pPr>
+        <w:ind w:left="792" w:hanging="432"/>
+      </w:pPr>
+    </w:lvl>
+    <w:lvl w:ilvl="2">
+      <w:start w:val="1"/>
+      <w:numFmt w:val="decimal"/>
+      <w:lvlText w:val="%1.%2.%3."/>
+      <w:lvlJc w:val="left"/>
+      <w:pPr>
+        <w:ind w:left="1224" w:hanging="504"/>
+      </w:pPr>
+    </w:lvl>
+    <w:lvl w:ilvl="3">
+      <w:start w:val="1"/>
+      <w:numFmt w:val="decimal"/>
+      <w:lvlText w:val="%1.%2.%3.%4."/>
+      <w:lvlJc w:val="left"/>
+      <w:pPr>
+        <w:ind w:left="1728" w:hanging="648"/>
+      </w:pPr>
+    </w:lvl>
+    <w:lvl w:ilvl="4">
+      <w:start w:val="1"/>
+      <w:numFmt w:val="decimal"/>
+      <w:lvlText w:val="%1.%2.%3.%4.%5."/>
+      <w:lvlJc w:val="left"/>
+      <w:pPr>
+        <w:ind w:left="2232" w:hanging="792"/>
+      </w:pPr>
+    </w:lvl>
+    <w:lvl w:ilvl="5">
+      <w:start w:val="1"/>
+      <w:numFmt w:val="decimal"/>
+      <w:lvlText w:val="%1.%2.%3.%4.%5.%6."/>
+      <w:lvlJc w:val="left"/>
+      <w:pPr>
+        <w:ind w:left="2736" w:hanging="936"/>
+      </w:pPr>
+    </w:lvl>
+    <w:lvl w:ilvl="6">
+      <w:start w:val="1"/>
+      <w:numFmt w:val="decimal"/>
+      <w:lvlText w:val="%1.%2.%3.%4.%5.%6.%7."/>
+      <w:lvlJc w:val="left"/>
+      <w:pPr>
+        <w:ind w:left="3240" w:hanging="1080"/>
+      </w:pPr>
+    </w:lvl>
+    <w:lvl w:ilvl="7">
+      <w:start w:val="1"/>
+      <w:numFmt w:val="decimal"/>
+      <w:lvlText w:val="%1.%2.%3.%4.%5.%6.%7.%8."/>
+      <w:lvlJc w:val="left"/>
+      <w:pPr>
+        <w:ind w:left="3744" w:hanging="1224"/>
+      </w:pPr>
+    </w:lvl>
+    <w:lvl w:ilvl="8">
+      <w:start w:val="1"/>
+      <w:numFmt w:val="decimal"/>
+      <w:lvlText w:val="%1.%2.%3.%4.%5.%6.%7.%8.%9."/>
+      <w:lvlJc w:val="left"/>
+      <w:pPr>
+        <w:ind w:left="4320" w:hanging="1440"/>
+      </w:pPr>
+    </w:lvl>
+  </w:abstractNum>
+  <w:abstractNum w:abstractNumId="21" w15:restartNumberingAfterBreak="0">
+    <w:nsid w:val="71687E1E"/>
+    <w:multiLevelType w:val="hybridMultilevel"/>
+    <w:tmpl w:val="8FB47B8E"/>
+    <w:lvl w:ilvl="0" w:tplc="0C0A000F">
+      <w:start w:val="1"/>
+      <w:numFmt w:val="decimal"/>
+      <w:lvlText w:val="%1."/>
+      <w:lvlJc w:val="left"/>
+      <w:pPr>
+        <w:ind w:left="720" w:hanging="360"/>
+      </w:pPr>
+      <w:rPr>
+        <w:rFonts w:hint="default"/>
+        <w:u w:val="none"/>
+      </w:rPr>
+    </w:lvl>
+    <w:lvl w:ilvl="1" w:tplc="0C0A0019" w:tentative="1">
+      <w:start w:val="1"/>
+      <w:numFmt w:val="lowerLetter"/>
+      <w:lvlText w:val="%2."/>
+      <w:lvlJc w:val="left"/>
+      <w:pPr>
+        <w:ind w:left="1440" w:hanging="360"/>
+      </w:pPr>
+    </w:lvl>
+    <w:lvl w:ilvl="2" w:tplc="0C0A001B" w:tentative="1">
+      <w:start w:val="1"/>
+      <w:numFmt w:val="lowerRoman"/>
+      <w:lvlText w:val="%3."/>
+      <w:lvlJc w:val="right"/>
+      <w:pPr>
+        <w:ind w:left="2160" w:hanging="180"/>
+      </w:pPr>
+    </w:lvl>
+    <w:lvl w:ilvl="3" w:tplc="0C0A000F" w:tentative="1">
+      <w:start w:val="1"/>
+      <w:numFmt w:val="decimal"/>
+      <w:lvlText w:val="%4."/>
+      <w:lvlJc w:val="left"/>
+      <w:pPr>
+        <w:ind w:left="2880" w:hanging="360"/>
+      </w:pPr>
+    </w:lvl>
+    <w:lvl w:ilvl="4" w:tplc="0C0A0019" w:tentative="1">
+      <w:start w:val="1"/>
+      <w:numFmt w:val="lowerLetter"/>
+      <w:lvlText w:val="%5."/>
+      <w:lvlJc w:val="left"/>
+      <w:pPr>
+        <w:ind w:left="3600" w:hanging="360"/>
+      </w:pPr>
+    </w:lvl>
+    <w:lvl w:ilvl="5" w:tplc="0C0A001B" w:tentative="1">
+      <w:start w:val="1"/>
+      <w:numFmt w:val="lowerRoman"/>
+      <w:lvlText w:val="%6."/>
+      <w:lvlJc w:val="right"/>
+      <w:pPr>
+        <w:ind w:left="4320" w:hanging="180"/>
+      </w:pPr>
+    </w:lvl>
+    <w:lvl w:ilvl="6" w:tplc="0C0A000F" w:tentative="1">
+      <w:start w:val="1"/>
+      <w:numFmt w:val="decimal"/>
+      <w:lvlText w:val="%7."/>
+      <w:lvlJc w:val="left"/>
+      <w:pPr>
+        <w:ind w:left="5040" w:hanging="360"/>
+      </w:pPr>
+    </w:lvl>
+    <w:lvl w:ilvl="7" w:tplc="0C0A0019" w:tentative="1">
+      <w:start w:val="1"/>
+      <w:numFmt w:val="lowerLetter"/>
+      <w:lvlText w:val="%8."/>
+      <w:lvlJc w:val="left"/>
+      <w:pPr>
+        <w:ind w:left="5760" w:hanging="360"/>
+      </w:pPr>
+    </w:lvl>
+    <w:lvl w:ilvl="8" w:tplc="0C0A001B" w:tentative="1">
+      <w:start w:val="1"/>
+      <w:numFmt w:val="lowerRoman"/>
+      <w:lvlText w:val="%9."/>
+      <w:lvlJc w:val="right"/>
+      <w:pPr>
+        <w:ind w:left="6480" w:hanging="180"/>
+      </w:pPr>
+    </w:lvl>
+  </w:abstractNum>
+  <w:abstractNum w:abstractNumId="22" w15:restartNumberingAfterBreak="0">
+    <w:nsid w:val="7C243B33"/>
+    <w:multiLevelType w:val="multilevel"/>
+    <w:tmpl w:val="0C0A001F"/>
+    <w:lvl w:ilvl="0">
+      <w:start w:val="1"/>
+      <w:numFmt w:val="decimal"/>
+      <w:lvlText w:val="%1."/>
+      <w:lvlJc w:val="left"/>
+      <w:pPr>
+        <w:ind w:left="360" w:hanging="360"/>
+      </w:pPr>
+    </w:lvl>
+    <w:lvl w:ilvl="1">
+      <w:start w:val="1"/>
+      <w:numFmt w:val="decimal"/>
+      <w:lvlText w:val="%1.%2."/>
+      <w:lvlJc w:val="left"/>
+      <w:pPr>
+        <w:ind w:left="792" w:hanging="432"/>
+      </w:pPr>
+    </w:lvl>
+    <w:lvl w:ilvl="2">
+      <w:start w:val="1"/>
+      <w:numFmt w:val="decimal"/>
+      <w:lvlText w:val="%1.%2.%3."/>
+      <w:lvlJc w:val="left"/>
+      <w:pPr>
+        <w:ind w:left="1224" w:hanging="504"/>
+      </w:pPr>
+    </w:lvl>
+    <w:lvl w:ilvl="3">
+      <w:start w:val="1"/>
+      <w:numFmt w:val="decimal"/>
+      <w:lvlText w:val="%1.%2.%3.%4."/>
+      <w:lvlJc w:val="left"/>
+      <w:pPr>
+        <w:ind w:left="1728" w:hanging="648"/>
+      </w:pPr>
+    </w:lvl>
+    <w:lvl w:ilvl="4">
+      <w:start w:val="1"/>
+      <w:numFmt w:val="decimal"/>
+      <w:lvlText w:val="%1.%2.%3.%4.%5."/>
+      <w:lvlJc w:val="left"/>
+      <w:pPr>
+        <w:ind w:left="2232" w:hanging="792"/>
+      </w:pPr>
+    </w:lvl>
+    <w:lvl w:ilvl="5">
+      <w:start w:val="1"/>
+      <w:numFmt w:val="decimal"/>
+      <w:lvlText w:val="%1.%2.%3.%4.%5.%6."/>
+      <w:lvlJc w:val="left"/>
+      <w:pPr>
+        <w:ind w:left="2736" w:hanging="936"/>
+      </w:pPr>
+    </w:lvl>
+    <w:lvl w:ilvl="6">
+      <w:start w:val="1"/>
+      <w:numFmt w:val="decimal"/>
+      <w:lvlText w:val="%1.%2.%3.%4.%5.%6.%7."/>
+      <w:lvlJc w:val="left"/>
+      <w:pPr>
+        <w:ind w:left="3240" w:hanging="1080"/>
+      </w:pPr>
+    </w:lvl>
+    <w:lvl w:ilvl="7">
+      <w:start w:val="1"/>
+      <w:numFmt w:val="decimal"/>
+      <w:lvlText w:val="%1.%2.%3.%4.%5.%6.%7.%8."/>
+      <w:lvlJc w:val="left"/>
+      <w:pPr>
+        <w:ind w:left="3744" w:hanging="1224"/>
+      </w:pPr>
+    </w:lvl>
+    <w:lvl w:ilvl="8">
+      <w:start w:val="1"/>
+      <w:numFmt w:val="decimal"/>
+      <w:lvlText w:val="%1.%2.%3.%4.%5.%6.%7.%8.%9."/>
+      <w:lvlJc w:val="left"/>
+      <w:pPr>
+        <w:ind w:left="4320" w:hanging="1440"/>
+      </w:pPr>
+    </w:lvl>
+  </w:abstractNum>
   <w:num w:numId="1" w16cid:durableId="315039026">
+    <w:abstractNumId w:val="19"/>
+  </w:num>
+  <w:num w:numId="2" w16cid:durableId="226847585">
+    <w:abstractNumId w:val="11"/>
+  </w:num>
+  <w:num w:numId="3" w16cid:durableId="502400350">
+    <w:abstractNumId w:val="3"/>
+  </w:num>
+  <w:num w:numId="4" w16cid:durableId="1920210026">
+    <w:abstractNumId w:val="12"/>
+  </w:num>
+  <w:num w:numId="5" w16cid:durableId="1151412754">
     <w:abstractNumId w:val="5"/>
   </w:num>
-  <w:num w:numId="2" w16cid:durableId="226847585">
-    <w:abstractNumId w:val="3"/>
+  <w:num w:numId="6" w16cid:durableId="439878087">
+    <w:abstractNumId w:val="7"/>
   </w:num>
-  <w:num w:numId="3" w16cid:durableId="502400350">
+  <w:num w:numId="7" w16cid:durableId="327949300">
+    <w:abstractNumId w:val="4"/>
+  </w:num>
+  <w:num w:numId="8" w16cid:durableId="166091587">
+    <w:abstractNumId w:val="16"/>
+  </w:num>
+  <w:num w:numId="9" w16cid:durableId="1440293467">
+    <w:abstractNumId w:val="21"/>
+  </w:num>
+  <w:num w:numId="10" w16cid:durableId="1105733218">
+    <w:abstractNumId w:val="10"/>
+  </w:num>
+  <w:num w:numId="11" w16cid:durableId="176816796">
+    <w:abstractNumId w:val="15"/>
+  </w:num>
+  <w:num w:numId="12" w16cid:durableId="233009353">
     <w:abstractNumId w:val="0"/>
   </w:num>
-  <w:num w:numId="4" w16cid:durableId="1920210026">
-    <w:abstractNumId w:val="4"/>
+  <w:num w:numId="13" w16cid:durableId="246502689">
+    <w:abstractNumId w:val="18"/>
   </w:num>
-  <w:num w:numId="5" w16cid:durableId="1151412754">
+  <w:num w:numId="14" w16cid:durableId="1937595883">
+    <w:abstractNumId w:val="8"/>
+  </w:num>
+  <w:num w:numId="15" w16cid:durableId="561910217">
+    <w:abstractNumId w:val="20"/>
+  </w:num>
+  <w:num w:numId="16" w16cid:durableId="2119175526">
+    <w:abstractNumId w:val="2"/>
+  </w:num>
+  <w:num w:numId="17" w16cid:durableId="612831860">
     <w:abstractNumId w:val="1"/>
   </w:num>
-  <w:num w:numId="6" w16cid:durableId="439878087">
-    <w:abstractNumId w:val="2"/>
+  <w:num w:numId="18" w16cid:durableId="1212620145">
+    <w:abstractNumId w:val="9"/>
+  </w:num>
+  <w:num w:numId="19" w16cid:durableId="1438215231">
+    <w:abstractNumId w:val="6"/>
+  </w:num>
+  <w:num w:numId="20" w16cid:durableId="664360731">
+    <w:abstractNumId w:val="22"/>
+  </w:num>
+  <w:num w:numId="21" w16cid:durableId="1071271796">
+    <w:abstractNumId w:val="14"/>
+  </w:num>
+  <w:num w:numId="22" w16cid:durableId="993794491">
+    <w:abstractNumId w:val="17"/>
+  </w:num>
+  <w:num w:numId="23" w16cid:durableId="1257640145">
+    <w:abstractNumId w:val="13"/>
   </w:num>
 </w:numbering>
 </file>
@@ -5144,7 +9901,6 @@
     <w:next w:val="Normal"/>
     <w:link w:val="Ttulo4Car"/>
     <w:uiPriority w:val="9"/>
-    <w:semiHidden/>
     <w:unhideWhenUsed/>
     <w:qFormat/>
     <w:rsid w:val="00E85FE4"/>
@@ -5168,7 +9924,6 @@
     <w:next w:val="Normal"/>
     <w:link w:val="Ttulo5Car"/>
     <w:uiPriority w:val="9"/>
-    <w:semiHidden/>
     <w:unhideWhenUsed/>
     <w:qFormat/>
     <w:rsid w:val="00C74D25"/>
@@ -5348,7 +10103,6 @@
     <w:basedOn w:val="Fuentedeprrafopredeter"/>
     <w:link w:val="Ttulo4"/>
     <w:uiPriority w:val="9"/>
-    <w:semiHidden/>
     <w:rsid w:val="00E85FE4"/>
     <w:rPr>
       <w:rFonts w:ascii="Arial" w:hAnsi="Arial"/>
@@ -5362,7 +10116,6 @@
     <w:basedOn w:val="Fuentedeprrafopredeter"/>
     <w:link w:val="Ttulo5"/>
     <w:uiPriority w:val="9"/>
-    <w:semiHidden/>
     <w:rsid w:val="00C74D25"/>
     <w:rPr>
       <w:caps/>
@@ -5855,6 +10608,18 @@
       <w:ind w:left="400"/>
     </w:pPr>
   </w:style>
+  <w:style w:type="character" w:styleId="Mencinsinresolver">
+    <w:name w:val="Unresolved Mention"/>
+    <w:basedOn w:val="Fuentedeprrafopredeter"/>
+    <w:uiPriority w:val="99"/>
+    <w:semiHidden/>
+    <w:unhideWhenUsed/>
+    <w:rsid w:val="00022C79"/>
+    <w:rPr>
+      <w:color w:val="605E5C"/>
+      <w:shd w:val="clear" w:color="auto" w:fill="E1DFDD"/>
+    </w:rPr>
+  </w:style>
 </w:styles>
 </file>
 
